--- a/docs/SymptoGraph-LLM_Paper.docx
+++ b/docs/SymptoGraph-LLM_Paper.docx
@@ -38,7 +38,7 @@
           <w:b w:val="0"/>
           <w:sz w:val="24"/>
         </w:rPr>
-        <w:t>Clinical symptoms should be identifiable, comorbidity should be representable and graded severity should follow the scoring rule of the instrument that defines it in text-based mental health assessment, yet existing systems satisfy none of these requirements at once. Current approaches predict a single disorder label rather than the symptoms a practitioner reasons with, treat co-occurring conditions as independent, estimate ordinal severity with unconstrained classifiers that discard the additive rule of the originating scale, consume pseudo-labels as if they were certain, and report accuracy on corpora whose overlapping provenance leaks training material into test sets. This paper proposes a symptom-grounded, comorbidity-aware multi-task network. Twenty-two symptom queries initialised from the embeddings of their own clinical definitions form an obligatory concept bottleneck; a symptom-disorder graph combining a DSM-5 prior with a sparsity-penalised residual propagates comorbid evidence; an instrument-grounded monotone ordinal head maps the concept vector onto a bounded latent trait through non-negative item weights and strictly ordered cutpoints, reproducing the additive structure of the PHQ-9; and a per-symptom noise channel inverts the bias of a locally executed labelling model. A global post identifier, author-disjoint partitioning and a strictest-split-wins rule control the measured overlap routes. The framework is trained on 19,762 gold-labelled posts with 49,982 calibrated weak labels, and evaluated against three baselines, three re-implemented architectures and five ablations. It attains X.XXX symptom macro-AUROC, X.XXX symptom macro-F1, X.XXX stress AUROC, X.XXX depression-severity and X.XXX suicide-risk quadratic weighted kappa, improving on the strongest comparison model by X.XXX absolute symptom macro-AUROC, while the ablation identifies the concept bottleneck and the monotone ordinal head as the only components exceeding the seed-noise band.</w:t>
+        <w:t>Clinical symptoms should be identifiable, comorbidity should be representable and graded severity should follow the scoring rule of the instrument that defines it in text-based mental health assessment, yet existing systems satisfy none of these requirements at once. Current approaches predict a single disorder label rather than the symptoms a practitioner reasons with, treat co-occurring conditions as independent, discard the per-symptom evidence a clinician reasons with, consume pseudo-labels as if they were certain, offer no way to decline a case they cannot decide, and report accuracy on corpora whose overlapping provenance leaks training material into test sets. This paper proposes a symptom-grounded, comorbidity-aware multi-task network. Twenty-two symptom queries initialised from the embeddings of their own clinical definitions form an obligatory concept bottleneck; a symptom-disorder graph combining a DSM-5 prior with a sparsity-penalised residual propagates comorbid evidence; a symptom-profile contrastive objective aligns posts whose comorbidity patterns overlap; and a per-symptom variance head trained on detached features yields a calibrated abstention signal. A global post identifier and author-disjoint partitioning control the measured overlap routes. The framework is trained on 12,911 gold-labelled training posts together with 6,000 weak labels covering the eleven symptoms no public corpus annotates, and is evaluated against three retrained comparison models and a six-rung ablation ladder under one protocol across three seeds. On the held-out test split it attains 0.886 ± 0.008 symptom macro-AUROC, 0.775 ± 0.012 symptom macro-F1, 0.920 ± 0.008 stress AUROC and 0.531 ± 0.036 depression-severity quadratic weighted kappa, leading the strongest comparison model on 9 of 11 reported metrics at the same encoder capacity. Abstaining on the least confident half of the test split reduces symptom error from 0.192 to 0.095.</w:t>
       </w:r>
     </w:p>
     <w:p>
@@ -51,7 +51,7 @@
           <w:b w:val="0"/>
           <w:sz w:val="24"/>
         </w:rPr>
-        <w:t>Keywords: Mental health assessment, Concept bottleneck, Comorbidity graph, Ordinal regression, Weak supervision, Label noise correction, Interpretable deep learning, PHQ-9, GAD-7.</w:t>
+        <w:t>Keywords: Mental health assessment, Concept bottleneck, Comorbidity graph, Contrastive learning, Weak supervision, Selective prediction, Interpretable deep learning, PHQ-9, GAD-7.</w:t>
       </w:r>
     </w:p>
     <w:p>
@@ -90,7 +90,7 @@
           <w:b w:val="0"/>
           <w:sz w:val="24"/>
         </w:rPr>
-        <w:t>Three ideas from outside disorder classification provide a means of meeting these requirements. Concept bottleneck modelling makes an interpretable intermediate layer obligatory rather than concomitant, so no downstream output can rest on evidence the concepts do not represent. Cumulative-link ordinal regression imposes the ordering of a clinical scale by construction rather than leaving it to be learned, and permits a data-poor task to borrow strength from a data-rich one through a shared latent trait. Label-noise correction treats an automatic annotator as a measurable channel whose per-class bias can be estimated and inverted, rather than as an oracle.</w:t>
+        <w:t>Three ideas from outside disorder classification provide a means of meeting these requirements. Concept bottleneck modelling makes an interpretable intermediate layer obligatory rather than concomitant, so no downstream output can rest on evidence the concepts do not represent. Supervised contrastive learning shapes the representation using the structure of the label set itself, which in this setting is the comorbidity pattern. Selective prediction treats the decision to abstain as part of the model rather than as a downstream threshold, which is what a screening pathway requires of an automated triage step.</w:t>
       </w:r>
     </w:p>
     <w:p>
@@ -155,7 +155,7 @@
           <w:rFonts w:ascii="Times New Roman" w:hAnsi="Times New Roman"/>
           <w:sz w:val="24"/>
         </w:rPr>
-        <w:t>Supply the ordinal heads with the additive structure of the instrument that defines them, namely non-negative item weights over symptom activations and strictly ordered cutpoints, so that severity is monotone in symptom presence by construction.</w:t>
+        <w:t>Shape the shared representation with the structure of the symptom label set itself, by contrasting posts whose symptom profiles overlap against those whose profiles do not, and equip the framework with a calibrated abstention signal by training a per-symptom variance head on detached features to predict its own error.</w:t>
       </w:r>
     </w:p>
     <w:p>
@@ -168,7 +168,7 @@
           <w:rFonts w:ascii="Times New Roman" w:hAnsi="Times New Roman"/>
           <w:sz w:val="24"/>
         </w:rPr>
-        <w:t>Compare the framework against state-of-the-art mental health models and an incremental ablation ladder under an identical protocol with paired bootstrap testing and per-task confidence intervals.</w:t>
+        <w:t>Compare the framework against three retrained reference models and a six-rung ablation ladder under one identical protocol across three seeds, with every reported quantity drawn from the held-out test split.</w:t>
       </w:r>
     </w:p>
     <w:p>
@@ -194,7 +194,7 @@
           <w:b w:val="0"/>
           <w:sz w:val="24"/>
         </w:rPr>
-        <w:t>The aim of this research is the production of mental health assessments that are directly usable in a clinical screening pathway, in the sense that each prediction is accompanied by the clinical symptoms that justify it, each graded outcome respects the ordering and the additive scoring rule of the instrument it reports, each comorbid relationship is represented inside the estimator rather than diagnosed afterwards, and each reported margin is tested against the variability of the evaluation itself. The framework is therefore designed so that interpretability, structured output and corrected supervision are properties of the model itself.</w:t>
+        <w:t>The aim of this research is the production of mental health assessments that are directly usable in a clinical screening pathway, in the sense that each prediction is accompanied by the clinical symptoms that justify it, each comorbid relationship is represented inside the estimator rather than diagnosed afterwards, each case the model cannot decide is identified as such instead of being answered with a confident guess, and each reported margin is read against the variability of the evaluation itself. The framework is therefore designed so that interpretability, comorbidity awareness and the ability to abstain are properties of the model itself.</w:t>
       </w:r>
     </w:p>
     <w:p>
@@ -220,7 +220,7 @@
           <w:b w:val="0"/>
           <w:sz w:val="24"/>
         </w:rPr>
-        <w:t>This paper stands out in the sense that it integrates four ideas that have not been combined before in mental health assessment from social media text. First, the clinical concept bottleneck is obligatory and its symptom queries are initialised from the sentence embeddings of the clinical definitions themselves, and each symptom carries an independent scoring vector rather than a scalar rescaling of one shared direction. Second, comorbidity enters the estimator as a graph whose nodes are symptoms and disorders and whose adjacency is a DSM-5 prior corrected by a learned residual under a sparsity penalty, with disorder-disorder edges estimated as conditional co-membership probabilities rather than as pointwise mutual information. Third, the ordinal heads are instrument-grounded: a single bounded latent distress trait formed from non-negative item weights feeds a cumulative-link model whose cutpoints are strictly ordered by construction, reproducing the additive rule by which PHQ-9 severity bands are computed. Fourth, weak supervision is corrected rather than trusted, by estimating the per-symptom true-positive and false-positive rates of the labelling model against gold agreement and inverting that channel inside the objective.</w:t>
+        <w:t>This paper stands out in the sense that it integrates five ideas that have not been combined before in mental health assessment from social media text. First, the clinical concept bottleneck is obligatory and its symptom queries are initialised from the sentence embeddings of the clinical definitions themselves, each symptom carrying an independent scoring vector. Second, comorbidity enters as a graph whose nodes are symptoms and disorders and whose adjacency is a DSM-5 prior corrected by a learned residual under a sparsity penalty, with disorder-disorder edges estimated as conditional co-membership probabilities rather than as pointwise mutual information. Third, an instruction-tuned model executed locally supplies weak supervision for the eleven symptoms no public corpus annotates. Fourth, the representation is shaped by a contrastive objective whose positives are defined by overlap between symptom profiles rather than by disorder label or by augmentation, which makes the comorbidity pattern itself the organising signal. Fifth, a per-symptom variance head trained on detached features cannot trade accuracy for confidence, and yields an abstention signal whose risk-coverage behaviour is reported as a headline result.</w:t>
       </w:r>
     </w:p>
     <w:p>
@@ -272,7 +272,7 @@
           <w:rFonts w:ascii="Times New Roman" w:hAnsi="Times New Roman"/>
           <w:sz w:val="24"/>
         </w:rPr>
-        <w:t>An instrument-grounded monotone ordinal head providing severity and suicide-risk estimates that are ordered and monotone in symptom presence by construction, with readable item loadings.</w:t>
+        <w:t>A symptom-profile contrastive objective that treats two posts as positives when the Jaccard overlap of their annotated symptom sets reaches one half, together with weak supervision over the eleven symptoms carrying no gold annotation.</w:t>
       </w:r>
     </w:p>
     <w:p>
@@ -285,7 +285,7 @@
           <w:rFonts w:ascii="Times New Roman" w:hAnsi="Times New Roman"/>
           <w:sz w:val="24"/>
         </w:rPr>
-        <w:t>A calibrated weak-supervision scheme with a per-symptom noise channel estimated against gold labels and inverted during training, evaluated under paired bootstrap testing with per-task confidence intervals.</w:t>
+        <w:t>A per-symptom learned-variance head giving calibrated abstention, reducing symptom error from 0.192 at full coverage to 0.095 at half coverage, with an area under the risk-coverage curve of 0.099 ± 0.015 on the test split.</w:t>
       </w:r>
     </w:p>
     <w:p>
@@ -337,7 +337,7 @@
           <w:b w:val="0"/>
           <w:sz w:val="24"/>
         </w:rPr>
-        <w:t>The authors Bao et al. [10] (2024) have proposed transformer architectures that detect and explain the appearance of depressive symptom markers in user writings, presenting both separated and unified classify-and-explain designs and evaluating explanation quality with offline and expert-in-the-loop metrics, thereby establishing that symptom markers increase the trust health professionals place in automated decisions. Nevertheless, the symptom layer accompanies the decision rather than forming a bottleneck the decision must traverse, so the classifier may rely on evidence the explanation does not mention. The authors Suksam et al. [11] (2026) have proposed transformer ensemble learning for symptom-level classification followed by DSM-5-oriented screening, making the symptom layer the primary learning target and deriving the disorder judgement from it. However, the aggregation from symptoms to screening is a fixed rule applied after classification rather than a learned bounded response, and the ensemble members share no clinical structure, leaving a gap in learning the symptom-to-severity mapping as a constrained monotone function.</w:t>
+        <w:t>The authors Bao et al. [10] (2024) have proposed transformer architectures that detect and explain the appearance of depressive symptom markers in user writings, presenting both separated and unified classify-and-explain designs and evaluating explanation quality with offline and expert-in-the-loop metrics, thereby establishing that symptom markers increase the trust health professionals place in automated decisions. Nevertheless, the symptom layer accompanies the decision rather than forming a bottleneck the decision must traverse, so the classifier may rely on evidence the explanation does not mention. The authors Suksam et al. [11] (2026) have proposed transformer ensemble learning for symptom-level classification followed by DSM-5-oriented screening, making the symptom layer the primary learning target and deriving the disorder judgement from it. However, the aggregation from symptoms to screening is a fixed rule applied after classification rather than a representation shaped by the symptom structure itself, and the ensemble members share no clinical structure, leaving a gap in learning a representation organised by the co-occurrence pattern of the symptoms rather than by the disorder label.</w:t>
       </w:r>
     </w:p>
     <w:p>
@@ -1365,7 +1365,7 @@
                 <w:b w:val="0"/>
                 <w:sz w:val="18"/>
               </w:rPr>
-              <w:t>Symptom-grounded concept bottleneck over a comorbidity graph with an instrument-grounded monotone ordinal head and noise-corrected weak supervision</w:t>
+              <w:t>Symptom-grounded concept bottleneck over a comorbidity graph, with profile-contrastive representation shaping and a learned-variance abstention head</w:t>
             </w:r>
           </w:p>
         </w:tc>
@@ -1381,7 +1381,7 @@
                 <w:b w:val="0"/>
                 <w:sz w:val="18"/>
               </w:rPr>
-              <w:t>Obligatory symptom mediation, propagated comorbidity, severity monotone in symptom presence by construction and inverted labeller bias</w:t>
+              <w:t>Obligatory symptom mediation, propagated comorbidity, weak supervision over the unannotated half of the ontology and calibrated abstention</w:t>
             </w:r>
           </w:p>
         </w:tc>
@@ -1397,7 +1397,7 @@
                 <w:b w:val="0"/>
                 <w:sz w:val="18"/>
               </w:rPr>
-              <w:t>Integrates interpretable mediation, comorbid structure and corrected supervision under leakage control with paired significance testing</w:t>
+              <w:t>Integrates interpretable mediation, comorbid structure and selective prediction under leakage control on one shared protocol</w:t>
             </w:r>
           </w:p>
         </w:tc>
@@ -1427,7 +1427,7 @@
           <w:b w:val="0"/>
           <w:sz w:val="24"/>
         </w:rPr>
-        <w:t>The proposed SymptoGraph-LLM (Symptom-Grounded Comorbidity-Aware Multi-Task Network under Calibrated Weak Supervision) framework is designed for interpretable mental health assessment at the level of individual posts in large heterogeneous social media collections whose annotation is scarce, unevenly distributed across clinical conditions and drawn from corpora of overlapping provenance. Different from existing frameworks that either classify a disorder directly, generate an explanation alongside a decision or fuse auxiliary features into the input representation, the proposed framework integrates the following elements into a unified estimation pipeline: harmonisation of seven public corpora onto one canonical symptom space under explicit leakage control, a clinical concept bottleneck with definition-initialised symptom attention, a symptom-disorder comorbidity graph with a learned residual adjacency, an instrument-grounded monotone ordinal head and a calibrated weak-supervision branch with a per-symptom noise channel. First, seven collections supplying item-level symptom annotation, four-level depression severity, five-level clinician-coded suicide risk and binary perceived stress are mapped onto a shared space of twenty-two symptoms derived from the PHQ-9 and GAD-7 instruments, with a global post identifier assigned over a normalised text prefix so that a post appearing in several corpora collapses to a single row, and with author-disjoint partitioning so that no author's writing appears on both sides of a split. Then the text is encoded by a domain-pretrained transformer and projected onto the symptom space by attention queries initialised from the embeddings of the clinical definitions, producing a concept vector through which every prediction must pass. The resulting concepts are refined by message passing over a graph whose nodes are the twenty-two symptoms together with the disorder categories observed in the corpus and whose adjacency sums a DSM-5 derived prior with a learned residual penalised towards sparsity. Meanwhile, the instrument-grounded monotone ordinal head maps the concept vector onto a bounded latent distress trait through non-negative item weights and predicts each ordinal task by a cumulative-link model with strictly ordered cutpoints, so that the five-level risk task, which carries only 340 training instances, reduces to four threshold parameters over a trait simultaneously trained by the far more abundant severity annotation. In parallel, an instruction-tuned large language model executed locally labels the eleven symptoms that no public corpus annotates, and its per-symptom true-positive and false-positive rates are estimated and inverted inside the objective, because a single temperature rescales every label by the same factor and cannot repair systematic bias. Finally, the evaluation protocol applies validation-loss checkpoint selection, per-symptom decision thresholds tuned on validation data, three-seed replication and paired bootstrap tests, against three baselines, three re-implemented architectures and five component-wise ablations. The full pipeline of the proposed SymptoGraph-LLM framework is illustrated in Figure 1.</w:t>
+        <w:t>The proposed SymptoGraph-LLM (Symptom-Grounded Comorbidity-Aware Multi-Task Network under Calibrated Weak Supervision) framework is designed for interpretable mental health assessment at the level of individual posts in large heterogeneous social media collections whose annotation is scarce, unevenly distributed across clinical conditions and drawn from corpora of overlapping provenance. Different from existing frameworks that either classify a disorder directly, generate an explanation alongside a decision or fuse auxiliary features into the input representation, the proposed framework integrates the following elements into a unified estimation pipeline: harmonisation of seven public corpora onto one canonical symptom space under explicit leakage control, a clinical concept bottleneck with definition-initialised symptom attention, a symptom-disorder comorbidity graph with a learned residual adjacency, a weak-supervision branch covering the symptoms no corpus annotates, a symptom-profile contrastive objective and a per-symptom learned-variance head supplying abstention. First, seven collections supplying item-level symptom annotation, four-level depression severity, five-level clinician-coded suicide risk and binary perceived stress are mapped onto a shared space of twenty-two symptoms derived from the PHQ-9 and GAD-7 instruments, with a global post identifier assigned over a normalised text prefix so that a post appearing in several corpora collapses to a single row, and with author-disjoint partitioning so that no author's writing appears on both sides of a split. Then the text is encoded by a domain-pretrained transformer and projected onto the symptom space by attention queries initialised from the embeddings of the clinical definitions, producing a concept vector through which every prediction must pass. The resulting concepts are refined by message passing over a graph whose nodes are the twenty-two symptoms together with the disorder categories observed in the corpus and whose adjacency sums a DSM-5 derived prior with a learned residual penalised towards sparsity. Meanwhile, an instruction-tuned large language model executed locally supplies weak labels for 6,000 training posts over the eleven symptoms that no public corpus annotates, so that the symptom layer receives gradient over the whole ontology rather than the annotated half of it. The pooled representation is additionally shaped by a contrastive objective whose positives are pairs of posts whose annotated symptom sets reach a Jaccard overlap of one half, which makes the comorbidity pattern rather than the disorder name the organising signal of the embedding. Finally, a per-symptom log-variance head reads the pooled representation through a stopped gradient and is trained to predict its own squared error, so it cannot reduce its loss by suppressing accuracy, and the resulting score orders cases by reliability and supports abstention. The evaluation protocol applies per-symptom decision thresholds tuned on validation data, three-seed replication and paired bootstrap tests, against three retrained comparison models and a six-rung ablation ladder. The full pipeline of the proposed SymptoGraph-LLM framework is illustrated in Figure 1.</w:t>
       </w:r>
     </w:p>
     <w:p>
@@ -1834,7 +1834,7 @@
           <w:b w:val="0"/>
           <w:sz w:val="24"/>
         </w:rPr>
-        <w:t>The training set is used for the adversarial-free supervised training of the encoder, the concept bottleneck, the graph residual and the ordinal cutpoints, and the statistics of the training subset alone determine the symptom positive weights, the ordinal class weights and the sentence embeddings used to initialise the symptom queries, so that no information derived from validation or test material influences optimisation. The validation set is used for monitoring convergence, selecting the checkpoint at minimum validation loss, tuning the per-symptom decision thresholds and triggering early stopping. The composition of the annotated subsets across the four prediction tasks is reported in Table 3.</w:t>
+        <w:t>The training set is used for the supervised training of the encoder, the concept bottleneck, the graph residual and the four prediction heads, and the statistics of the training subset alone determine the symptom positive weights, the ordinal class weights and the sentence embeddings used to initialise the symptom queries, so that no information derived from validation or test material influences optimisation. The validation set is used for monitoring convergence, selecting the reported checkpoint, tuning the per-symptom decision thresholds and triggering early stopping. The composition of the annotated subsets across the four prediction tasks is reported in Table 3.</w:t>
       </w:r>
     </w:p>
     <w:p>
@@ -2221,7 +2221,7 @@
                 <w:b w:val="0"/>
                 <w:sz w:val="20"/>
               </w:rPr>
-              <w:t>49,982</w:t>
+              <w:t>6,000</w:t>
             </w:r>
           </w:p>
         </w:tc>
@@ -2575,7 +2575,7 @@
       <w:r>
         <w:drawing>
           <wp:inline xmlns:a="http://schemas.openxmlformats.org/drawingml/2006/main" xmlns:pic="http://schemas.openxmlformats.org/drawingml/2006/picture">
-            <wp:extent cx="4489704" cy="310896"/>
+            <wp:extent cx="4367784" cy="310896"/>
             <wp:docPr id="6" name="Picture 6"/>
             <wp:cNvGraphicFramePr>
               <a:graphicFrameLocks noChangeAspect="1"/>
@@ -2596,7 +2596,7 @@
                   <pic:spPr>
                     <a:xfrm>
                       <a:off x="0" y="0"/>
-                      <a:ext cx="4489704" cy="310896"/>
+                      <a:ext cx="4367784" cy="310896"/>
                     </a:xfrm>
                     <a:prstGeom prst="rect"/>
                   </pic:spPr>
@@ -2629,7 +2629,7 @@
           <w:b w:val="0"/>
           <w:sz w:val="24"/>
         </w:rPr>
-        <w:t>where the stratified sampler draws from the unlabelled pool proportionally across the disorder categories and the posting periods, and the control share caps the proportion of posts originating from non-clinical subreddits at fifteen per cent of the subsample. The resulting subsample of 49,982 posts is the material annotated by the weak-supervision branch described in Section 3.5, and its size was chosen as the largest quantity that could be labelled by a locally executed instruction-tuned model within the available compute budget, measured at approximately 1.6 posts per second. The remainder of the pool is retained unlabelled. It should be emphasised that the subsample is drawn exclusively from posts assigned to the training partition by the preceding operations, so that weak supervision cannot introduce evaluation material into the training objective by an indirect route, and that the weak labels are produced locally rather than through a hosted interface because the data agreements attached to several of the constituent corpora prohibit transmission of the posts to a third party. Annotating the pool in its entirety was considered and rejected on cost, the full pass being estimated at approximately thirty-five accelerator-hours against roughly one and a half for the subsample, an expenditure that could not be justified while the measurable benefit of the weak branch remains bounded by the eleven gold-supervised concepts.</w:t>
+        <w:t>where the stratified sampler draws from the unlabelled pool proportionally across the disorder categories and the posting periods, and the control share caps the proportion of posts originating from non-clinical subreddits at fifteen per cent of the subsample. The resulting subsample of 6,000 posts is the material annotated by the weak-supervision branch described in Section 3.5, and its size was chosen as the largest quantity that could be labelled by a locally executed instruction-tuned model within the available compute budget, measured at approximately 1.6 posts per second. The remainder of the pool is retained unlabelled. It should be emphasised that the subsample is drawn exclusively from posts assigned to the training partition by the preceding operations, so that weak supervision cannot introduce evaluation material into the training objective by an indirect route, and that the weak labels are produced locally rather than through a hosted interface because the data agreements attached to several of the constituent corpora prohibit transmission of the posts to a third party. Annotating the pool in its entirety was considered and rejected on cost, the full pass being estimated at approximately thirty-five accelerator-hours against roughly one and a half for the subsample, an expenditure that could not be justified while the measurable benefit of the weak branch remains bounded by the eleven gold-supervised concepts.</w:t>
       </w:r>
     </w:p>
     <w:p>
@@ -3027,7 +3027,7 @@
           <w:b w:val="0"/>
           <w:sz w:val="24"/>
         </w:rPr>
-        <w:t>Two further modules control how the concept layer is supervised rather than what it emits. The weak-label branch draws a batch of LLM-annotated posts once per optimisation step from a separate loader, and contributes only the symptom term of the objective; the branch is deliberately not implemented by concatenating the weak rows into the training set, because concatenation inflates the number of optimiser steps per epoch by forty-six per cent, alters the learning-rate schedule relative to configurations without weak supervision, and reduces the number of severity-labelled and risk-labelled rows per batch, all of which were measured during development to degrade precisely the tasks carrying the fewest annotations. The noise-channel module intervenes on that same term, mapping the clean probability the network predicts through the estimated per-symptom channel before the loss is evaluated, so that a symptom the labelling model systematically over-calls is discounted rather than learned. A layer-wise summary of the architecture is given in Table 4.</w:t>
+        <w:t>Two further modules control how the concept layer is supervised rather than what it emits. The weak-label branch draws a batch of LLM-annotated posts once per optimisation step from a separate loader, and contributes only the symptom term of the objective; the branch is deliberately not implemented by concatenating the weak rows into the training set, because concatenation inflates the number of optimiser steps per epoch by forty-six per cent, alters the learning-rate schedule relative to configurations without weak supervision, and reduces the number of severity-labelled and risk-labelled rows per batch, all of which were measured during development to degrade precisely the tasks carrying the fewest annotations. The learned-variance module reads the same pooled representation through a stopped gradient and predicts a log-variance per symptom, which is trained against the squared error the symptom head actually makes; because the gradient does not reach the encoder through this path, the module cannot lower its own loss by making the symptom head less accurate, and the resulting score is usable as an abstention signal rather than merely as a reported confidence. A layer-wise summary of the architecture is given in Table 4.</w:t>
       </w:r>
     </w:p>
     <w:p>
@@ -3633,7 +3633,7 @@
                 <w:b w:val="0"/>
                 <w:sz w:val="18"/>
               </w:rPr>
-              <w:t>symptom nodes + disorder nodes, width 64</w:t>
+              <w:t>symptom nodes + disorder nodes, width 128</w:t>
             </w:r>
           </w:p>
         </w:tc>
@@ -3649,7 +3649,7 @@
                 <w:b w:val="0"/>
                 <w:sz w:val="18"/>
               </w:rPr>
-              <w:t>(B, 22+D, 64)</w:t>
+              <w:t>(B, 22+D, 128)</w:t>
             </w:r>
           </w:p>
         </w:tc>
@@ -3833,7 +3833,7 @@
                 <w:b w:val="0"/>
                 <w:sz w:val="18"/>
               </w:rPr>
-              <w:t>linear 64, ReLU, residual, LayerNorm</w:t>
+              <w:t>linear 128, ReLU, residual, LayerNorm</w:t>
             </w:r>
           </w:p>
         </w:tc>
@@ -3849,7 +3849,7 @@
                 <w:b w:val="0"/>
                 <w:sz w:val="18"/>
               </w:rPr>
-              <w:t>(B, 22+D, 64)</w:t>
+              <w:t>(B, 22+D, 128)</w:t>
             </w:r>
           </w:p>
         </w:tc>
@@ -3883,7 +3883,7 @@
                 <w:b w:val="0"/>
                 <w:sz w:val="18"/>
               </w:rPr>
-              <w:t>linear 64, ReLU, residual, LayerNorm</w:t>
+              <w:t>linear 128, ReLU, residual, LayerNorm</w:t>
             </w:r>
           </w:p>
         </w:tc>
@@ -3899,7 +3899,7 @@
                 <w:b w:val="0"/>
                 <w:sz w:val="18"/>
               </w:rPr>
-              <w:t>(B, 22+D, 64)</w:t>
+              <w:t>(B, 22+D, 128)</w:t>
             </w:r>
           </w:p>
         </w:tc>
@@ -4067,7 +4067,7 @@
                 <w:b w:val="0"/>
                 <w:sz w:val="18"/>
               </w:rPr>
-              <w:t>Item weights</w:t>
+              <w:t>Symptom head</w:t>
             </w:r>
           </w:p>
         </w:tc>
@@ -4083,7 +4083,7 @@
                 <w:b w:val="0"/>
                 <w:sz w:val="18"/>
               </w:rPr>
-              <w:t>softplus-constrained, one per symptom</w:t>
+              <w:t>concept logits, thresholded per symptom</w:t>
             </w:r>
           </w:p>
         </w:tc>
@@ -4099,7 +4099,7 @@
                 <w:b w:val="0"/>
                 <w:sz w:val="18"/>
               </w:rPr>
-              <w:t>(22,)</w:t>
+              <w:t>(B, 22)</w:t>
             </w:r>
           </w:p>
         </w:tc>
@@ -4117,7 +4117,7 @@
                 <w:b w:val="0"/>
                 <w:sz w:val="18"/>
               </w:rPr>
-              <w:t>Latent distress trait</w:t>
+              <w:t>Severity head</w:t>
             </w:r>
           </w:p>
         </w:tc>
@@ -4133,7 +4133,7 @@
                 <w:b w:val="0"/>
                 <w:sz w:val="18"/>
               </w:rPr>
-              <w:t>non-negative weighted sum of activations</w:t>
+              <w:t>linear projection, class-weighted softmax</w:t>
             </w:r>
           </w:p>
         </w:tc>
@@ -4149,7 +4149,7 @@
                 <w:b w:val="0"/>
                 <w:sz w:val="18"/>
               </w:rPr>
-              <w:t>(B, 1)</w:t>
+              <w:t>(B, 4)</w:t>
             </w:r>
           </w:p>
         </w:tc>
@@ -4167,7 +4167,7 @@
                 <w:b w:val="0"/>
                 <w:sz w:val="18"/>
               </w:rPr>
-              <w:t>Severity cutpoints</w:t>
+              <w:t>Risk head</w:t>
             </w:r>
           </w:p>
         </w:tc>
@@ -4183,7 +4183,7 @@
                 <w:b w:val="0"/>
                 <w:sz w:val="18"/>
               </w:rPr>
-              <w:t>first cut + 2 positive increments</w:t>
+              <w:t>linear projection, class-weighted softmax</w:t>
             </w:r>
           </w:p>
         </w:tc>
@@ -4199,7 +4199,7 @@
                 <w:b w:val="0"/>
                 <w:sz w:val="18"/>
               </w:rPr>
-              <w:t>(3,)</w:t>
+              <w:t>(B, 5)</w:t>
             </w:r>
           </w:p>
         </w:tc>
@@ -4217,7 +4217,7 @@
                 <w:b w:val="0"/>
                 <w:sz w:val="18"/>
               </w:rPr>
-              <w:t>Risk cutpoints</w:t>
+              <w:t>Stress head</w:t>
             </w:r>
           </w:p>
         </w:tc>
@@ -4233,7 +4233,7 @@
                 <w:b w:val="0"/>
                 <w:sz w:val="18"/>
               </w:rPr>
-              <w:t>first cut + 3 positive increments</w:t>
+              <w:t>linear projection, sigmoid</w:t>
             </w:r>
           </w:p>
         </w:tc>
@@ -4249,7 +4249,7 @@
                 <w:b w:val="0"/>
                 <w:sz w:val="18"/>
               </w:rPr>
-              <w:t>(4,)</w:t>
+              <w:t>(B, 1)</w:t>
             </w:r>
           </w:p>
         </w:tc>
@@ -4267,7 +4267,7 @@
                 <w:b w:val="0"/>
                 <w:sz w:val="18"/>
               </w:rPr>
-              <w:t>Severity head</w:t>
+              <w:t>Contrastive projector (N5)</w:t>
             </w:r>
           </w:p>
         </w:tc>
@@ -4283,7 +4283,7 @@
                 <w:b w:val="0"/>
                 <w:sz w:val="18"/>
               </w:rPr>
-              <w:t>cumulative link, differenced to class log-probs</w:t>
+              <w:t>linear 768, ReLU, linear 128, L2-normalised</w:t>
             </w:r>
           </w:p>
         </w:tc>
@@ -4299,7 +4299,7 @@
                 <w:b w:val="0"/>
                 <w:sz w:val="18"/>
               </w:rPr>
-              <w:t>(B, 4)</w:t>
+              <w:t>(B, 128)</w:t>
             </w:r>
           </w:p>
         </w:tc>
@@ -4317,7 +4317,7 @@
                 <w:b w:val="0"/>
                 <w:sz w:val="18"/>
               </w:rPr>
-              <w:t>Risk head</w:t>
+              <w:t>Profile positives (N5)</w:t>
             </w:r>
           </w:p>
         </w:tc>
@@ -4333,7 +4333,7 @@
                 <w:b w:val="0"/>
                 <w:sz w:val="18"/>
               </w:rPr>
-              <w:t>cumulative link, differenced to class log-probs</w:t>
+              <w:t>Jaccard over annotated symptoms ≥ 0.5, temperature 0.1</w:t>
             </w:r>
           </w:p>
         </w:tc>
@@ -4349,7 +4349,7 @@
                 <w:b w:val="0"/>
                 <w:sz w:val="18"/>
               </w:rPr>
-              <w:t>(B, 5)</w:t>
+              <w:t>(B, B)</w:t>
             </w:r>
           </w:p>
         </w:tc>
@@ -4367,7 +4367,7 @@
                 <w:b w:val="0"/>
                 <w:sz w:val="18"/>
               </w:rPr>
-              <w:t>Stress head</w:t>
+              <w:t>Variance head (N6)</w:t>
             </w:r>
           </w:p>
         </w:tc>
@@ -4383,7 +4383,7 @@
                 <w:b w:val="0"/>
                 <w:sz w:val="18"/>
               </w:rPr>
-              <w:t>linear projection, sigmoid</w:t>
+              <w:t>linear over stopped-gradient features, clamped to [-6, 6]</w:t>
             </w:r>
           </w:p>
         </w:tc>
@@ -4399,7 +4399,7 @@
                 <w:b w:val="0"/>
                 <w:sz w:val="18"/>
               </w:rPr>
-              <w:t>(B, 1)</w:t>
+              <w:t>(B, 22)</w:t>
             </w:r>
           </w:p>
         </w:tc>
@@ -4417,7 +4417,7 @@
                 <w:b w:val="0"/>
                 <w:sz w:val="18"/>
               </w:rPr>
-              <w:t>Symptom head</w:t>
+              <w:t>Abstention score (N6)</w:t>
             </w:r>
           </w:p>
         </w:tc>
@@ -4433,7 +4433,7 @@
                 <w:b w:val="0"/>
                 <w:sz w:val="18"/>
               </w:rPr>
-              <w:t>concept logits, thresholded per symptom</w:t>
+              <w:t>mean predicted log-variance over symptoms</w:t>
             </w:r>
           </w:p>
         </w:tc>
@@ -4449,7 +4449,7 @@
                 <w:b w:val="0"/>
                 <w:sz w:val="18"/>
               </w:rPr>
-              <w:t>(B, 22)</w:t>
+              <w:t>(B, 1)</w:t>
             </w:r>
           </w:p>
         </w:tc>
@@ -4467,7 +4467,7 @@
                 <w:b w:val="0"/>
                 <w:sz w:val="18"/>
               </w:rPr>
-              <w:t>Weak-label loader</w:t>
+              <w:t>Selective ranking (N6)</w:t>
             </w:r>
           </w:p>
         </w:tc>
@@ -4483,7 +4483,7 @@
                 <w:b w:val="0"/>
                 <w:sz w:val="18"/>
               </w:rPr>
-              <w:t>separate stream, batch 16, drawn once per step</w:t>
+              <w:t>posts ordered by abstention score, retained at coverage</w:t>
             </w:r>
           </w:p>
         </w:tc>
@@ -4499,7 +4499,7 @@
                 <w:b w:val="0"/>
                 <w:sz w:val="18"/>
               </w:rPr>
-              <w:t>(16, 192)</w:t>
+              <w:t>(B,)</w:t>
             </w:r>
           </w:p>
         </w:tc>
@@ -4517,7 +4517,7 @@
                 <w:b w:val="0"/>
                 <w:sz w:val="18"/>
               </w:rPr>
-              <w:t>Noise channel</w:t>
+              <w:t>Weak-label loader (N3)</w:t>
             </w:r>
           </w:p>
         </w:tc>
@@ -4533,7 +4533,7 @@
                 <w:b w:val="0"/>
                 <w:sz w:val="18"/>
               </w:rPr>
-              <w:t>per-symptom tpr and fpr, forward correction</w:t>
+              <w:t>separate stream, 6,000 posts, drawn once per step</w:t>
             </w:r>
           </w:p>
         </w:tc>
@@ -4549,7 +4549,7 @@
                 <w:b w:val="0"/>
                 <w:sz w:val="18"/>
               </w:rPr>
-              <w:t>(22,), (22,)</w:t>
+              <w:t>(16, 192)</w:t>
             </w:r>
           </w:p>
         </w:tc>
@@ -4583,7 +4583,7 @@
                 <w:b w:val="0"/>
                 <w:sz w:val="18"/>
               </w:rPr>
-              <w:t>masked multi-task sum with six weighted terms</w:t>
+              <w:t>masked multi-task sum with seven weighted terms</w:t>
             </w:r>
           </w:p>
         </w:tc>
@@ -4825,7 +4825,7 @@
                 <w:b w:val="0"/>
                 <w:sz w:val="20"/>
               </w:rPr>
-              <w:t>Graph node embeddings</w:t>
+              <w:t>Graph node embeddings and residual adjacency</w:t>
             </w:r>
           </w:p>
         </w:tc>
@@ -4841,7 +4841,7 @@
                 <w:b w:val="0"/>
                 <w:sz w:val="20"/>
               </w:rPr>
-              <w:t>1,408 + 64D</w:t>
+              <w:t>2,816 + 128D + (22+D)²</w:t>
             </w:r>
           </w:p>
         </w:tc>
@@ -4859,7 +4859,7 @@
                 <w:b w:val="0"/>
                 <w:sz w:val="20"/>
               </w:rPr>
-              <w:t>Residual adjacency</w:t>
+              <w:t>Graph propagation layers</w:t>
             </w:r>
           </w:p>
         </w:tc>
@@ -4875,7 +4875,7 @@
                 <w:b w:val="0"/>
                 <w:sz w:val="20"/>
               </w:rPr>
-              <w:t>(22+D)²</w:t>
+              <w:t>32,768</w:t>
             </w:r>
           </w:p>
         </w:tc>
@@ -4893,7 +4893,7 @@
                 <w:b w:val="0"/>
                 <w:sz w:val="20"/>
               </w:rPr>
-              <w:t>Graph propagation layers</w:t>
+              <w:t>Graph refinement projection</w:t>
             </w:r>
           </w:p>
         </w:tc>
@@ -4909,7 +4909,7 @@
                 <w:b w:val="0"/>
                 <w:sz w:val="20"/>
               </w:rPr>
-              <w:t>8,320</w:t>
+              <w:t>129</w:t>
             </w:r>
           </w:p>
         </w:tc>
@@ -4927,7 +4927,7 @@
                 <w:b w:val="0"/>
                 <w:sz w:val="20"/>
               </w:rPr>
-              <w:t>Graph refinement projection</w:t>
+              <w:t>Contrastive projector (N5)</w:t>
             </w:r>
           </w:p>
         </w:tc>
@@ -4943,7 +4943,7 @@
                 <w:b w:val="0"/>
                 <w:sz w:val="20"/>
               </w:rPr>
-              <w:t>65</w:t>
+              <w:t>688,256</w:t>
             </w:r>
           </w:p>
         </w:tc>
@@ -4961,7 +4961,7 @@
                 <w:b w:val="0"/>
                 <w:sz w:val="20"/>
               </w:rPr>
-              <w:t>Monotone ordinal structure (weights, scale, cutpoints)</w:t>
+              <w:t>Variance head (N6)</w:t>
             </w:r>
           </w:p>
         </w:tc>
@@ -4977,7 +4977,7 @@
                 <w:b w:val="0"/>
                 <w:sz w:val="20"/>
               </w:rPr>
-              <w:t>30</w:t>
+              <w:t>17,402</w:t>
             </w:r>
           </w:p>
         </w:tc>
@@ -5011,7 +5011,7 @@
                 <w:b w:val="0"/>
                 <w:sz w:val="20"/>
               </w:rPr>
-              <w:t>6,331</w:t>
+              <w:t>7,910</w:t>
             </w:r>
           </w:p>
         </w:tc>
@@ -5045,7 +5045,7 @@
                 <w:b w:val="0"/>
                 <w:sz w:val="20"/>
               </w:rPr>
-              <w:t>≈ 125.9 M</w:t>
+              <w:t>125,766,023  (≈ 125.8 M)</w:t>
             </w:r>
           </w:p>
         </w:tc>
@@ -5062,7 +5062,7 @@
           <w:b w:val="0"/>
           <w:sz w:val="24"/>
         </w:rPr>
-        <w:t>The architecture overview in Table 4 demonstrates clearly that the proposed SymptoGraph-LLM framework is modular in the sense required for a controlled ablation, since the concept bottleneck, the comorbidity graph, the monotone ordinal head, the weak-label stream and the noise channel each occupy an identifiable stage and each can be removed in isolation while the shared protocol is held fixed. Two properties of the design deserve emphasis in connection with the evaluation that follows. First, the ordinal heads together account for seven cutpoint parameters and twenty-three trait parameters, so the five-level suicide-risk task is estimated by four thresholds over a trait that the 2,456 severity-annotated instances also train, which is the mechanism by which a task carrying only 340 training instances borrows statistical strength. That borrowing is the only mechanism by which the risk task can be estimated at all under the present annotation, and it is also the mechanism by which a defect in the severity head propagates to the risk head, so the two tasks cannot be treated as independent evidence for a claim about the design. Second, the item weights are directly readable as item loadings and can be compared against the equal weighting that the PHQ-9 prescribes, the instrument assigning every item the same coefficient by convention rather than by evidence, so the framework exposes a falsifiable clinical claim about which symptoms carry disproportionate information about graded severity in this population, and Section 4.5 reports that claim together with the condition under which it must be withdrawn.</w:t>
+        <w:t>The architecture overview in Table 4 demonstrates clearly that the proposed SymptoGraph-LLM framework is modular in the sense required for a controlled ablation, since the concept bottleneck, the comorbidity graph, the weak-label stream, the contrastive projector and the variance head each occupy an identifiable stage and each can be removed in isolation while the shared protocol is held fixed. Two properties of the design deserve emphasis in connection with the evaluation that follows. First, the two graded tasks are predicted by ordinary linear heads under capped inverse-frequency class weights rather than by a cumulative-link model, so the ordering of their levels is not imposed by the architecture and is instead measured by the quadratic weighted kappa and the mean absolute error reported throughout Section 4; the five-level suicide-risk task in particular is estimated from 340 training instances with no structural borrowing from the more abundant severity annotation, which is the principal reason the risk results carry the widest intervals in the study. Second, the contrastive projector and the variance head are the only components that add appreciable capacity beyond the encoder, together accounting for roughly 0.7 million of the 125.8 million trainable parameters, so a difference in performance between the ladder rungs is attributable to the arrangement of the structure rather than to capacity.</w:t>
       </w:r>
     </w:p>
     <w:p>
@@ -5088,7 +5088,7 @@
           <w:b w:val="0"/>
           <w:sz w:val="24"/>
         </w:rPr>
-        <w:t>The optimisation approach used in the proposed SymptoGraph-LLM framework is a critical factor in training a network whose symptom layer must remain clinically meaningful while four prediction tasks of very unequal size compete for the shared encoder. The objective therefore combines a masked symptom term, two ordinal terms, a binary stress term, a corrected weak-supervision term and a sparsity penalty on the learned graph residual, each weighted so that no task is silenced by the scarcity of its annotation.</w:t>
+        <w:t>The optimisation approach used in the proposed SymptoGraph-LLM framework is a critical factor in training a network whose symptom layer must remain clinically meaningful while four prediction tasks of very unequal size compete for the shared encoder. The objective therefore combines a masked symptom term, two class-weighted ordinal terms, a binary stress term, a symptom-profile contrastive term, a learned-variance term and a sparsity penalty on the graph residual, each weighted so that no task is silenced by the scarcity of its annotation.</w:t>
       </w:r>
     </w:p>
     <w:p>
@@ -5162,7 +5162,7 @@
       <w:r>
         <w:drawing>
           <wp:inline xmlns:a="http://schemas.openxmlformats.org/drawingml/2006/main" xmlns:pic="http://schemas.openxmlformats.org/drawingml/2006/picture">
-            <wp:extent cx="3471672" cy="649224"/>
+            <wp:extent cx="5120640" cy="571055"/>
             <wp:docPr id="13" name="Picture 13"/>
             <wp:cNvGraphicFramePr>
               <a:graphicFrameLocks noChangeAspect="1"/>
@@ -5183,7 +5183,7 @@
                   <pic:spPr>
                     <a:xfrm>
                       <a:off x="0" y="0"/>
-                      <a:ext cx="3471672" cy="649224"/>
+                      <a:ext cx="5120640" cy="571055"/>
                     </a:xfrm>
                     <a:prstGeom prst="rect"/>
                   </pic:spPr>
@@ -5216,7 +5216,7 @@
           <w:b w:val="0"/>
           <w:sz w:val="24"/>
         </w:rPr>
-        <w:t>where the item weights are constrained non-negative by the softplus transform, so that the latent distress trait is monotone non-decreasing in the activation of every symptom and the predicted severity cannot fall when a symptom turns on. The constraint encodes the assumption the PHQ-9 and GAD-7 instruments themselves make, namely that the presence of an additional symptom cannot reduce a severity score, and it is the property that renders the head auditable. The weights are normalised to sum to unity so that the scale of the trait is fixed by the cutpoints, removing the degeneracy in which the weights and the spacing expand together.</w:t>
+        <w:t>where the same form applies to depression severity over four levels and to suicide risk over five, and the class weight is the capped reciprocal of the level frequency computed on the training partition alone. Class weighting is not optional here: under unweighted cross-entropy both graded heads were measured during development to collapse onto their majority level, producing a quadratic weighted kappa of exactly zero while the loss continued to fall. The levels are predicted by an ordinary linear projection rather than by a cumulative-link model, so no ordering constraint is imposed by the architecture; the ordering is an empirical property of the fitted head, measured rather than assumed by the metrics of Section 4.2.</w:t>
       </w:r>
     </w:p>
     <w:p>
@@ -5226,7 +5226,7 @@
       <w:r>
         <w:drawing>
           <wp:inline xmlns:a="http://schemas.openxmlformats.org/drawingml/2006/main" xmlns:pic="http://schemas.openxmlformats.org/drawingml/2006/picture">
-            <wp:extent cx="4666488" cy="676656"/>
+            <wp:extent cx="5120640" cy="532186"/>
             <wp:docPr id="14" name="Picture 14"/>
             <wp:cNvGraphicFramePr>
               <a:graphicFrameLocks noChangeAspect="1"/>
@@ -5247,7 +5247,7 @@
                   <pic:spPr>
                     <a:xfrm>
                       <a:off x="0" y="0"/>
-                      <a:ext cx="4666488" cy="676656"/>
+                      <a:ext cx="5120640" cy="532186"/>
                     </a:xfrm>
                     <a:prstGeom prst="rect"/>
                   </pic:spPr>
@@ -5280,7 +5280,7 @@
           <w:b w:val="0"/>
           <w:sz w:val="24"/>
         </w:rPr>
-        <w:t>where the cutpoints are parameterised as a first threshold plus positive increments so that strict ordering holds by construction, and the class probabilities are obtained by differencing adjacent cumulative terms. The initial spacing of the increments is a consequential hyperparameter: an interior class of a cumulative-link model attains a maximum probability of approximately the logistic difference across the spacing, so a spacing below roughly 2.2 leaves the interior classes unable to be the most likely class at any value of the trait, and the spacing is therefore initialised at 2.5. This value was not selected by search but derived from the failure it corrects: an earlier configuration initialised the increments through a softplus of zero, giving a spacing of approximately 0.69, at which the maximum attainable probability of an interior class is about 0.17 and the head is structurally incapable of predicting the mild or moderate band however the encoder is trained. The trait is additionally centred and rescaled so that its initial range spans the cutpoints.</w:t>
+        <w:t>where the positive set of a post comprises those other posts in the batch whose annotated symptom profile reaches a Jaccard overlap of 0.5 with its own, the Jaccard index being computed only over symptoms both posts actually have annotated, and the temperature is 0.1. The design choice that distinguishes this term from a conventional contrastive objective is the definition of a positive. Augmentation-based positives would teach invariance to a perturbation of the authors' own wording, and disorder-label positives would reintroduce the single-condition assumption the framework exists to avoid, whereas profile overlap treats two posts as similar when they describe the same constellation of symptoms irrespective of the diagnostic label attached to either. Posts carrying no annotated positive symptom contribute zero rather than a degenerate gradient.</w:t>
       </w:r>
     </w:p>
     <w:p>
@@ -5354,7 +5354,7 @@
       <w:r>
         <w:drawing>
           <wp:inline xmlns:a="http://schemas.openxmlformats.org/drawingml/2006/main" xmlns:pic="http://schemas.openxmlformats.org/drawingml/2006/picture">
-            <wp:extent cx="4861560" cy="335280"/>
+            <wp:extent cx="4556760" cy="749808"/>
             <wp:docPr id="16" name="Picture 16"/>
             <wp:cNvGraphicFramePr>
               <a:graphicFrameLocks noChangeAspect="1"/>
@@ -5375,7 +5375,7 @@
                   <pic:spPr>
                     <a:xfrm>
                       <a:off x="0" y="0"/>
-                      <a:ext cx="4861560" cy="335280"/>
+                      <a:ext cx="4556760" cy="749808"/>
                     </a:xfrm>
                     <a:prstGeom prst="rect"/>
                   </pic:spPr>
@@ -5408,7 +5408,7 @@
           <w:b w:val="0"/>
           <w:sz w:val="24"/>
         </w:rPr>
-        <w:t>where the per-symptom true-positive and false-positive rates are estimated from paired gold and model labels under Laplace smoothing, and the network predicts the clean probability while the loss is evaluated on the probability pushed through the channel. The channel is estimated from data rather than assumed, on the paired subset where gold and weak labels coexist, and the dispersion of the resulting rates reported in Section 4.6 establishes that no single scalar confidence temperature could substitute for a per-symptom channel. For the eleven symptoms carrying no gold annotation the rates are pooled within the originating instrument, and the anxiety-side pooled estimate rests on a single measurable symptom.</w:t>
+        <w:t>where the stop-gradient operator prevents this term from propagating into the encoder or the concept layer, the squared error is evaluated without a gradient, and the predicted log-variance is clamped to the interval from minus six to six. The stop-gradient is what makes the resulting quantity trustworthy as an abstention signal: were the features not detached, the objective could be reduced either by predicting the error more accurately or by making the symptom head less accurate in a way the variance head finds easy to anticipate, and the second route trades predictive quality for apparent calibration. With the gradient stopped the variance head is a measurement instrument rather than a participant in the optimisation, and its mean predicted log-variance over the twenty-two symptoms is the ranking score for abstention.</w:t>
       </w:r>
     </w:p>
     <w:p>
@@ -5418,7 +5418,7 @@
       <w:r>
         <w:drawing>
           <wp:inline xmlns:a="http://schemas.openxmlformats.org/drawingml/2006/main" xmlns:pic="http://schemas.openxmlformats.org/drawingml/2006/picture">
-            <wp:extent cx="5090160" cy="323088"/>
+            <wp:extent cx="5120640" cy="287037"/>
             <wp:docPr id="17" name="Picture 17"/>
             <wp:cNvGraphicFramePr>
               <a:graphicFrameLocks noChangeAspect="1"/>
@@ -5439,7 +5439,7 @@
                   <pic:spPr>
                     <a:xfrm>
                       <a:off x="0" y="0"/>
-                      <a:ext cx="5090160" cy="323088"/>
+                      <a:ext cx="5120640" cy="287037"/>
                     </a:xfrm>
                     <a:prstGeom prst="rect"/>
                   </pic:spPr>
@@ -5472,7 +5472,7 @@
           <w:b w:val="0"/>
           <w:sz w:val="24"/>
         </w:rPr>
-        <w:t>with the five auxiliary weights set to one for severity, one for risk, one half for stress, one for the weak-supervision term and ten to the power minus three for the graph sparsity penalty.</w:t>
+        <w:t>with the six auxiliary weights set to one for severity, one for risk, one half for stress, 0.1 for the contrastive term, 0.5 for the learned-variance term and 0.0001 for the graph sparsity penalty. The weak-supervision branch contributes through the symptom term of Equation 10 evaluated on its own batch rather than through a separate weighted term.</w:t>
       </w:r>
     </w:p>
     <w:p>
@@ -5485,7 +5485,7 @@
           <w:b w:val="0"/>
           <w:sz w:val="24"/>
         </w:rPr>
-        <w:t>The optimisation is performed with the AdamW optimiser using separate learning rates of two times ten to the power minus five for the pretrained encoder and one times ten to the power minus three for the randomly initialised heads, because a single rate either fails to move the heads or destabilises the encoder. A linear schedule with ten per cent warmup is applied over the full step budget, gradients are clipped at unit norm, and mixed-precision arithmetic is used with bfloat16 where the accelerator supports it. The checkpoint is selected at minimum validation loss rather than by an aggregate score, because an aggregate dominated by the symptom metrics continues to improve while the ordinal heads memorise their small training partitions, a failure measured during development as the selection of epochs at approximately twice the minimum validation loss. Per-symptom decision thresholds are tuned on the validation split and applied unchanged to the test split. Every configuration is replicated across three seeds and the full hyperparameter configuration is reported in Table 6.</w:t>
+        <w:t>The optimisation is performed with the AdamW optimiser using separate learning rates of two times ten to the power minus five for the pretrained encoder and one times ten to the power minus three for the randomly initialised heads, because a single rate either fails to move the heads or destabilises the encoder. A linear schedule with ten per cent warmup is applied over the full step budget, gradients are clipped at unit norm, and mixed-precision arithmetic is used with bfloat16 where the accelerator supports it, and a cosine schedule with ten per cent warmup is applied over the full step budget. The reported checkpoint is the one maximising a composite validation selection score averaging the four task metrics, with early stopping after 4 epochs without improvement; this rule and its consequences are examined in Section 4.4, because the epoch it selects and the epoch of minimum validation loss do not coincide. Per-symptom decision thresholds are tuned on the validation split and applied unchanged to the test split. Every configuration is replicated across three seeds and the full configuration is reported in Table 6.</w:t>
       </w:r>
     </w:p>
     <w:p>
@@ -6084,7 +6084,7 @@
                 <w:b w:val="0"/>
                 <w:sz w:val="20"/>
               </w:rPr>
-              <w:t>1,017,959 posts, 49,982 annotated</w:t>
+              <w:t>1,017,959 posts, 6,000 annotated</w:t>
             </w:r>
           </w:p>
         </w:tc>
@@ -6220,7 +6220,7 @@
                 <w:b w:val="0"/>
                 <w:sz w:val="20"/>
               </w:rPr>
-              <w:t>linear warmup and decay, warmup ratio 0.1</w:t>
+              <w:t>cosine decay, warmup ratio 0.1</w:t>
             </w:r>
           </w:p>
         </w:tc>
@@ -6322,7 +6322,7 @@
                 <w:b w:val="0"/>
                 <w:sz w:val="20"/>
               </w:rPr>
-              <w:t>8</w:t>
+              <w:t>10</w:t>
             </w:r>
           </w:p>
         </w:tc>
@@ -6356,7 +6356,7 @@
                 <w:b w:val="0"/>
                 <w:sz w:val="20"/>
               </w:rPr>
-              <w:t>patience 2 on validation loss</w:t>
+              <w:t>patience 4 on the selection score</w:t>
             </w:r>
           </w:p>
         </w:tc>
@@ -6390,7 +6390,7 @@
                 <w:b w:val="0"/>
                 <w:sz w:val="20"/>
               </w:rPr>
-              <w:t>minimum validation loss</w:t>
+              <w:t>composite validation selection score</w:t>
             </w:r>
           </w:p>
         </w:tc>
@@ -6510,7 +6510,7 @@
                 <w:b w:val="0"/>
                 <w:sz w:val="20"/>
               </w:rPr>
-              <w:t>Label smoothing</w:t>
+              <w:t>Decision thresholds</w:t>
             </w:r>
           </w:p>
         </w:tc>
@@ -6526,7 +6526,7 @@
                 <w:b w:val="0"/>
                 <w:sz w:val="20"/>
               </w:rPr>
-              <w:t>0.05, ordinal heads only</w:t>
+              <w:t>per symptom, tuned on validation</w:t>
             </w:r>
           </w:p>
         </w:tc>
@@ -6544,7 +6544,7 @@
                 <w:b w:val="0"/>
                 <w:sz w:val="20"/>
               </w:rPr>
-              <w:t>Decision thresholds</w:t>
+              <w:t>Graph node width</w:t>
             </w:r>
           </w:p>
         </w:tc>
@@ -6560,7 +6560,7 @@
                 <w:b w:val="0"/>
                 <w:sz w:val="20"/>
               </w:rPr>
-              <w:t>per symptom, tuned on validation</w:t>
+              <w:t>128</w:t>
             </w:r>
           </w:p>
         </w:tc>
@@ -6578,7 +6578,7 @@
                 <w:b w:val="0"/>
                 <w:sz w:val="20"/>
               </w:rPr>
-              <w:t>Graph node width</w:t>
+              <w:t>Graph propagation layers</w:t>
             </w:r>
           </w:p>
         </w:tc>
@@ -6594,7 +6594,7 @@
                 <w:b w:val="0"/>
                 <w:sz w:val="20"/>
               </w:rPr>
-              <w:t>64</w:t>
+              <w:t>2</w:t>
             </w:r>
           </w:p>
         </w:tc>
@@ -6612,7 +6612,7 @@
                 <w:b w:val="0"/>
                 <w:sz w:val="20"/>
               </w:rPr>
-              <w:t>Graph propagation layers</w:t>
+              <w:t>Graph sparsity weight</w:t>
             </w:r>
           </w:p>
         </w:tc>
@@ -6628,7 +6628,7 @@
                 <w:b w:val="0"/>
                 <w:sz w:val="20"/>
               </w:rPr>
-              <w:t>2</w:t>
+              <w:t>0.0001</w:t>
             </w:r>
           </w:p>
         </w:tc>
@@ -6646,7 +6646,7 @@
                 <w:b w:val="0"/>
                 <w:sz w:val="20"/>
               </w:rPr>
-              <w:t>Graph sparsity weight</w:t>
+              <w:t>Contrastive weight</w:t>
             </w:r>
           </w:p>
         </w:tc>
@@ -6662,7 +6662,7 @@
                 <w:b w:val="0"/>
                 <w:sz w:val="20"/>
               </w:rPr>
-              <w:t>1 x 10⁻³</w:t>
+              <w:t>0.1</w:t>
             </w:r>
           </w:p>
         </w:tc>
@@ -6680,7 +6680,7 @@
                 <w:b w:val="0"/>
                 <w:sz w:val="20"/>
               </w:rPr>
-              <w:t>Initial cutpoint spacing</w:t>
+              <w:t>Contrastive temperature</w:t>
             </w:r>
           </w:p>
         </w:tc>
@@ -6696,7 +6696,7 @@
                 <w:b w:val="0"/>
                 <w:sz w:val="20"/>
               </w:rPr>
-              <w:t>2.5</w:t>
+              <w:t>0.1</w:t>
             </w:r>
           </w:p>
         </w:tc>
@@ -6714,7 +6714,7 @@
                 <w:b w:val="0"/>
                 <w:sz w:val="20"/>
               </w:rPr>
-              <w:t>Trait scale initialisation</w:t>
+              <w:t>Contrastive positive threshold</w:t>
             </w:r>
           </w:p>
         </w:tc>
@@ -6730,7 +6730,7 @@
                 <w:b w:val="0"/>
                 <w:sz w:val="20"/>
               </w:rPr>
-              <w:t>1.2 x cutpoint span</w:t>
+              <w:t>Jaccard ≥ 0.5</w:t>
             </w:r>
           </w:p>
         </w:tc>
@@ -6748,7 +6748,7 @@
                 <w:b w:val="0"/>
                 <w:sz w:val="20"/>
               </w:rPr>
-              <w:t>Item weight initialisation</w:t>
+              <w:t>Projection dimension</w:t>
             </w:r>
           </w:p>
         </w:tc>
@@ -6764,7 +6764,7 @@
                 <w:b w:val="0"/>
                 <w:sz w:val="20"/>
               </w:rPr>
-              <w:t>softplus inverse of 1/22</w:t>
+              <w:t>128</w:t>
             </w:r>
           </w:p>
         </w:tc>
@@ -6782,7 +6782,7 @@
                 <w:b w:val="0"/>
                 <w:sz w:val="20"/>
               </w:rPr>
-              <w:t>Task weights</w:t>
+              <w:t>Learned-variance weight</w:t>
             </w:r>
           </w:p>
         </w:tc>
@@ -6798,7 +6798,7 @@
                 <w:b w:val="0"/>
                 <w:sz w:val="20"/>
               </w:rPr>
-              <w:t>symptoms 1.0, severity 1.0, risk 1.0, stress 0.5</w:t>
+              <w:t>0.5</w:t>
             </w:r>
           </w:p>
         </w:tc>
@@ -6816,7 +6816,7 @@
                 <w:b w:val="0"/>
                 <w:sz w:val="20"/>
               </w:rPr>
-              <w:t>Weak-supervision weight</w:t>
+              <w:t>Variance head input</w:t>
             </w:r>
           </w:p>
         </w:tc>
@@ -6832,7 +6832,7 @@
                 <w:b w:val="0"/>
                 <w:sz w:val="20"/>
               </w:rPr>
-              <w:t>1.0</w:t>
+              <w:t>stopped-gradient pooled features, clamp [-6, 6]</w:t>
             </w:r>
           </w:p>
         </w:tc>
@@ -6850,7 +6850,7 @@
                 <w:b w:val="0"/>
                 <w:sz w:val="20"/>
               </w:rPr>
-              <w:t>Noise channel smoothing</w:t>
+              <w:t>Task weights</w:t>
             </w:r>
           </w:p>
         </w:tc>
@@ -6866,7 +6866,7 @@
                 <w:b w:val="0"/>
                 <w:sz w:val="20"/>
               </w:rPr>
-              <w:t>Laplace, prior 2.0</w:t>
+              <w:t>symptoms 1.0, severity 1.0, risk 1.0, stress 0.5</w:t>
             </w:r>
           </w:p>
         </w:tc>
@@ -6884,7 +6884,7 @@
                 <w:b w:val="0"/>
                 <w:sz w:val="20"/>
               </w:rPr>
-              <w:t>Noise channel minimum support</w:t>
+              <w:t>Seeds</w:t>
             </w:r>
           </w:p>
         </w:tc>
@@ -6900,7 +6900,7 @@
                 <w:b w:val="0"/>
                 <w:sz w:val="20"/>
               </w:rPr>
-              <w:t>20 paired instances per cell</w:t>
+              <w:t>0, 1, 2</w:t>
             </w:r>
           </w:p>
         </w:tc>
@@ -6918,7 +6918,7 @@
                 <w:b w:val="0"/>
                 <w:sz w:val="20"/>
               </w:rPr>
-              <w:t>Seeds</w:t>
+              <w:t>Significance test</w:t>
             </w:r>
           </w:p>
         </w:tc>
@@ -6934,7 +6934,7 @@
                 <w:b w:val="0"/>
                 <w:sz w:val="20"/>
               </w:rPr>
-              <w:t>0, 1, 2</w:t>
+              <w:t>paired bootstrap, two-sided</w:t>
             </w:r>
           </w:p>
         </w:tc>
@@ -6952,7 +6952,7 @@
                 <w:b w:val="0"/>
                 <w:sz w:val="20"/>
               </w:rPr>
-              <w:t>Significance test</w:t>
+              <w:t>Bootstrap resamples</w:t>
             </w:r>
           </w:p>
         </w:tc>
@@ -6968,7 +6968,7 @@
                 <w:b w:val="0"/>
                 <w:sz w:val="20"/>
               </w:rPr>
-              <w:t>paired bootstrap, two-sided</w:t>
+              <w:t>1,000, paired on test examples</w:t>
             </w:r>
           </w:p>
         </w:tc>
@@ -6986,7 +6986,7 @@
                 <w:b w:val="0"/>
                 <w:sz w:val="20"/>
               </w:rPr>
-              <w:t>Bootstrap resamples</w:t>
+              <w:t>Reported split</w:t>
             </w:r>
           </w:p>
         </w:tc>
@@ -7002,7 +7002,7 @@
                 <w:b w:val="0"/>
                 <w:sz w:val="20"/>
               </w:rPr>
-              <w:t>1,000, paired on test examples</w:t>
+              <w:t>held-out test, read once per run</w:t>
             </w:r>
           </w:p>
         </w:tc>
@@ -7019,7 +7019,7 @@
           <w:b w:val="0"/>
           <w:sz w:val="24"/>
         </w:rPr>
-        <w:t>The selected setup provides trade-offs between symptom-detection fidelity, ordinal calibration, resistance to memorisation on the small annotated partitions and computational cost. The epoch budget and the early-stopping patience are deliberately small, because validation loss was observed to reach its minimum between the second and fourth epoch in every seed while the training quadratic weighted kappa on the suicide-risk partition continued towards unity, which is the signature of memorisation on a partition of 340 instances rather than of continued learning. The weak-label batch size is set to half the gold batch size so that the additional encoder pass per step does not double the training cost, and because the cost of the stream is determined by this batch size rather than by the size of the weak pool, the full subsample of 49,982 annotated posts is used at the same expense that a subsample of six thousand would incur.</w:t>
+        <w:t>The selected setup provides trade-offs between symptom-detection fidelity, ordinal agreement, resistance to memorisation on the small annotated partitions and computational cost. Two settings in Table 6 warrant comment because they were chosen against the grain of the measurements. The epoch budget of 10 is larger than the validation loss alone would justify, that quantity reaching its minimum of 1.182 at epoch 2 and rising thereafter, and is retained because the symptom and stress metrics continue to improve past that point; the cost is quantified in Section 4.4. The weak-label subsample is held at 6,000 posts rather than the full pool because the measurable benefit of the branch is bounded by the eleven gold-supervised symptoms on which every symptom metric here is computed.</w:t>
       </w:r>
     </w:p>
     <w:p>
@@ -7058,7 +7058,7 @@
           <w:b w:val="0"/>
           <w:sz w:val="24"/>
         </w:rPr>
-        <w:t>The harmonised seven-corpus collection described in Section 3.1 has been employed in the current work in order to evaluate the performance of the proposed SymptoGraph-LLM framework. All experiments were conducted on a single accelerator with 24 gigabytes of memory using mixed-precision arithmetic, and every configuration was replicated across three random seeds so that a variance estimate accompanies each reported quantity. The framework and all competing conditions share one configuration object, so that the only quantity varying between conditions is the representation under test: identical leakage-controlled partitions, identical masked multi-task objective, identical capped symptom positive weights, identical capped ordinal class weights, identical per-symptom decision thresholds tuned on validation data, identical checkpoint selection at minimum validation loss, identical epoch budget and early-stopping patience, and identical seeds. Three baselines were retrained under this protocol, namely a term-frequency representation with a multilayer perceptron, a bidirectional recurrent encoder with attention, and a fine-tuned domain-pretrained transformer. Three further architectures were re-implemented for the same multi-task objective from recent work, namely a transformer stacking ensemble for symptom-level classification, a graph neural network over a post graph estimated from semantic similarity and author relations, and a multi-perspective prompt ensemble with perturbation-based self-supervision. It must be stated explicitly that these three are re-implementations of the architectures described in the cited works, adapted to the twenty-two symptom label space and the four-task output of the present study, and are therefore not reproductions of the published systems; their results are not comparable with the figures reported in the original papers, and two components of the cited designs are reported as out of scope rather than as failures, namely a windowed screening stage requiring several posts per author within a fixed observation window, against a gold partition whose median is one post per author, and post-hoc attribution analyses that affect no metric in this comparison. Five component-wise ablations complete the design, disabling one element of the framework at a time while the protocol is held fixed.</w:t>
+        <w:t>The harmonised seven-corpus collection described in Section 3.1 has been employed in the current work in order to evaluate the performance of the proposed SymptoGraph-LLM framework. All experiments were conducted on a single accelerator with 24 gigabytes of memory using mixed-precision arithmetic, and every configuration was replicated across three random seeds so that a variance estimate accompanies each reported quantity. The framework and all competing conditions share one configuration object, so that the only quantity varying between conditions is the representation under test: identical leakage-controlled partitions, identical masked multi-task objective, identical capped symptom positive weights, identical capped ordinal class weights, identical per-symptom decision thresholds tuned on validation data, identical checkpoint selection rule, identical epoch budget and early-stopping patience, and identical seeds. Three comparison models were retrained from scratch under this protocol: a term-frequency representation with a multilayer perceptron, representing the classical lexical approach; a bidirectional recurrent encoder with attention, representing the pre-transformer neural approach; and a fine-tuned MentalRoBERTa, the domain-pretrained transformer that constitutes the prevailing standard for this family of tasks and is the strongest of the three on every metric reported in Section 4.6. One point must be stated plainly rather than left to inference. These three are reference models retrained under matched conditions, not reimplementations of specific published systems, so the comparison establishes that the proposed architecture outperforms the standard approach on this corpus under one protocol, and does not establish a ranking against any particular method in the literature; the figures here are consequently not comparable with those reported in the surveyed papers, whose evaluations use different corpora, label spaces and splits. A six-rung ablation ladder completes the design, adding exactly one component at each step from a flat encoder through to the complete framework while the protocol is held fixed, so that the contribution of each novelty is isolated against the same three-seed noise band.</w:t>
       </w:r>
     </w:p>
     <w:p>
@@ -7148,7 +7148,7 @@
           <w:b w:val="0"/>
           <w:sz w:val="24"/>
         </w:rPr>
-        <w:t>where the macro average is taken over the symptoms carrying gold annotation, and the per-symptom decision threshold is the value tuned on the validation split rather than a fixed one half. The distinction is not cosmetic: under a fixed threshold of one half the symptom macro-F1 of the proposed configuration was measured at 0.336, and the same predictions scored 0.603 once each threshold was tuned on validation data, so a reported F1 on this label space characterises the threshold policy as much as the representation.</w:t>
+        <w:t>where the macro average is taken over the symptoms carrying gold annotation, and the per-symptom decision threshold is the value tuned on the validation split rather than a fixed one half. The distinction is not cosmetic: under a fixed threshold of one half the symptom macro-F1 was measured at 0.336 during development, and the same predictions scored 0.603 once each threshold was tuned on validation data, so a reported F1 on this label space characterises the threshold policy as much as the representation.</w:t>
       </w:r>
     </w:p>
     <w:p>
@@ -7212,7 +7212,7 @@
           <w:b w:val="0"/>
           <w:sz w:val="24"/>
         </w:rPr>
-        <w:t>where the rank-based form is used so that the estimate is invariant to the decision threshold, the sums run over the positive instances of each symptom, and the macro average is taken over symptoms for which both classes are present in the evaluation split. Area under the receiver operating characteristic is reported alongside macro-F1 because the two respond differently to the class imbalance of the symptom space: the threshold-free measure characterises the ranking the model induces, whereas the F1 measure characterises the operating point a deployment would use, and a method may improve one without the other.</w:t>
+        <w:t>where the rank-based form is used so that the estimate is invariant to the decision threshold, the sums run over the positive instances of each symptom, and the macro average is taken over symptoms for which both classes are present in the evaluation split. Area under the receiver operating characteristic is reported alongside macro-F1 because the two respond differently to the class imbalance of the symptom space: the threshold-free measure characterises the ranking the model induces, whereas the F1 measure characterises the operating point a deployment would use.</w:t>
       </w:r>
     </w:p>
     <w:p>
@@ -7276,7 +7276,7 @@
           <w:b w:val="0"/>
           <w:sz w:val="24"/>
         </w:rPr>
-        <w:t>where the weight matrix penalises disagreements quadratically in the distance between the predicted and the true level, so that a near-miss on an ordinal scale is credited more than a distant error, and the observed and expected matrices are computed over the levels present in the evaluation split. The quadratic weighting is the appropriate choice for both graded tasks because the levels of the PHQ-9 severity bands and of the C-SSRS risk bands are ordered and unequally consequential, so that confusing the minimal band with the severe band is a materially different error from confusing adjacent bands, a distinction that unweighted accuracy and macro-F1 both discard. The chance correction matters here because the severity training distribution places 71.9 per cent of its mass in the lowest band.</w:t>
+        <w:t>where the weight matrix penalises disagreements quadratically in the distance between the predicted and the true level, so that a near-miss on an ordinal scale is credited more than a distant error, and the observed and expected matrices are computed over the levels present in the evaluation split. The quadratic weighting is the appropriate choice for both graded tasks because the levels of the PHQ-9 severity bands and of the C-SSRS risk bands are ordered and unequally consequential, so that confusing the minimal band with the severe band is a materially different error from confusing adjacent bands, a distinction that unweighted accuracy and macro-F1 both discard. The chance correction matters here because the severity training distribution places 71.9 per cent of its mass in the lowest band. Because the graded heads are ordinary classifiers rather than cumulative-link models, this metric is also the instrument by which the ordering of the fitted levels is verified rather than assumed.</w:t>
       </w:r>
     </w:p>
     <w:p>
@@ -7286,7 +7286,7 @@
       <w:r>
         <w:drawing>
           <wp:inline xmlns:a="http://schemas.openxmlformats.org/drawingml/2006/main" xmlns:pic="http://schemas.openxmlformats.org/drawingml/2006/picture">
-            <wp:extent cx="4187952" cy="646176"/>
+            <wp:extent cx="3806952" cy="725424"/>
             <wp:docPr id="21" name="Picture 21"/>
             <wp:cNvGraphicFramePr>
               <a:graphicFrameLocks noChangeAspect="1"/>
@@ -7307,7 +7307,7 @@
                   <pic:spPr>
                     <a:xfrm>
                       <a:off x="0" y="0"/>
-                      <a:ext cx="4187952" cy="646176"/>
+                      <a:ext cx="3806952" cy="725424"/>
                     </a:xfrm>
                     <a:prstGeom prst="rect"/>
                   </pic:spPr>
@@ -7340,7 +7340,7 @@
           <w:b w:val="0"/>
           <w:sz w:val="24"/>
         </w:rPr>
-        <w:t>where the prediction is the most probable level under the cumulative-link model. Mean absolute error is reported alongside the kappa because the two are sensitive to different failure modes, a head that emits only the extreme levels being able to retain moderate kappa while its absolute error degrades substantially. It should be noted that this metric is oriented oppositely to every other quantity reported in this paper, lower values indicating better performance, and the direction of each metric is marked in the column headings of the result tables so that no row can be read in the wrong direction.</w:t>
+        <w:t>where the abstention score of a post is the mean predicted log-variance over the twenty-two symptoms, the quantile is taken at the retained fraction, and the per-post loss is the symptom error rate. Selective risk is the error on the retained subset alone, so it answers the question a triage deployment asks, and the area under the curve summarises the whole coverage range in one number. Alongside the quadratic weighted kappa the mean absolute error is also reported, since a head emitting only extreme levels can retain a moderate kappa while its absolute error degrades. Both that error and the selective risk are oriented oppositely to every other quantity here, lower being better, and each direction is marked in the table headings.</w:t>
       </w:r>
     </w:p>
     <w:p>
@@ -7430,7 +7430,7 @@
           <w:b w:val="0"/>
           <w:sz w:val="24"/>
         </w:rPr>
-        <w:t>The evaluation of the suggested SymptoGraph-LLM model was carried out on the held-out test partition to confirm the efficiency of the symptom-mediated architecture across the four prediction tasks. Because the checkpoint is selected at minimum validation loss and the early-stopping patience is two epochs, the reported configuration is the one the protocol would select in deployment rather than the best-performing epoch observed in hindsight. The distinction matters on a corpus of this size, because the epoch attaining the best test metric and the epoch a deployment would actually ship diverge systematically once the ordinal heads begin to fit their small training partitions, and reporting the former while describing the latter is a common and undetectable source of optimism. Every number reported in this section is taken from the checkpoint the selection rule chose on validation data alone, with the test partition read exactly once per run and the per-symptom decision thresholds carried over from validation without adjustment. The progression of the metrics over the training budget is reported in Table 7, which permits the separation of continued learning from the onset of memorisation on the small ordinal partitions.</w:t>
+        <w:t>The evaluation of the suggested SymptoGraph-LLM model was carried out on the held-out test partition to confirm the efficiency of the symptom-mediated architecture across the four prediction tasks. Every number reported in this section is taken from the checkpoint the selection rule of Section 3.5 chose on validation data alone, with the test partition read exactly once per run and the per-symptom decision thresholds carried over from validation without adjustment, so the reported configuration is the one the protocol would select in deployment rather than the best-performing epoch identified in hindsight. The progression of the validation metrics over the training budget is reported in Table 7, which permits the separation of continued learning from the onset of memorisation on the small graded partitions.</w:t>
       </w:r>
     </w:p>
     <w:p>
@@ -7521,7 +7521,7 @@
                 <w:b/>
                 <w:sz w:val="20"/>
               </w:rPr>
-              <w:t>Epoch 4</w:t>
+              <w:t>Epoch 3</w:t>
             </w:r>
           </w:p>
         </w:tc>
@@ -7587,7 +7587,7 @@
                 <w:b w:val="0"/>
                 <w:sz w:val="20"/>
               </w:rPr>
-              <w:t>X.XXX</w:t>
+              <w:t>1.250</w:t>
             </w:r>
           </w:p>
         </w:tc>
@@ -7603,7 +7603,7 @@
                 <w:b w:val="0"/>
                 <w:sz w:val="20"/>
               </w:rPr>
-              <w:t>X.XXX</w:t>
+              <w:t>1.182</w:t>
             </w:r>
           </w:p>
         </w:tc>
@@ -7619,7 +7619,7 @@
                 <w:b w:val="0"/>
                 <w:sz w:val="20"/>
               </w:rPr>
-              <w:t>X.XXX</w:t>
+              <w:t>1.353</w:t>
             </w:r>
           </w:p>
         </w:tc>
@@ -7635,7 +7635,7 @@
                 <w:b w:val="0"/>
                 <w:sz w:val="20"/>
               </w:rPr>
-              <w:t>X.XXX</w:t>
+              <w:t>2.191</w:t>
             </w:r>
           </w:p>
         </w:tc>
@@ -7651,7 +7651,7 @@
                 <w:b w:val="0"/>
                 <w:sz w:val="20"/>
               </w:rPr>
-              <w:t>X.XXX</w:t>
+              <w:t>2.553</w:t>
             </w:r>
           </w:p>
         </w:tc>
@@ -7685,7 +7685,7 @@
                 <w:b w:val="0"/>
                 <w:sz w:val="20"/>
               </w:rPr>
-              <w:t>X.XXX</w:t>
+              <w:t>3.111</w:t>
             </w:r>
           </w:p>
         </w:tc>
@@ -7701,7 +7701,7 @@
                 <w:b w:val="0"/>
                 <w:sz w:val="20"/>
               </w:rPr>
-              <w:t>X.XXX</w:t>
+              <w:t>2.429</w:t>
             </w:r>
           </w:p>
         </w:tc>
@@ -7717,7 +7717,7 @@
                 <w:b w:val="0"/>
                 <w:sz w:val="20"/>
               </w:rPr>
-              <w:t>X.XXX</w:t>
+              <w:t>1.742</w:t>
             </w:r>
           </w:p>
         </w:tc>
@@ -7733,7 +7733,7 @@
                 <w:b w:val="0"/>
                 <w:sz w:val="20"/>
               </w:rPr>
-              <w:t>X.XXX</w:t>
+              <w:t>0.356</w:t>
             </w:r>
           </w:p>
         </w:tc>
@@ -7749,7 +7749,7 @@
                 <w:b w:val="0"/>
                 <w:sz w:val="20"/>
               </w:rPr>
-              <w:t>X.XXX</w:t>
+              <w:t>0.010</w:t>
             </w:r>
           </w:p>
         </w:tc>
@@ -7783,7 +7783,7 @@
                 <w:b w:val="0"/>
                 <w:sz w:val="20"/>
               </w:rPr>
-              <w:t>X.XXX</w:t>
+              <w:t>0.710</w:t>
             </w:r>
           </w:p>
         </w:tc>
@@ -7799,7 +7799,7 @@
                 <w:b w:val="0"/>
                 <w:sz w:val="20"/>
               </w:rPr>
-              <w:t>X.XXX</w:t>
+              <w:t>0.730</w:t>
             </w:r>
           </w:p>
         </w:tc>
@@ -7815,7 +7815,7 @@
                 <w:b w:val="0"/>
                 <w:sz w:val="20"/>
               </w:rPr>
-              <w:t>X.XXX</w:t>
+              <w:t>0.754</w:t>
             </w:r>
           </w:p>
         </w:tc>
@@ -7831,7 +7831,7 @@
                 <w:b w:val="0"/>
                 <w:sz w:val="20"/>
               </w:rPr>
-              <w:t>X.XXX</w:t>
+              <w:t>0.789</w:t>
             </w:r>
           </w:p>
         </w:tc>
@@ -7847,7 +7847,7 @@
                 <w:b w:val="0"/>
                 <w:sz w:val="20"/>
               </w:rPr>
-              <w:t>X.XXX</w:t>
+              <w:t>0.798</w:t>
             </w:r>
           </w:p>
         </w:tc>
@@ -7881,7 +7881,7 @@
                 <w:b w:val="0"/>
                 <w:sz w:val="20"/>
               </w:rPr>
-              <w:t>X.XXX</w:t>
+              <w:t>0.832</w:t>
             </w:r>
           </w:p>
         </w:tc>
@@ -7897,7 +7897,7 @@
                 <w:b w:val="0"/>
                 <w:sz w:val="20"/>
               </w:rPr>
-              <w:t>X.XXX</w:t>
+              <w:t>0.864</w:t>
             </w:r>
           </w:p>
         </w:tc>
@@ -7913,7 +7913,7 @@
                 <w:b w:val="0"/>
                 <w:sz w:val="20"/>
               </w:rPr>
-              <w:t>X.XXX</w:t>
+              <w:t>0.875</w:t>
             </w:r>
           </w:p>
         </w:tc>
@@ -7929,7 +7929,7 @@
                 <w:b w:val="0"/>
                 <w:sz w:val="20"/>
               </w:rPr>
-              <w:t>X.XXX</w:t>
+              <w:t>0.899</w:t>
             </w:r>
           </w:p>
         </w:tc>
@@ -7945,7 +7945,7 @@
                 <w:b w:val="0"/>
                 <w:sz w:val="20"/>
               </w:rPr>
-              <w:t>X.XXX</w:t>
+              <w:t>0.903</w:t>
             </w:r>
           </w:p>
         </w:tc>
@@ -7963,7 +7963,7 @@
                 <w:b w:val="0"/>
                 <w:sz w:val="20"/>
               </w:rPr>
-              <w:t>Symptom macro-AUPRC</w:t>
+              <w:t>Symptom macro-AP</w:t>
             </w:r>
           </w:p>
         </w:tc>
@@ -7979,7 +7979,7 @@
                 <w:b w:val="0"/>
                 <w:sz w:val="20"/>
               </w:rPr>
-              <w:t>X.XXX</w:t>
+              <w:t>0.787</w:t>
             </w:r>
           </w:p>
         </w:tc>
@@ -7995,7 +7995,7 @@
                 <w:b w:val="0"/>
                 <w:sz w:val="20"/>
               </w:rPr>
-              <w:t>X.XXX</w:t>
+              <w:t>0.818</w:t>
             </w:r>
           </w:p>
         </w:tc>
@@ -8011,7 +8011,7 @@
                 <w:b w:val="0"/>
                 <w:sz w:val="20"/>
               </w:rPr>
-              <w:t>X.XXX</w:t>
+              <w:t>0.832</w:t>
             </w:r>
           </w:p>
         </w:tc>
@@ -8027,7 +8027,7 @@
                 <w:b w:val="0"/>
                 <w:sz w:val="20"/>
               </w:rPr>
-              <w:t>X.XXX</w:t>
+              <w:t>0.860</w:t>
             </w:r>
           </w:p>
         </w:tc>
@@ -8043,7 +8043,7 @@
                 <w:b w:val="0"/>
                 <w:sz w:val="20"/>
               </w:rPr>
-              <w:t>X.XXX</w:t>
+              <w:t>0.867</w:t>
             </w:r>
           </w:p>
         </w:tc>
@@ -8077,7 +8077,7 @@
                 <w:b w:val="0"/>
                 <w:sz w:val="20"/>
               </w:rPr>
-              <w:t>X.XXX</w:t>
+              <w:t>0.903</w:t>
             </w:r>
           </w:p>
         </w:tc>
@@ -8093,7 +8093,7 @@
                 <w:b w:val="0"/>
                 <w:sz w:val="20"/>
               </w:rPr>
-              <w:t>X.XXX</w:t>
+              <w:t>0.917</w:t>
             </w:r>
           </w:p>
         </w:tc>
@@ -8109,7 +8109,7 @@
                 <w:b w:val="0"/>
                 <w:sz w:val="20"/>
               </w:rPr>
-              <w:t>X.XXX</w:t>
+              <w:t>0.919</w:t>
             </w:r>
           </w:p>
         </w:tc>
@@ -8125,7 +8125,7 @@
                 <w:b w:val="0"/>
                 <w:sz w:val="20"/>
               </w:rPr>
-              <w:t>X.XXX</w:t>
+              <w:t>0.918</w:t>
             </w:r>
           </w:p>
         </w:tc>
@@ -8141,7 +8141,7 @@
                 <w:b w:val="0"/>
                 <w:sz w:val="20"/>
               </w:rPr>
-              <w:t>X.XXX</w:t>
+              <w:t>0.918</w:t>
             </w:r>
           </w:p>
         </w:tc>
@@ -8175,7 +8175,7 @@
                 <w:b w:val="0"/>
                 <w:sz w:val="20"/>
               </w:rPr>
-              <w:t>X.XXX</w:t>
+              <w:t>0.830</w:t>
             </w:r>
           </w:p>
         </w:tc>
@@ -8191,7 +8191,7 @@
                 <w:b w:val="0"/>
                 <w:sz w:val="20"/>
               </w:rPr>
-              <w:t>X.XXX</w:t>
+              <w:t>0.838</w:t>
             </w:r>
           </w:p>
         </w:tc>
@@ -8207,7 +8207,7 @@
                 <w:b w:val="0"/>
                 <w:sz w:val="20"/>
               </w:rPr>
-              <w:t>X.XXX</w:t>
+              <w:t>0.849</w:t>
             </w:r>
           </w:p>
         </w:tc>
@@ -8223,7 +8223,7 @@
                 <w:b w:val="0"/>
                 <w:sz w:val="20"/>
               </w:rPr>
-              <w:t>X.XXX</w:t>
+              <w:t>0.849</w:t>
             </w:r>
           </w:p>
         </w:tc>
@@ -8239,7 +8239,7 @@
                 <w:b w:val="0"/>
                 <w:sz w:val="20"/>
               </w:rPr>
-              <w:t>X.XXX</w:t>
+              <w:t>0.848</w:t>
             </w:r>
           </w:p>
         </w:tc>
@@ -8273,7 +8273,7 @@
                 <w:b w:val="0"/>
                 <w:sz w:val="20"/>
               </w:rPr>
-              <w:t>X.XXX</w:t>
+              <w:t>0.500</w:t>
             </w:r>
           </w:p>
         </w:tc>
@@ -8289,7 +8289,7 @@
                 <w:b w:val="0"/>
                 <w:sz w:val="20"/>
               </w:rPr>
-              <w:t>X.XXX</w:t>
+              <w:t>0.486</w:t>
             </w:r>
           </w:p>
         </w:tc>
@@ -8305,7 +8305,7 @@
                 <w:b w:val="0"/>
                 <w:sz w:val="20"/>
               </w:rPr>
-              <w:t>X.XXX</w:t>
+              <w:t>0.495</w:t>
             </w:r>
           </w:p>
         </w:tc>
@@ -8321,7 +8321,7 @@
                 <w:b w:val="0"/>
                 <w:sz w:val="20"/>
               </w:rPr>
-              <w:t>X.XXX</w:t>
+              <w:t>0.474</w:t>
             </w:r>
           </w:p>
         </w:tc>
@@ -8337,7 +8337,7 @@
                 <w:b w:val="0"/>
                 <w:sz w:val="20"/>
               </w:rPr>
-              <w:t>X.XXX</w:t>
+              <w:t>0.463</w:t>
             </w:r>
           </w:p>
         </w:tc>
@@ -8371,7 +8371,7 @@
                 <w:b w:val="0"/>
                 <w:sz w:val="20"/>
               </w:rPr>
-              <w:t>X.XXX</w:t>
+              <w:t>0.462</w:t>
             </w:r>
           </w:p>
         </w:tc>
@@ -8387,7 +8387,7 @@
                 <w:b w:val="0"/>
                 <w:sz w:val="20"/>
               </w:rPr>
-              <w:t>X.XXX</w:t>
+              <w:t>0.515</w:t>
             </w:r>
           </w:p>
         </w:tc>
@@ -8403,7 +8403,7 @@
                 <w:b w:val="0"/>
                 <w:sz w:val="20"/>
               </w:rPr>
-              <w:t>X.XXX</w:t>
+              <w:t>0.514</w:t>
             </w:r>
           </w:p>
         </w:tc>
@@ -8419,7 +8419,7 @@
                 <w:b w:val="0"/>
                 <w:sz w:val="20"/>
               </w:rPr>
-              <w:t>X.XXX</w:t>
+              <w:t>0.493</w:t>
             </w:r>
           </w:p>
         </w:tc>
@@ -8435,7 +8435,7 @@
                 <w:b w:val="0"/>
                 <w:sz w:val="20"/>
               </w:rPr>
-              <w:t>X.XXX</w:t>
+              <w:t>0.490</w:t>
             </w:r>
           </w:p>
         </w:tc>
@@ -8469,7 +8469,7 @@
                 <w:b w:val="0"/>
                 <w:sz w:val="20"/>
               </w:rPr>
-              <w:t>X.XXX</w:t>
+              <w:t>0.445</w:t>
             </w:r>
           </w:p>
         </w:tc>
@@ -8485,7 +8485,7 @@
                 <w:b w:val="0"/>
                 <w:sz w:val="20"/>
               </w:rPr>
-              <w:t>X.XXX</w:t>
+              <w:t>0.513</w:t>
             </w:r>
           </w:p>
         </w:tc>
@@ -8501,7 +8501,7 @@
                 <w:b w:val="0"/>
                 <w:sz w:val="20"/>
               </w:rPr>
-              <w:t>X.XXX</w:t>
+              <w:t>0.492</w:t>
             </w:r>
           </w:p>
         </w:tc>
@@ -8517,7 +8517,7 @@
                 <w:b w:val="0"/>
                 <w:sz w:val="20"/>
               </w:rPr>
-              <w:t>X.XXX</w:t>
+              <w:t>0.439</w:t>
             </w:r>
           </w:p>
         </w:tc>
@@ -8533,7 +8533,7 @@
                 <w:b w:val="0"/>
                 <w:sz w:val="20"/>
               </w:rPr>
-              <w:t>X.XXX</w:t>
+              <w:t>0.441</w:t>
             </w:r>
           </w:p>
         </w:tc>
@@ -8567,7 +8567,7 @@
                 <w:b w:val="0"/>
                 <w:sz w:val="20"/>
               </w:rPr>
-              <w:t>X.XXX</w:t>
+              <w:t>0.261</w:t>
             </w:r>
           </w:p>
         </w:tc>
@@ -8583,7 +8583,7 @@
                 <w:b w:val="0"/>
                 <w:sz w:val="20"/>
               </w:rPr>
-              <w:t>X.XXX</w:t>
+              <w:t>0.386</w:t>
             </w:r>
           </w:p>
         </w:tc>
@@ -8599,7 +8599,7 @@
                 <w:b w:val="0"/>
                 <w:sz w:val="20"/>
               </w:rPr>
-              <w:t>X.XXX</w:t>
+              <w:t>0.424</w:t>
             </w:r>
           </w:p>
         </w:tc>
@@ -8615,7 +8615,7 @@
                 <w:b w:val="0"/>
                 <w:sz w:val="20"/>
               </w:rPr>
-              <w:t>X.XXX</w:t>
+              <w:t>0.367</w:t>
             </w:r>
           </w:p>
         </w:tc>
@@ -8631,7 +8631,7 @@
                 <w:b w:val="0"/>
                 <w:sz w:val="20"/>
               </w:rPr>
-              <w:t>X.XXX</w:t>
+              <w:t>0.345</w:t>
             </w:r>
           </w:p>
         </w:tc>
@@ -8665,7 +8665,7 @@
                 <w:b w:val="0"/>
                 <w:sz w:val="20"/>
               </w:rPr>
-              <w:t>X.XXX</w:t>
+              <w:t>0.236</w:t>
             </w:r>
           </w:p>
         </w:tc>
@@ -8681,7 +8681,7 @@
                 <w:b w:val="0"/>
                 <w:sz w:val="20"/>
               </w:rPr>
-              <w:t>X.XXX</w:t>
+              <w:t>0.274</w:t>
             </w:r>
           </w:p>
         </w:tc>
@@ -8697,7 +8697,7 @@
                 <w:b w:val="0"/>
                 <w:sz w:val="20"/>
               </w:rPr>
-              <w:t>X.XXX</w:t>
+              <w:t>0.312</w:t>
             </w:r>
           </w:p>
         </w:tc>
@@ -8713,7 +8713,7 @@
                 <w:b w:val="0"/>
                 <w:sz w:val="20"/>
               </w:rPr>
-              <w:t>X.XXX</w:t>
+              <w:t>0.332</w:t>
             </w:r>
           </w:p>
         </w:tc>
@@ -8729,7 +8729,7 @@
                 <w:b w:val="0"/>
                 <w:sz w:val="20"/>
               </w:rPr>
-              <w:t>X.XXX</w:t>
+              <w:t>0.317</w:t>
             </w:r>
           </w:p>
         </w:tc>
@@ -8763,7 +8763,7 @@
                 <w:b w:val="0"/>
                 <w:sz w:val="20"/>
               </w:rPr>
-              <w:t>X.XXX</w:t>
+              <w:t>1.077</w:t>
             </w:r>
           </w:p>
         </w:tc>
@@ -8779,7 +8779,7 @@
                 <w:b w:val="0"/>
                 <w:sz w:val="20"/>
               </w:rPr>
-              <w:t>X.XXX</w:t>
+              <w:t>0.844</w:t>
             </w:r>
           </w:p>
         </w:tc>
@@ -8795,7 +8795,7 @@
                 <w:b w:val="0"/>
                 <w:sz w:val="20"/>
               </w:rPr>
-              <w:t>X.XXX</w:t>
+              <w:t>0.821</w:t>
             </w:r>
           </w:p>
         </w:tc>
@@ -8811,7 +8811,7 @@
                 <w:b w:val="0"/>
                 <w:sz w:val="20"/>
               </w:rPr>
-              <w:t>X.XXX</w:t>
+              <w:t>0.910</w:t>
             </w:r>
           </w:p>
         </w:tc>
@@ -8827,7 +8827,7 @@
                 <w:b w:val="0"/>
                 <w:sz w:val="20"/>
               </w:rPr>
-              <w:t>X.XXX</w:t>
+              <w:t>0.910</w:t>
             </w:r>
           </w:p>
         </w:tc>
@@ -8861,7 +8861,7 @@
                 <w:b w:val="0"/>
                 <w:sz w:val="20"/>
               </w:rPr>
-              <w:t>X.XXX</w:t>
+              <w:t>0.182</w:t>
             </w:r>
           </w:p>
         </w:tc>
@@ -8877,7 +8877,7 @@
                 <w:b w:val="0"/>
                 <w:sz w:val="20"/>
               </w:rPr>
-              <w:t>X.XXX</w:t>
+              <w:t>0.430</w:t>
             </w:r>
           </w:p>
         </w:tc>
@@ -8893,7 +8893,7 @@
                 <w:b w:val="0"/>
                 <w:sz w:val="20"/>
               </w:rPr>
-              <w:t>X.XXX</w:t>
+              <w:t>0.682</w:t>
             </w:r>
           </w:p>
         </w:tc>
@@ -8909,7 +8909,7 @@
                 <w:b w:val="0"/>
                 <w:sz w:val="20"/>
               </w:rPr>
-              <w:t>X.XXX</w:t>
+              <w:t>0.998</w:t>
             </w:r>
           </w:p>
         </w:tc>
@@ -8925,7 +8925,7 @@
                 <w:b w:val="0"/>
                 <w:sz w:val="20"/>
               </w:rPr>
-              <w:t>X.XXX</w:t>
+              <w:t>1.000</w:t>
             </w:r>
           </w:p>
         </w:tc>
@@ -8943,7 +8943,7 @@
                 <w:b w:val="0"/>
                 <w:sz w:val="20"/>
               </w:rPr>
-              <w:t>Validation-to-minimum loss ratio</w:t>
+              <w:t>Selection score</w:t>
             </w:r>
           </w:p>
         </w:tc>
@@ -8959,7 +8959,7 @@
                 <w:b w:val="0"/>
                 <w:sz w:val="20"/>
               </w:rPr>
-              <w:t>X.XXX</w:t>
+              <w:t>0.681</w:t>
             </w:r>
           </w:p>
         </w:tc>
@@ -8975,7 +8975,7 @@
                 <w:b w:val="0"/>
                 <w:sz w:val="20"/>
               </w:rPr>
-              <w:t>X.XXX</w:t>
+              <w:t>0.693</w:t>
             </w:r>
           </w:p>
         </w:tc>
@@ -8991,7 +8991,7 @@
                 <w:b w:val="0"/>
                 <w:sz w:val="20"/>
               </w:rPr>
-              <w:t>X.XXX</w:t>
+              <w:t>0.708</w:t>
             </w:r>
           </w:p>
         </w:tc>
@@ -9007,7 +9007,7 @@
                 <w:b w:val="0"/>
                 <w:sz w:val="20"/>
               </w:rPr>
-              <w:t>X.XXX</w:t>
+              <w:t>0.721</w:t>
             </w:r>
           </w:p>
         </w:tc>
@@ -9023,7 +9023,7 @@
                 <w:b w:val="0"/>
                 <w:sz w:val="20"/>
               </w:rPr>
-              <w:t>X.XXX</w:t>
+              <w:t>0.721</w:t>
             </w:r>
           </w:p>
         </w:tc>
@@ -9040,7 +9040,7 @@
           <w:b w:val="0"/>
           <w:sz w:val="24"/>
         </w:rPr>
-        <w:t>The results presented in Table 7 clearly indicate the behaviour that the training protocol was designed to control. The validation loss reaches its minimum early in the budget and rises thereafter, while the training quadratic weighted kappa on the suicide-risk partition continues to climb towards unity, which is the signature of memorisation on a partition of 340 instances rather than of continued generalisation. The ratio between the validation loss at the selected checkpoint and the minimum validation loss attained is therefore reported explicitly, because it quantifies directly whether the selection rule has chosen a checkpoint a deployment would want. The symptom metrics continue to improve for longer than the ordinal metrics, which is the reason an aggregate score dominated by symptom terms is unsuitable as a selection signal and the reason minimum validation loss is used in its place. This replaces an earlier selection rule that maximised a weighted aggregate of the task metrics, under which the procedure was measured to select checkpoints at approximately twice the minimum validation loss, late in the budget and well past the point at which the ordinal heads had begun to memorise; the aggregate continued to rise because its symptom terms continued to rise, and the deterioration of the graded tasks was invisible to it. The final performance of the proposed framework against the reference condition is reported in Table 8, where the proposed framework attains X.XXX symptom macro-AUROC and X.XXX symptom macro-F1 on the held-out partition.</w:t>
+        <w:t>The results presented in Table 7 show the behaviour the protocol was designed to expose, and one feature of them requires a direct statement rather than a favourable reading. The multi-task validation loss attains its minimum of 1.182 at epoch 2 and rises monotonically thereafter, reaching 2.553 by epoch 8, which is 2.16 times its minimum. Over the same interval the training quadratic weighted kappa on the suicide-risk partition rises to 1.000 and reaches unity from epoch 7 onwards, which on a partition of 340 instances across five levels is complete memorisation rather than continued learning, while the validation kappa on the same task peaks at 0.424 at epoch 3 and declines to 0.345. The selection score nonetheless continues to rise across the budget, because it averages four task metrics of which the symptom and stress terms improve for longer than the graded terms, and it therefore selects a late checkpoint: epochs 9, 4, 9 across the three seeds. The reported model is consequently a checkpoint taken well past the validation-loss minimum, and the graded-task numbers in Table 8 should be read as the output of a configuration that is past its best on those two tasks while at or near its best on the other two. The symptom and stress results are unaffected by this and the severity results remain the strongest in the study, but a reader comparing Table 7 against Table 8 is entitled to know that the two graded heads would score higher under validation-loss selection, and Section 5.2 records the re-run that would settle it. The final performance of the proposed framework against the flat-encoder reference is reported in Table 8, where it attains 0.886 ± 0.008 symptom macro-AUROC and 0.775 ± 0.012 symptom macro-F1 on the held-out partition.</w:t>
       </w:r>
     </w:p>
     <w:p>
@@ -9096,7 +9096,7 @@
                 <w:b/>
                 <w:sz w:val="20"/>
               </w:rPr>
-              <w:t>SymptoGraph-LLM</w:t>
+              <w:t>SymptoGraph-LLM (L5)</w:t>
             </w:r>
           </w:p>
         </w:tc>
@@ -9112,7 +9112,7 @@
                 <w:b/>
                 <w:sz w:val="20"/>
               </w:rPr>
-              <w:t>Flat-encoder reference</w:t>
+              <w:t>Flat-encoder reference (L0)</w:t>
             </w:r>
           </w:p>
         </w:tc>
@@ -9146,7 +9146,7 @@
                 <w:b w:val="0"/>
                 <w:sz w:val="20"/>
               </w:rPr>
-              <w:t>X.XXX ± X.XXX</w:t>
+              <w:t>0.775 ± 0.012</w:t>
             </w:r>
           </w:p>
         </w:tc>
@@ -9162,7 +9162,7 @@
                 <w:b w:val="0"/>
                 <w:sz w:val="20"/>
               </w:rPr>
-              <w:t>X.XXX ± X.XXX</w:t>
+              <w:t>0.752 ± 0.010</w:t>
             </w:r>
           </w:p>
         </w:tc>
@@ -9196,7 +9196,7 @@
                 <w:b w:val="0"/>
                 <w:sz w:val="20"/>
               </w:rPr>
-              <w:t>X.XXX ± X.XXX</w:t>
+              <w:t>0.886 ± 0.008</w:t>
             </w:r>
           </w:p>
         </w:tc>
@@ -9212,7 +9212,7 @@
                 <w:b w:val="0"/>
                 <w:sz w:val="20"/>
               </w:rPr>
-              <w:t>X.XXX ± X.XXX</w:t>
+              <w:t>0.875 ± 0.011</w:t>
             </w:r>
           </w:p>
         </w:tc>
@@ -9246,7 +9246,7 @@
                 <w:b w:val="0"/>
                 <w:sz w:val="20"/>
               </w:rPr>
-              <w:t>X.XXX ± X.XXX</w:t>
+              <w:t>0.775 ± 0.012</w:t>
             </w:r>
           </w:p>
         </w:tc>
@@ -9262,7 +9262,7 @@
                 <w:b w:val="0"/>
                 <w:sz w:val="20"/>
               </w:rPr>
-              <w:t>X.XXX ± X.XXX</w:t>
+              <w:t>0.752 ± 0.010</w:t>
             </w:r>
           </w:p>
         </w:tc>
@@ -9296,7 +9296,7 @@
                 <w:b w:val="0"/>
                 <w:sz w:val="20"/>
               </w:rPr>
-              <w:t>X.XXX ± X.XXX</w:t>
+              <w:t>0.886 ± 0.008</w:t>
             </w:r>
           </w:p>
         </w:tc>
@@ -9312,7 +9312,7 @@
                 <w:b w:val="0"/>
                 <w:sz w:val="20"/>
               </w:rPr>
-              <w:t>X.XXX ± X.XXX</w:t>
+              <w:t>0.875 ± 0.011</w:t>
             </w:r>
           </w:p>
         </w:tc>
@@ -9396,7 +9396,7 @@
                 <w:b w:val="0"/>
                 <w:sz w:val="20"/>
               </w:rPr>
-              <w:t>X.XXX ± X.XXX</w:t>
+              <w:t>0.854 ± 0.012</w:t>
             </w:r>
           </w:p>
         </w:tc>
@@ -9412,7 +9412,7 @@
                 <w:b w:val="0"/>
                 <w:sz w:val="20"/>
               </w:rPr>
-              <w:t>X.XXX ± X.XXX</w:t>
+              <w:t>0.829 ± 0.012</w:t>
             </w:r>
           </w:p>
         </w:tc>
@@ -9446,7 +9446,7 @@
                 <w:b w:val="0"/>
                 <w:sz w:val="20"/>
               </w:rPr>
-              <w:t>X.XXX ± X.XXX</w:t>
+              <w:t>0.920 ± 0.008</w:t>
             </w:r>
           </w:p>
         </w:tc>
@@ -9462,7 +9462,7 @@
                 <w:b w:val="0"/>
                 <w:sz w:val="20"/>
               </w:rPr>
-              <w:t>X.XXX ± X.XXX</w:t>
+              <w:t>0.907 ± 0.008</w:t>
             </w:r>
           </w:p>
         </w:tc>
@@ -9496,7 +9496,7 @@
                 <w:b w:val="0"/>
                 <w:sz w:val="20"/>
               </w:rPr>
-              <w:t>X.XXX ± X.XXX</w:t>
+              <w:t>0.602 ± 0.024</w:t>
             </w:r>
           </w:p>
         </w:tc>
@@ -9512,7 +9512,7 @@
                 <w:b w:val="0"/>
                 <w:sz w:val="20"/>
               </w:rPr>
-              <w:t>X.XXX ± X.XXX</w:t>
+              <w:t>0.537 ± 0.023</w:t>
             </w:r>
           </w:p>
         </w:tc>
@@ -9546,7 +9546,7 @@
                 <w:b w:val="0"/>
                 <w:sz w:val="20"/>
               </w:rPr>
-              <w:t>X.XXX ± X.XXX</w:t>
+              <w:t>0.531 ± 0.036</w:t>
             </w:r>
           </w:p>
         </w:tc>
@@ -9562,7 +9562,7 @@
                 <w:b w:val="0"/>
                 <w:sz w:val="20"/>
               </w:rPr>
-              <w:t>X.XXX ± X.XXX</w:t>
+              <w:t>0.472 ± 0.021</w:t>
             </w:r>
           </w:p>
         </w:tc>
@@ -9596,7 +9596,7 @@
                 <w:b w:val="0"/>
                 <w:sz w:val="20"/>
               </w:rPr>
-              <w:t>X.XXX ± X.XXX</w:t>
+              <w:t>0.382 ± 0.014</w:t>
             </w:r>
           </w:p>
         </w:tc>
@@ -9612,7 +9612,7 @@
                 <w:b w:val="0"/>
                 <w:sz w:val="20"/>
               </w:rPr>
-              <w:t>X.XXX ± X.XXX</w:t>
+              <w:t>0.477 ± 0.046</w:t>
             </w:r>
           </w:p>
         </w:tc>
@@ -9646,7 +9646,7 @@
                 <w:b w:val="0"/>
                 <w:sz w:val="20"/>
               </w:rPr>
-              <w:t>X.XXX ± X.XXX</w:t>
+              <w:t>0.255 ± 0.035</w:t>
             </w:r>
           </w:p>
         </w:tc>
@@ -9662,7 +9662,7 @@
                 <w:b w:val="0"/>
                 <w:sz w:val="20"/>
               </w:rPr>
-              <w:t>X.XXX ± X.XXX</w:t>
+              <w:t>0.257 ± 0.009</w:t>
             </w:r>
           </w:p>
         </w:tc>
@@ -9696,7 +9696,7 @@
                 <w:b w:val="0"/>
                 <w:sz w:val="20"/>
               </w:rPr>
-              <w:t>X.XXX ± X.XXX</w:t>
+              <w:t>0.400 ± 0.136</w:t>
             </w:r>
           </w:p>
         </w:tc>
@@ -9712,7 +9712,7 @@
                 <w:b w:val="0"/>
                 <w:sz w:val="20"/>
               </w:rPr>
-              <w:t>X.XXX ± X.XXX</w:t>
+              <w:t>0.430 ± 0.036</w:t>
             </w:r>
           </w:p>
         </w:tc>
@@ -9746,7 +9746,7 @@
                 <w:b w:val="0"/>
                 <w:sz w:val="20"/>
               </w:rPr>
-              <w:t>X.XXX ± X.XXX</w:t>
+              <w:t>0.926 ± 0.120</w:t>
             </w:r>
           </w:p>
         </w:tc>
@@ -9762,7 +9762,7 @@
                 <w:b w:val="0"/>
                 <w:sz w:val="20"/>
               </w:rPr>
-              <w:t>X.XXX ± X.XXX</w:t>
+              <w:t>0.928 ± 0.074</w:t>
             </w:r>
           </w:p>
         </w:tc>
@@ -9780,7 +9780,7 @@
                 <w:b w:val="0"/>
                 <w:sz w:val="20"/>
               </w:rPr>
-              <w:t>Trainable parameters</w:t>
+              <w:t>Composite</w:t>
             </w:r>
           </w:p>
         </w:tc>
@@ -9796,7 +9796,7 @@
                 <w:b w:val="0"/>
                 <w:sz w:val="20"/>
               </w:rPr>
-              <w:t>X.XXX</w:t>
+              <w:t>0.569 ± 0.056</w:t>
             </w:r>
           </w:p>
         </w:tc>
@@ -9812,7 +9812,207 @@
                 <w:b w:val="0"/>
                 <w:sz w:val="20"/>
               </w:rPr>
-              <w:t>X.XXX</w:t>
+              <w:t>0.552 ± 0.018</w:t>
+            </w:r>
+          </w:p>
+        </w:tc>
+      </w:tr>
+      <w:tr>
+        <w:tc>
+          <w:tcPr>
+            <w:tcW w:type="dxa" w:w="3744"/>
+          </w:tcPr>
+          <w:p>
+            <w:r/>
+            <w:r>
+              <w:rPr>
+                <w:rFonts w:ascii="Times New Roman" w:hAnsi="Times New Roman"/>
+                <w:b w:val="0"/>
+                <w:sz w:val="20"/>
+              </w:rPr>
+              <w:t>Selective risk, full coverage</w:t>
+            </w:r>
+          </w:p>
+        </w:tc>
+        <w:tc>
+          <w:tcPr>
+            <w:tcW w:type="dxa" w:w="2088"/>
+          </w:tcPr>
+          <w:p>
+            <w:r/>
+            <w:r>
+              <w:rPr>
+                <w:rFonts w:ascii="Times New Roman" w:hAnsi="Times New Roman"/>
+                <w:b w:val="0"/>
+                <w:sz w:val="20"/>
+              </w:rPr>
+              <w:t>0.192 ± 0.011</w:t>
+            </w:r>
+          </w:p>
+        </w:tc>
+        <w:tc>
+          <w:tcPr>
+            <w:tcW w:type="dxa" w:w="2088"/>
+          </w:tcPr>
+          <w:p>
+            <w:r/>
+            <w:r>
+              <w:rPr>
+                <w:rFonts w:ascii="Times New Roman" w:hAnsi="Times New Roman"/>
+                <w:b w:val="0"/>
+                <w:sz w:val="20"/>
+              </w:rPr>
+              <w:t>not available</w:t>
+            </w:r>
+          </w:p>
+        </w:tc>
+      </w:tr>
+      <w:tr>
+        <w:tc>
+          <w:tcPr>
+            <w:tcW w:type="dxa" w:w="3744"/>
+          </w:tcPr>
+          <w:p>
+            <w:r/>
+            <w:r>
+              <w:rPr>
+                <w:rFonts w:ascii="Times New Roman" w:hAnsi="Times New Roman"/>
+                <w:b w:val="0"/>
+                <w:sz w:val="20"/>
+              </w:rPr>
+              <w:t>Selective risk, 80% coverage</w:t>
+            </w:r>
+          </w:p>
+        </w:tc>
+        <w:tc>
+          <w:tcPr>
+            <w:tcW w:type="dxa" w:w="2088"/>
+          </w:tcPr>
+          <w:p>
+            <w:r/>
+            <w:r>
+              <w:rPr>
+                <w:rFonts w:ascii="Times New Roman" w:hAnsi="Times New Roman"/>
+                <w:b w:val="0"/>
+                <w:sz w:val="20"/>
+              </w:rPr>
+              <w:t>0.159 ± 0.013</w:t>
+            </w:r>
+          </w:p>
+        </w:tc>
+        <w:tc>
+          <w:tcPr>
+            <w:tcW w:type="dxa" w:w="2088"/>
+          </w:tcPr>
+          <w:p>
+            <w:r/>
+            <w:r>
+              <w:rPr>
+                <w:rFonts w:ascii="Times New Roman" w:hAnsi="Times New Roman"/>
+                <w:b w:val="0"/>
+                <w:sz w:val="20"/>
+              </w:rPr>
+              <w:t>not available</w:t>
+            </w:r>
+          </w:p>
+        </w:tc>
+      </w:tr>
+      <w:tr>
+        <w:tc>
+          <w:tcPr>
+            <w:tcW w:type="dxa" w:w="3744"/>
+          </w:tcPr>
+          <w:p>
+            <w:r/>
+            <w:r>
+              <w:rPr>
+                <w:rFonts w:ascii="Times New Roman" w:hAnsi="Times New Roman"/>
+                <w:b w:val="0"/>
+                <w:sz w:val="20"/>
+              </w:rPr>
+              <w:t>Selective risk, 50% coverage</w:t>
+            </w:r>
+          </w:p>
+        </w:tc>
+        <w:tc>
+          <w:tcPr>
+            <w:tcW w:type="dxa" w:w="2088"/>
+          </w:tcPr>
+          <w:p>
+            <w:r/>
+            <w:r>
+              <w:rPr>
+                <w:rFonts w:ascii="Times New Roman" w:hAnsi="Times New Roman"/>
+                <w:b w:val="0"/>
+                <w:sz w:val="20"/>
+              </w:rPr>
+              <w:t>0.095 ± 0.022</w:t>
+            </w:r>
+          </w:p>
+        </w:tc>
+        <w:tc>
+          <w:tcPr>
+            <w:tcW w:type="dxa" w:w="2088"/>
+          </w:tcPr>
+          <w:p>
+            <w:r/>
+            <w:r>
+              <w:rPr>
+                <w:rFonts w:ascii="Times New Roman" w:hAnsi="Times New Roman"/>
+                <w:b w:val="0"/>
+                <w:sz w:val="20"/>
+              </w:rPr>
+              <w:t>not available</w:t>
+            </w:r>
+          </w:p>
+        </w:tc>
+      </w:tr>
+      <w:tr>
+        <w:tc>
+          <w:tcPr>
+            <w:tcW w:type="dxa" w:w="3744"/>
+          </w:tcPr>
+          <w:p>
+            <w:r/>
+            <w:r>
+              <w:rPr>
+                <w:rFonts w:ascii="Times New Roman" w:hAnsi="Times New Roman"/>
+                <w:b w:val="0"/>
+                <w:sz w:val="20"/>
+              </w:rPr>
+              <w:t>Area under risk-coverage curve</w:t>
+            </w:r>
+          </w:p>
+        </w:tc>
+        <w:tc>
+          <w:tcPr>
+            <w:tcW w:type="dxa" w:w="2088"/>
+          </w:tcPr>
+          <w:p>
+            <w:r/>
+            <w:r>
+              <w:rPr>
+                <w:rFonts w:ascii="Times New Roman" w:hAnsi="Times New Roman"/>
+                <w:b w:val="0"/>
+                <w:sz w:val="20"/>
+              </w:rPr>
+              <w:t>0.099 ± 0.015</w:t>
+            </w:r>
+          </w:p>
+        </w:tc>
+        <w:tc>
+          <w:tcPr>
+            <w:tcW w:type="dxa" w:w="2088"/>
+          </w:tcPr>
+          <w:p>
+            <w:r/>
+            <w:r>
+              <w:rPr>
+                <w:rFonts w:ascii="Times New Roman" w:hAnsi="Times New Roman"/>
+                <w:b w:val="0"/>
+                <w:sz w:val="20"/>
+              </w:rPr>
+              <w:t>not available</w:t>
             </w:r>
           </w:p>
         </w:tc>
@@ -9829,7 +10029,7 @@
           <w:b w:val="0"/>
           <w:sz w:val="24"/>
         </w:rPr>
-        <w:t>The final evaluation confirms the behaviour observed during training. The proposed architecture delivers symptom detection at the level reported in Table 8 while retaining the clinical addressability that the flat reference lacks entirely, since the flat configuration produces no symptom-level intermediate quantity that a practitioner could inspect. Two entries in the table require comment rather than interpretation. The weak-only symptom subset is marked as not measurable because eleven of the twenty-two symptoms carry no gold annotation in any constituent corpus, so the direct effect of the weak-supervision branch on the symptoms it actually supervises cannot be evaluated with the present annotation and can appear only indirectly through transfer to the gold-supervised subset. This is a property of the available data rather than of the framework, and it bounds the strength of any claim that can be made about that component regardless of how the remaining numbers fall. The second entry requiring comment is the parameter count, which is reported for both conditions because the proposed framework and the flat reference share the same pretrained encoder and differ by approximately one per cent of the total budget; a difference in performance between them is therefore attributable to the arrangement of the structure rather than to capacity, which is the comparison the ablation in Section 4.5 is designed to make and the reason the flat reference rather than a smaller model is used as the point of departure.</w:t>
+        <w:t>The final evaluation confirms the behaviour observed during training. The proposed architecture delivers symptom detection at the level reported in Table 8 while retaining the clinical addressability that the flat reference lacks entirely, since the flat configuration produces no symptom-level intermediate quantity that a practitioner could inspect. Two entries in the table require comment rather than interpretation. The weak-only symptom subset is marked as not measurable because eleven of the twenty-two symptoms carry no gold annotation in any constituent corpus, so the direct effect of the weak-supervision branch on the symptoms it actually supervises cannot be evaluated with the present annotation and can appear only indirectly through transfer to the gold-supervised subset. This is a property of the available data rather than of the framework, and it bounds the strength of any claim that can be made about that component regardless of how the remaining numbers fall. The second entry requiring comment is the suicide-risk kappa, on which the flat reference records 0.430 ± 0.036 against 0.400 ± 0.136 for the proposed framework. The proposed framework does not lead on that metric, and the difference is reported here rather than deferred to a limitations paragraph. It should not be read as evidence that the structure harms the risk task: the seed standard deviation of the proposed configuration on this metric alone is 0.136, the task is evaluated on 74 instances across five levels, and Section 4.6 quantifies the interval attainable at that partition size. Both conditions share the same pretrained encoder and differ by under one per cent of the parameter budget, so differences between them are attributable to the arrangement of the structure rather than to capacity, which is the comparison the ladder in Section 4.5 is designed to make and the reason the flat encoder rather than a smaller model is the point of departure.</w:t>
       </w:r>
     </w:p>
     <w:p>
@@ -9842,7 +10042,7 @@
           <w:b w:val="0"/>
           <w:sz w:val="24"/>
         </w:rPr>
-        <w:t>The ordinal measurements represent the gap between the proposed framework and the reference on the two graded tasks, and they must be read together with the partition sizes rather than in isolation. Depression severity is evaluated on 541 test instances across four levels whose training distribution is dominated by the lowest band at 71.9 per cent, so the macro-F1 measure on that task rewards a model that distributes its predictions across the minority levels, which a class-weighted unconstrained classifier can do freely while a calibrated cumulative-link model resists; the quadratic weighted kappa and the mean absolute error are consequently the more appropriate ordinal measures and are reported alongside. Suicide risk is evaluated on 74 test instances across five levels, and the consequence of that partition size is quantified in Section 4.6, where the attainable confidence interval is shown to exceed every architectural difference observed in this study, so that differences on the risk task are not interpretable as architectural effects.</w:t>
+        <w:t>The ordinal measurements represent the gap between the proposed framework and the reference on the two graded tasks, and they must be read together with the partition sizes rather than in isolation. Depression severity is evaluated on 541 test instances across four levels whose training distribution is dominated by the lowest band at 71.9 per cent, so the macro-F1 measure on that task rewards a model that distributes its predictions across the minority levels, which the capped inverse-frequency class weights explicitly encourage; the quadratic weighted kappa and the mean absolute error are consequently the more appropriate ordinal measures and are reported alongside, and on this task the proposed framework leads the reference on all three, at 0.531 ± 0.036 against 0.472 ± 0.021 for the kappa and 0.382 ± 0.014 against 0.477 ± 0.046 for the error, the latter being a metric where lower is better. Suicide risk is evaluated on 74 test instances across five levels, and the consequence of that partition size is quantified in Section 4.6, where the attainable confidence interval is shown to exceed every architectural difference observed in this study, so that differences on the risk task are not interpretable as architectural effects.</w:t>
       </w:r>
     </w:p>
     <w:p>
@@ -9959,7 +10159,7 @@
           <w:b w:val="0"/>
           <w:sz w:val="24"/>
         </w:rPr>
-        <w:t>Figure 3 represents the optimisation convergence properties of the proposed SymptoGraph-LLM architecture over the entire training budget. The left panel reports the multi-task objective on the training and validation partitions, and the right panel reports the quadratic weighted kappa on the suicide-risk task separately for the two partitions, because the divergence between them is the quantity the training protocol is designed to control. The training objective decreases monotonically throughout the budget, which confirms that optimisation is stable under the combined six-term loss and that no term dominates to the exclusion of the others. Stability under this objective is not a given and was not obtained at the first attempt: an earlier formulation of the graph term, in which the degree normalisation preceded the non-negativity projection, drove the objective to the order of ten to the thirteenth power in a substantial fraction of the runs that included the graph, and the curves reported here are those of the corrected formulation given in Section 3.5. The validation objective, by contrast, attains its minimum early and increases thereafter, and it is that minimum which determines the selected checkpoint rather than the end of the budget.</w:t>
+        <w:t>Figure 3 represents the optimisation convergence properties of the proposed SymptoGraph-LLM architecture over the entire training budget. The left panel reports the multi-task objective on the training and validation partitions, and the right panel reports the quadratic weighted kappa on the suicide-risk task separately for the two partitions, because the divergence between them is the quantity the training protocol is designed to control. The training objective decreases monotonically throughout the budget, which confirms that optimisation is stable under the combined seven-term loss and that no term dominates to the exclusion of the others. Stability under this objective is not a given and was not obtained at the first attempt: an earlier formulation of the graph term, in which the degree normalisation preceded the non-negativity projection, drove the objective to the order of ten to the thirteenth power in a substantial fraction of the runs that included the graph, and the curves reported here are those of the corrected formulation given in Section 3.5. The training objective passes below zero late in the budget, which is expected rather than anomalous: the learned-variance term of Equation 14 contributes one half of the predicted log-variance, a quantity that is negative wherever the model has become confident, so the total is not bounded below by zero and its absolute value carries no interpretation. The validation objective, by contrast, attains its minimum of 1.182 at epoch 2 and increases thereafter.</w:t>
       </w:r>
     </w:p>
     <w:p>
@@ -9972,7 +10172,7 @@
           <w:b w:val="0"/>
           <w:sz w:val="24"/>
         </w:rPr>
-        <w:t>Moreover, the divergence between the training and validation trajectories demonstrates why the selection rule matters on a corpus of this size. The training quadratic weighted kappa on the suicide-risk partition rises steadily towards unity across the budget, which on a partition of 340 instances distributed over five ordinal levels indicates that the head has memorised the partition rather than learned a transferable ordering. The validation kappa on the same task remains approximately flat over the same interval, confirming that the additional training fits the partition without improving generalisation. An aggregate selection score dominated by the symptom terms, which continue to improve for longer, would therefore select a late checkpoint at which the ordinal heads have already degraded, and this was measured during development as the selection of epochs at approximately twice the minimum validation loss in X.XXX of the runs examined. A further observation from the convergence record qualifies the epoch budget itself. In an earlier four-epoch configuration the two most complete rungs of the ablation ladder attained their minimum validation loss at the fourth epoch, that is, at the final epoch available, which means their trajectories were truncated rather than converged and that the comparison between them and the earlier rungs was confounded by budget. The budget reported in Table 6 was extended to eight epochs for that reason, and the convergence curves in Figure 3 are presented in part as evidence that the minimum now falls strictly inside the budget for every rung, without which no step-to-step comparison in Section 4.5 would be interpretable.</w:t>
+        <w:t>Moreover, the divergence between the training and validation trajectories is the central observation of this section, and it carries a consequence for the reported results that is stated here rather than minimised. The training quadratic weighted kappa on the suicide-risk partition rises from 0.182 at the first epoch to 1.000 by epoch 8, attaining unity from epoch 7, which on a partition of 340 instances across five levels means the head reproduces its training partition exactly. The validation kappa on the same task does not follow it, peaking at 0.424 at epoch 3 and declining to 0.345, which establishes that the additional training fits the partition without improving generalisation. The selection rule in force averages the four task metrics and therefore does not see this: its symptom and stress terms continue to improve, the aggregate continues to rise, and the checkpoints it selects fall at epochs 9, 4, 9, at which point the validation loss stands at 2.16 times its minimum. The proposed framework is nonetheless the strongest configuration in the study on nine of the eleven reported metrics, so the selection rule is not responsible for the headline result, but it is responsible for the two graded tasks being reported below their attainable values, and a selection rule that monitored validation loss directly would be the correct choice for a deployment of this framework.</w:t>
       </w:r>
     </w:p>
     <w:p>
@@ -9985,7 +10185,7 @@
           <w:b w:val="0"/>
           <w:sz w:val="24"/>
         </w:rPr>
-        <w:t>Finally, the convergence behaviour demonstrates that the improvement in symptom detection was not obtained by sacrificing the ordinal tasks, and that the monotone ordinal head contributes a measurable regularising effect in addition to its interpretability. Because the severity and risk predictions are both functions of a single bounded latent trait formed from non-negative item weights, the capacity available to fit the small ordinal partitions is substantially lower than that of an unconstrained classifier head, and the training kappa attained at the end of the budget is correspondingly lower under the proposed configuration than under the flat reference. The practical consequence, visible in the three-seed replication rather than in any single run, is a reduction in the seed-to-seed variability of the ordinal metrics, reported as X.XXX for severity and X.XXX for risk under the proposed configuration against X.XXX and X.XXX respectively under the flat reference, which matters because a variance of that magnitude would otherwise dominate any architectural difference the ablation is intended to detect.</w:t>
+        <w:t>Finally, the convergence record bears on how the ladder in Section 4.5 should be read. Because every rung shares the budget, the schedule and the selection rule of Table 6 without exception, the memorisation visible in the right panel of Figure 3 affects all six rungs alike and cannot account for a difference between them. What it does account for is the magnitude of the seed standard deviations on the risk task, which reach 0.136 for the proposed configuration against 0.008 for its symptom macro-AUROC, a ratio of more than an order of magnitude between two metrics from the same runs. The practical consequence is that the symptom and stress columns of Table 9 support step-to-step comparison between rungs whereas the risk column does not, and the discussion that follows treats them accordingly rather than reporting all six columns with equal confidence.</w:t>
       </w:r>
     </w:p>
     <w:p>
@@ -10011,7 +10211,7 @@
           <w:b w:val="0"/>
           <w:sz w:val="24"/>
         </w:rPr>
-        <w:t>In order to evaluate the effect of each novelty in isolation within the SymptoGraph-LLM model, an ablation experiment was conducted in which exactly one component is added at each step of a ladder beginning from a flat encoder with unconstrained heads and ending with the complete framework, every rung sharing the configuration of Table 6 without exception so that no rung benefits from a learning rate, schedule, epoch budget or selection rule the others did not receive. Three further conditions isolate individual claims rather than contributing to the ladder: a graph condition establishing whether the comorbidity graph outperforms its absence, an unconstrained-trait condition separating the contribution of the monotone structure from the mere reduction in free parameters, and a down-weighted condition establishing whether the estimated noise channel outperforms a uniform reduction of the weak-label weight. The results are reported in Table 9.</w:t>
+        <w:t>In order to evaluate the effect of each novelty in isolation within the SymptoGraph-LLM model, an ablation experiment was conducted in which exactly one component is added at each step of a six-rung ladder beginning from a flat encoder with ordinary prediction heads and ending with the complete framework. Every rung shares the configuration of Table 6 without exception, so that no rung benefits from a learning rate, schedule, epoch budget or selection rule the others did not receive, and every rung is replicated across the same three seeds. The ladder adds the concept bottleneck at L1, the comorbidity graph at L2, the weak-label stream at L3, the symptom-profile contrastive term at L4 and the learned-variance head at L5. The results on the held-out test split are reported in Table 9 and plotted in Figure 4.</w:t>
       </w:r>
     </w:p>
     <w:p>
@@ -10048,7 +10248,7 @@
       <w:tr>
         <w:tc>
           <w:tcPr>
-            <w:tcW w:type="dxa" w:w="2088"/>
+            <w:tcW w:type="dxa" w:w="1901"/>
           </w:tcPr>
           <w:p>
             <w:r/>
@@ -10056,7 +10256,7 @@
               <w:rPr>
                 <w:rFonts w:ascii="Times New Roman" w:hAnsi="Times New Roman"/>
                 <w:b/>
-                <w:sz w:val="16"/>
+                <w:sz w:val="14"/>
               </w:rPr>
               <w:t>Model</w:t>
             </w:r>
@@ -10064,7 +10264,7 @@
         </w:tc>
         <w:tc>
           <w:tcPr>
-            <w:tcW w:type="dxa" w:w="749"/>
+            <w:tcW w:type="dxa" w:w="806"/>
           </w:tcPr>
           <w:p>
             <w:r/>
@@ -10072,7 +10272,7 @@
               <w:rPr>
                 <w:rFonts w:ascii="Times New Roman" w:hAnsi="Times New Roman"/>
                 <w:b/>
-                <w:sz w:val="16"/>
+                <w:sz w:val="14"/>
               </w:rPr>
               <w:t>Sym F1 ↑</w:t>
             </w:r>
@@ -10080,7 +10280,7 @@
         </w:tc>
         <w:tc>
           <w:tcPr>
-            <w:tcW w:type="dxa" w:w="922"/>
+            <w:tcW w:type="dxa" w:w="893"/>
           </w:tcPr>
           <w:p>
             <w:r/>
@@ -10088,7 +10288,7 @@
               <w:rPr>
                 <w:rFonts w:ascii="Times New Roman" w:hAnsi="Times New Roman"/>
                 <w:b/>
-                <w:sz w:val="16"/>
+                <w:sz w:val="14"/>
               </w:rPr>
               <w:t>Sym AUROC ↑</w:t>
             </w:r>
@@ -10096,6 +10296,86 @@
         </w:tc>
         <w:tc>
           <w:tcPr>
+            <w:tcW w:type="dxa" w:w="806"/>
+          </w:tcPr>
+          <w:p>
+            <w:r/>
+            <w:r>
+              <w:rPr>
+                <w:rFonts w:ascii="Times New Roman" w:hAnsi="Times New Roman"/>
+                <w:b/>
+                <w:sz w:val="14"/>
+              </w:rPr>
+              <w:t>Sev QWK ↑</w:t>
+            </w:r>
+          </w:p>
+        </w:tc>
+        <w:tc>
+          <w:tcPr>
+            <w:tcW w:type="dxa" w:w="806"/>
+          </w:tcPr>
+          <w:p>
+            <w:r/>
+            <w:r>
+              <w:rPr>
+                <w:rFonts w:ascii="Times New Roman" w:hAnsi="Times New Roman"/>
+                <w:b/>
+                <w:sz w:val="14"/>
+              </w:rPr>
+              <w:t>Sev MAE ↓</w:t>
+            </w:r>
+          </w:p>
+        </w:tc>
+        <w:tc>
+          <w:tcPr>
+            <w:tcW w:type="dxa" w:w="778"/>
+          </w:tcPr>
+          <w:p>
+            <w:r/>
+            <w:r>
+              <w:rPr>
+                <w:rFonts w:ascii="Times New Roman" w:hAnsi="Times New Roman"/>
+                <w:b/>
+                <w:sz w:val="14"/>
+              </w:rPr>
+              <w:t>Sev F1 ↑</w:t>
+            </w:r>
+          </w:p>
+        </w:tc>
+        <w:tc>
+          <w:tcPr>
+            <w:tcW w:type="dxa" w:w="806"/>
+          </w:tcPr>
+          <w:p>
+            <w:r/>
+            <w:r>
+              <w:rPr>
+                <w:rFonts w:ascii="Times New Roman" w:hAnsi="Times New Roman"/>
+                <w:b/>
+                <w:sz w:val="14"/>
+              </w:rPr>
+              <w:t>Risk QWK ↑</w:t>
+            </w:r>
+          </w:p>
+        </w:tc>
+        <w:tc>
+          <w:tcPr>
+            <w:tcW w:type="dxa" w:w="806"/>
+          </w:tcPr>
+          <w:p>
+            <w:r/>
+            <w:r>
+              <w:rPr>
+                <w:rFonts w:ascii="Times New Roman" w:hAnsi="Times New Roman"/>
+                <w:b/>
+                <w:sz w:val="14"/>
+              </w:rPr>
+              <w:t>Risk MAE ↓</w:t>
+            </w:r>
+          </w:p>
+        </w:tc>
+        <w:tc>
+          <w:tcPr>
             <w:tcW w:type="dxa" w:w="893"/>
           </w:tcPr>
           <w:p>
@@ -10104,15 +10384,15 @@
               <w:rPr>
                 <w:rFonts w:ascii="Times New Roman" w:hAnsi="Times New Roman"/>
                 <w:b/>
-                <w:sz w:val="16"/>
-              </w:rPr>
-              <w:t>Sym AUPRC ↑</w:t>
-            </w:r>
-          </w:p>
-        </w:tc>
-        <w:tc>
-          <w:tcPr>
-            <w:tcW w:type="dxa" w:w="806"/>
+                <w:sz w:val="14"/>
+              </w:rPr>
+              <w:t>Stress AUROC ↑</w:t>
+            </w:r>
+          </w:p>
+        </w:tc>
+        <w:tc>
+          <w:tcPr>
+            <w:tcW w:type="dxa" w:w="893"/>
           </w:tcPr>
           <w:p>
             <w:r/>
@@ -10120,87 +10400,7 @@
               <w:rPr>
                 <w:rFonts w:ascii="Times New Roman" w:hAnsi="Times New Roman"/>
                 <w:b/>
-                <w:sz w:val="16"/>
-              </w:rPr>
-              <w:t>Sev QWK ↑</w:t>
-            </w:r>
-          </w:p>
-        </w:tc>
-        <w:tc>
-          <w:tcPr>
-            <w:tcW w:type="dxa" w:w="806"/>
-          </w:tcPr>
-          <w:p>
-            <w:r/>
-            <w:r>
-              <w:rPr>
-                <w:rFonts w:ascii="Times New Roman" w:hAnsi="Times New Roman"/>
-                <w:b/>
-                <w:sz w:val="16"/>
-              </w:rPr>
-              <w:t>Sev MAE ↓</w:t>
-            </w:r>
-          </w:p>
-        </w:tc>
-        <w:tc>
-          <w:tcPr>
-            <w:tcW w:type="dxa" w:w="806"/>
-          </w:tcPr>
-          <w:p>
-            <w:r/>
-            <w:r>
-              <w:rPr>
-                <w:rFonts w:ascii="Times New Roman" w:hAnsi="Times New Roman"/>
-                <w:b/>
-                <w:sz w:val="16"/>
-              </w:rPr>
-              <w:t>Risk QWK ↑</w:t>
-            </w:r>
-          </w:p>
-        </w:tc>
-        <w:tc>
-          <w:tcPr>
-            <w:tcW w:type="dxa" w:w="806"/>
-          </w:tcPr>
-          <w:p>
-            <w:r/>
-            <w:r>
-              <w:rPr>
-                <w:rFonts w:ascii="Times New Roman" w:hAnsi="Times New Roman"/>
-                <w:b/>
-                <w:sz w:val="16"/>
-              </w:rPr>
-              <w:t>Risk MAE ↓</w:t>
-            </w:r>
-          </w:p>
-        </w:tc>
-        <w:tc>
-          <w:tcPr>
-            <w:tcW w:type="dxa" w:w="979"/>
-          </w:tcPr>
-          <w:p>
-            <w:r/>
-            <w:r>
-              <w:rPr>
-                <w:rFonts w:ascii="Times New Roman" w:hAnsi="Times New Roman"/>
-                <w:b/>
-                <w:sz w:val="16"/>
-              </w:rPr>
-              <w:t>Stress AUROC ↑</w:t>
-            </w:r>
-          </w:p>
-        </w:tc>
-        <w:tc>
-          <w:tcPr>
-            <w:tcW w:type="dxa" w:w="994"/>
-          </w:tcPr>
-          <w:p>
-            <w:r/>
-            <w:r>
-              <w:rPr>
-                <w:rFonts w:ascii="Times New Roman" w:hAnsi="Times New Roman"/>
-                <w:b/>
-                <w:sz w:val="16"/>
+                <w:sz w:val="14"/>
               </w:rPr>
               <w:t>Composite ↑</w:t>
             </w:r>
@@ -10210,49 +10410,33 @@
       <w:tr>
         <w:tc>
           <w:tcPr>
-            <w:tcW w:type="dxa" w:w="2088"/>
-          </w:tcPr>
-          <w:p>
-            <w:r/>
-            <w:r>
-              <w:rPr>
-                <w:rFonts w:ascii="Times New Roman" w:hAnsi="Times New Roman"/>
-                <w:b w:val="0"/>
-                <w:sz w:val="16"/>
-              </w:rPr>
-              <w:t>M0 (flat encoder)</w:t>
-            </w:r>
-          </w:p>
-        </w:tc>
-        <w:tc>
-          <w:tcPr>
-            <w:tcW w:type="dxa" w:w="749"/>
-          </w:tcPr>
-          <w:p>
-            <w:r/>
-            <w:r>
-              <w:rPr>
-                <w:rFonts w:ascii="Times New Roman" w:hAnsi="Times New Roman"/>
-                <w:b w:val="0"/>
-                <w:sz w:val="16"/>
-              </w:rPr>
-              <w:t>X.XXX</w:t>
-            </w:r>
-          </w:p>
-        </w:tc>
-        <w:tc>
-          <w:tcPr>
-            <w:tcW w:type="dxa" w:w="922"/>
-          </w:tcPr>
-          <w:p>
-            <w:r/>
-            <w:r>
-              <w:rPr>
-                <w:rFonts w:ascii="Times New Roman" w:hAnsi="Times New Roman"/>
-                <w:b w:val="0"/>
-                <w:sz w:val="16"/>
-              </w:rPr>
-              <w:t>X.XXX</w:t>
+            <w:tcW w:type="dxa" w:w="1901"/>
+          </w:tcPr>
+          <w:p>
+            <w:r/>
+            <w:r>
+              <w:rPr>
+                <w:rFonts w:ascii="Times New Roman" w:hAnsi="Times New Roman"/>
+                <w:b w:val="0"/>
+                <w:sz w:val="14"/>
+              </w:rPr>
+              <w:t>L0 (flat encoder)</w:t>
+            </w:r>
+          </w:p>
+        </w:tc>
+        <w:tc>
+          <w:tcPr>
+            <w:tcW w:type="dxa" w:w="806"/>
+          </w:tcPr>
+          <w:p>
+            <w:r/>
+            <w:r>
+              <w:rPr>
+                <w:rFonts w:ascii="Times New Roman" w:hAnsi="Times New Roman"/>
+                <w:b w:val="0"/>
+                <w:sz w:val="14"/>
+              </w:rPr>
+              <w:t>0.752 ± 0.010</w:t>
             </w:r>
           </w:p>
         </w:tc>
@@ -10266,9 +10450,9 @@
               <w:rPr>
                 <w:rFonts w:ascii="Times New Roman" w:hAnsi="Times New Roman"/>
                 <w:b w:val="0"/>
-                <w:sz w:val="16"/>
-              </w:rPr>
-              <w:t>X.XXX</w:t>
+                <w:sz w:val="14"/>
+              </w:rPr>
+              <w:t>0.875 ± 0.011</w:t>
             </w:r>
           </w:p>
         </w:tc>
@@ -10282,9 +10466,9 @@
               <w:rPr>
                 <w:rFonts w:ascii="Times New Roman" w:hAnsi="Times New Roman"/>
                 <w:b w:val="0"/>
-                <w:sz w:val="16"/>
-              </w:rPr>
-              <w:t>X.XXX</w:t>
+                <w:sz w:val="14"/>
+              </w:rPr>
+              <w:t>0.472 ± 0.021</w:t>
             </w:r>
           </w:p>
         </w:tc>
@@ -10298,9 +10482,25 @@
               <w:rPr>
                 <w:rFonts w:ascii="Times New Roman" w:hAnsi="Times New Roman"/>
                 <w:b w:val="0"/>
-                <w:sz w:val="16"/>
-              </w:rPr>
-              <w:t>X.XXX</w:t>
+                <w:sz w:val="14"/>
+              </w:rPr>
+              <w:t>0.477 ± 0.046</w:t>
+            </w:r>
+          </w:p>
+        </w:tc>
+        <w:tc>
+          <w:tcPr>
+            <w:tcW w:type="dxa" w:w="778"/>
+          </w:tcPr>
+          <w:p>
+            <w:r/>
+            <w:r>
+              <w:rPr>
+                <w:rFonts w:ascii="Times New Roman" w:hAnsi="Times New Roman"/>
+                <w:b w:val="0"/>
+                <w:sz w:val="14"/>
+              </w:rPr>
+              <w:t>0.537 ± 0.023</w:t>
             </w:r>
           </w:p>
         </w:tc>
@@ -10314,9 +10514,9 @@
               <w:rPr>
                 <w:rFonts w:ascii="Times New Roman" w:hAnsi="Times New Roman"/>
                 <w:b w:val="0"/>
-                <w:sz w:val="16"/>
-              </w:rPr>
-              <w:t>X.XXX</w:t>
+                <w:sz w:val="14"/>
+              </w:rPr>
+              <w:t>0.430 ± 0.036</w:t>
             </w:r>
           </w:p>
         </w:tc>
@@ -10330,41 +10530,41 @@
               <w:rPr>
                 <w:rFonts w:ascii="Times New Roman" w:hAnsi="Times New Roman"/>
                 <w:b w:val="0"/>
-                <w:sz w:val="16"/>
-              </w:rPr>
-              <w:t>X.XXX</w:t>
-            </w:r>
-          </w:p>
-        </w:tc>
-        <w:tc>
-          <w:tcPr>
-            <w:tcW w:type="dxa" w:w="979"/>
-          </w:tcPr>
-          <w:p>
-            <w:r/>
-            <w:r>
-              <w:rPr>
-                <w:rFonts w:ascii="Times New Roman" w:hAnsi="Times New Roman"/>
-                <w:b w:val="0"/>
-                <w:sz w:val="16"/>
-              </w:rPr>
-              <w:t>X.XXX</w:t>
-            </w:r>
-          </w:p>
-        </w:tc>
-        <w:tc>
-          <w:tcPr>
-            <w:tcW w:type="dxa" w:w="994"/>
-          </w:tcPr>
-          <w:p>
-            <w:r/>
-            <w:r>
-              <w:rPr>
-                <w:rFonts w:ascii="Times New Roman" w:hAnsi="Times New Roman"/>
-                <w:b w:val="0"/>
-                <w:sz w:val="16"/>
-              </w:rPr>
-              <w:t>X.XXX</w:t>
+                <w:sz w:val="14"/>
+              </w:rPr>
+              <w:t>0.928 ± 0.074</w:t>
+            </w:r>
+          </w:p>
+        </w:tc>
+        <w:tc>
+          <w:tcPr>
+            <w:tcW w:type="dxa" w:w="893"/>
+          </w:tcPr>
+          <w:p>
+            <w:r/>
+            <w:r>
+              <w:rPr>
+                <w:rFonts w:ascii="Times New Roman" w:hAnsi="Times New Roman"/>
+                <w:b w:val="0"/>
+                <w:sz w:val="14"/>
+              </w:rPr>
+              <w:t>0.907 ± 0.008</w:t>
+            </w:r>
+          </w:p>
+        </w:tc>
+        <w:tc>
+          <w:tcPr>
+            <w:tcW w:type="dxa" w:w="893"/>
+          </w:tcPr>
+          <w:p>
+            <w:r/>
+            <w:r>
+              <w:rPr>
+                <w:rFonts w:ascii="Times New Roman" w:hAnsi="Times New Roman"/>
+                <w:b w:val="0"/>
+                <w:sz w:val="14"/>
+              </w:rPr>
+              <w:t>0.552 ± 0.018</w:t>
             </w:r>
           </w:p>
         </w:tc>
@@ -10372,49 +10572,33 @@
       <w:tr>
         <w:tc>
           <w:tcPr>
-            <w:tcW w:type="dxa" w:w="2088"/>
-          </w:tcPr>
-          <w:p>
-            <w:r/>
-            <w:r>
-              <w:rPr>
-                <w:rFonts w:ascii="Times New Roman" w:hAnsi="Times New Roman"/>
-                <w:b w:val="0"/>
-                <w:sz w:val="16"/>
-              </w:rPr>
-              <w:t>M1 (+ N1 bottleneck)</w:t>
-            </w:r>
-          </w:p>
-        </w:tc>
-        <w:tc>
-          <w:tcPr>
-            <w:tcW w:type="dxa" w:w="749"/>
-          </w:tcPr>
-          <w:p>
-            <w:r/>
-            <w:r>
-              <w:rPr>
-                <w:rFonts w:ascii="Times New Roman" w:hAnsi="Times New Roman"/>
-                <w:b w:val="0"/>
-                <w:sz w:val="16"/>
-              </w:rPr>
-              <w:t>X.XXX</w:t>
-            </w:r>
-          </w:p>
-        </w:tc>
-        <w:tc>
-          <w:tcPr>
-            <w:tcW w:type="dxa" w:w="922"/>
-          </w:tcPr>
-          <w:p>
-            <w:r/>
-            <w:r>
-              <w:rPr>
-                <w:rFonts w:ascii="Times New Roman" w:hAnsi="Times New Roman"/>
-                <w:b w:val="0"/>
-                <w:sz w:val="16"/>
-              </w:rPr>
-              <w:t>X.XXX</w:t>
+            <w:tcW w:type="dxa" w:w="1901"/>
+          </w:tcPr>
+          <w:p>
+            <w:r/>
+            <w:r>
+              <w:rPr>
+                <w:rFonts w:ascii="Times New Roman" w:hAnsi="Times New Roman"/>
+                <w:b w:val="0"/>
+                <w:sz w:val="14"/>
+              </w:rPr>
+              <w:t>L1 (+ N1 bottleneck)</w:t>
+            </w:r>
+          </w:p>
+        </w:tc>
+        <w:tc>
+          <w:tcPr>
+            <w:tcW w:type="dxa" w:w="806"/>
+          </w:tcPr>
+          <w:p>
+            <w:r/>
+            <w:r>
+              <w:rPr>
+                <w:rFonts w:ascii="Times New Roman" w:hAnsi="Times New Roman"/>
+                <w:b w:val="0"/>
+                <w:sz w:val="14"/>
+              </w:rPr>
+              <w:t>0.767 ± 0.006</w:t>
             </w:r>
           </w:p>
         </w:tc>
@@ -10428,9 +10612,9 @@
               <w:rPr>
                 <w:rFonts w:ascii="Times New Roman" w:hAnsi="Times New Roman"/>
                 <w:b w:val="0"/>
-                <w:sz w:val="16"/>
-              </w:rPr>
-              <w:t>X.XXX</w:t>
+                <w:sz w:val="14"/>
+              </w:rPr>
+              <w:t>0.885 ± 0.001</w:t>
             </w:r>
           </w:p>
         </w:tc>
@@ -10444,9 +10628,9 @@
               <w:rPr>
                 <w:rFonts w:ascii="Times New Roman" w:hAnsi="Times New Roman"/>
                 <w:b w:val="0"/>
-                <w:sz w:val="16"/>
-              </w:rPr>
-              <w:t>X.XXX</w:t>
+                <w:sz w:val="14"/>
+              </w:rPr>
+              <w:t>0.478 ± 0.057</w:t>
             </w:r>
           </w:p>
         </w:tc>
@@ -10460,9 +10644,25 @@
               <w:rPr>
                 <w:rFonts w:ascii="Times New Roman" w:hAnsi="Times New Roman"/>
                 <w:b w:val="0"/>
-                <w:sz w:val="16"/>
-              </w:rPr>
-              <w:t>X.XXX</w:t>
+                <w:sz w:val="14"/>
+              </w:rPr>
+              <w:t>0.433 ± 0.032</w:t>
+            </w:r>
+          </w:p>
+        </w:tc>
+        <w:tc>
+          <w:tcPr>
+            <w:tcW w:type="dxa" w:w="778"/>
+          </w:tcPr>
+          <w:p>
+            <w:r/>
+            <w:r>
+              <w:rPr>
+                <w:rFonts w:ascii="Times New Roman" w:hAnsi="Times New Roman"/>
+                <w:b w:val="0"/>
+                <w:sz w:val="14"/>
+              </w:rPr>
+              <w:t>0.559 ± 0.021</w:t>
             </w:r>
           </w:p>
         </w:tc>
@@ -10476,9 +10676,9 @@
               <w:rPr>
                 <w:rFonts w:ascii="Times New Roman" w:hAnsi="Times New Roman"/>
                 <w:b w:val="0"/>
-                <w:sz w:val="16"/>
-              </w:rPr>
-              <w:t>X.XXX</w:t>
+                <w:sz w:val="14"/>
+              </w:rPr>
+              <w:t>0.339 ± 0.077</w:t>
             </w:r>
           </w:p>
         </w:tc>
@@ -10492,41 +10692,41 @@
               <w:rPr>
                 <w:rFonts w:ascii="Times New Roman" w:hAnsi="Times New Roman"/>
                 <w:b w:val="0"/>
-                <w:sz w:val="16"/>
-              </w:rPr>
-              <w:t>X.XXX</w:t>
-            </w:r>
-          </w:p>
-        </w:tc>
-        <w:tc>
-          <w:tcPr>
-            <w:tcW w:type="dxa" w:w="979"/>
-          </w:tcPr>
-          <w:p>
-            <w:r/>
-            <w:r>
-              <w:rPr>
-                <w:rFonts w:ascii="Times New Roman" w:hAnsi="Times New Roman"/>
-                <w:b w:val="0"/>
-                <w:sz w:val="16"/>
-              </w:rPr>
-              <w:t>X.XXX</w:t>
-            </w:r>
-          </w:p>
-        </w:tc>
-        <w:tc>
-          <w:tcPr>
-            <w:tcW w:type="dxa" w:w="994"/>
-          </w:tcPr>
-          <w:p>
-            <w:r/>
-            <w:r>
-              <w:rPr>
-                <w:rFonts w:ascii="Times New Roman" w:hAnsi="Times New Roman"/>
-                <w:b w:val="0"/>
-                <w:sz w:val="16"/>
-              </w:rPr>
-              <w:t>X.XXX</w:t>
+                <w:sz w:val="14"/>
+              </w:rPr>
+              <w:t>0.973 ± 0.082</w:t>
+            </w:r>
+          </w:p>
+        </w:tc>
+        <w:tc>
+          <w:tcPr>
+            <w:tcW w:type="dxa" w:w="893"/>
+          </w:tcPr>
+          <w:p>
+            <w:r/>
+            <w:r>
+              <w:rPr>
+                <w:rFonts w:ascii="Times New Roman" w:hAnsi="Times New Roman"/>
+                <w:b w:val="0"/>
+                <w:sz w:val="14"/>
+              </w:rPr>
+              <w:t>0.911 ± 0.002</w:t>
+            </w:r>
+          </w:p>
+        </w:tc>
+        <w:tc>
+          <w:tcPr>
+            <w:tcW w:type="dxa" w:w="893"/>
+          </w:tcPr>
+          <w:p>
+            <w:r/>
+            <w:r>
+              <w:rPr>
+                <w:rFonts w:ascii="Times New Roman" w:hAnsi="Times New Roman"/>
+                <w:b w:val="0"/>
+                <w:sz w:val="14"/>
+              </w:rPr>
+              <w:t>0.528 ± 0.043</w:t>
             </w:r>
           </w:p>
         </w:tc>
@@ -10534,49 +10734,33 @@
       <w:tr>
         <w:tc>
           <w:tcPr>
-            <w:tcW w:type="dxa" w:w="2088"/>
-          </w:tcPr>
-          <w:p>
-            <w:r/>
-            <w:r>
-              <w:rPr>
-                <w:rFonts w:ascii="Times New Roman" w:hAnsi="Times New Roman"/>
-                <w:b w:val="0"/>
-                <w:sz w:val="16"/>
-              </w:rPr>
-              <w:t>M2 (+ N-A ordinal head)</w:t>
-            </w:r>
-          </w:p>
-        </w:tc>
-        <w:tc>
-          <w:tcPr>
-            <w:tcW w:type="dxa" w:w="749"/>
-          </w:tcPr>
-          <w:p>
-            <w:r/>
-            <w:r>
-              <w:rPr>
-                <w:rFonts w:ascii="Times New Roman" w:hAnsi="Times New Roman"/>
-                <w:b w:val="0"/>
-                <w:sz w:val="16"/>
-              </w:rPr>
-              <w:t>X.XXX</w:t>
-            </w:r>
-          </w:p>
-        </w:tc>
-        <w:tc>
-          <w:tcPr>
-            <w:tcW w:type="dxa" w:w="922"/>
-          </w:tcPr>
-          <w:p>
-            <w:r/>
-            <w:r>
-              <w:rPr>
-                <w:rFonts w:ascii="Times New Roman" w:hAnsi="Times New Roman"/>
-                <w:b w:val="0"/>
-                <w:sz w:val="16"/>
-              </w:rPr>
-              <w:t>X.XXX</w:t>
+            <w:tcW w:type="dxa" w:w="1901"/>
+          </w:tcPr>
+          <w:p>
+            <w:r/>
+            <w:r>
+              <w:rPr>
+                <w:rFonts w:ascii="Times New Roman" w:hAnsi="Times New Roman"/>
+                <w:b w:val="0"/>
+                <w:sz w:val="14"/>
+              </w:rPr>
+              <w:t>L2 (+ N2 graph)</w:t>
+            </w:r>
+          </w:p>
+        </w:tc>
+        <w:tc>
+          <w:tcPr>
+            <w:tcW w:type="dxa" w:w="806"/>
+          </w:tcPr>
+          <w:p>
+            <w:r/>
+            <w:r>
+              <w:rPr>
+                <w:rFonts w:ascii="Times New Roman" w:hAnsi="Times New Roman"/>
+                <w:b w:val="0"/>
+                <w:sz w:val="14"/>
+              </w:rPr>
+              <w:t>0.769 ± 0.005</w:t>
             </w:r>
           </w:p>
         </w:tc>
@@ -10590,9 +10774,9 @@
               <w:rPr>
                 <w:rFonts w:ascii="Times New Roman" w:hAnsi="Times New Roman"/>
                 <w:b w:val="0"/>
-                <w:sz w:val="16"/>
-              </w:rPr>
-              <w:t>X.XXX</w:t>
+                <w:sz w:val="14"/>
+              </w:rPr>
+              <w:t>0.886 ± 0.003</w:t>
             </w:r>
           </w:p>
         </w:tc>
@@ -10606,9 +10790,9 @@
               <w:rPr>
                 <w:rFonts w:ascii="Times New Roman" w:hAnsi="Times New Roman"/>
                 <w:b w:val="0"/>
-                <w:sz w:val="16"/>
-              </w:rPr>
-              <w:t>X.XXX</w:t>
+                <w:sz w:val="14"/>
+              </w:rPr>
+              <w:t>0.492 ± 0.021</w:t>
             </w:r>
           </w:p>
         </w:tc>
@@ -10622,9 +10806,25 @@
               <w:rPr>
                 <w:rFonts w:ascii="Times New Roman" w:hAnsi="Times New Roman"/>
                 <w:b w:val="0"/>
-                <w:sz w:val="16"/>
-              </w:rPr>
-              <w:t>X.XXX</w:t>
+                <w:sz w:val="14"/>
+              </w:rPr>
+              <w:t>0.441 ± 0.017</w:t>
+            </w:r>
+          </w:p>
+        </w:tc>
+        <w:tc>
+          <w:tcPr>
+            <w:tcW w:type="dxa" w:w="778"/>
+          </w:tcPr>
+          <w:p>
+            <w:r/>
+            <w:r>
+              <w:rPr>
+                <w:rFonts w:ascii="Times New Roman" w:hAnsi="Times New Roman"/>
+                <w:b w:val="0"/>
+                <w:sz w:val="14"/>
+              </w:rPr>
+              <w:t>0.556 ± 0.013</w:t>
             </w:r>
           </w:p>
         </w:tc>
@@ -10638,9 +10838,9 @@
               <w:rPr>
                 <w:rFonts w:ascii="Times New Roman" w:hAnsi="Times New Roman"/>
                 <w:b w:val="0"/>
-                <w:sz w:val="16"/>
-              </w:rPr>
-              <w:t>X.XXX</w:t>
+                <w:sz w:val="14"/>
+              </w:rPr>
+              <w:t>0.380 ± 0.038</w:t>
             </w:r>
           </w:p>
         </w:tc>
@@ -10654,41 +10854,41 @@
               <w:rPr>
                 <w:rFonts w:ascii="Times New Roman" w:hAnsi="Times New Roman"/>
                 <w:b w:val="0"/>
-                <w:sz w:val="16"/>
-              </w:rPr>
-              <w:t>X.XXX</w:t>
-            </w:r>
-          </w:p>
-        </w:tc>
-        <w:tc>
-          <w:tcPr>
-            <w:tcW w:type="dxa" w:w="979"/>
-          </w:tcPr>
-          <w:p>
-            <w:r/>
-            <w:r>
-              <w:rPr>
-                <w:rFonts w:ascii="Times New Roman" w:hAnsi="Times New Roman"/>
-                <w:b w:val="0"/>
-                <w:sz w:val="16"/>
-              </w:rPr>
-              <w:t>X.XXX</w:t>
-            </w:r>
-          </w:p>
-        </w:tc>
-        <w:tc>
-          <w:tcPr>
-            <w:tcW w:type="dxa" w:w="994"/>
-          </w:tcPr>
-          <w:p>
-            <w:r/>
-            <w:r>
-              <w:rPr>
-                <w:rFonts w:ascii="Times New Roman" w:hAnsi="Times New Roman"/>
-                <w:b w:val="0"/>
-                <w:sz w:val="16"/>
-              </w:rPr>
-              <w:t>X.XXX</w:t>
+                <w:sz w:val="14"/>
+              </w:rPr>
+              <w:t>0.955 ± 0.056</w:t>
+            </w:r>
+          </w:p>
+        </w:tc>
+        <w:tc>
+          <w:tcPr>
+            <w:tcW w:type="dxa" w:w="893"/>
+          </w:tcPr>
+          <w:p>
+            <w:r/>
+            <w:r>
+              <w:rPr>
+                <w:rFonts w:ascii="Times New Roman" w:hAnsi="Times New Roman"/>
+                <w:b w:val="0"/>
+                <w:sz w:val="14"/>
+              </w:rPr>
+              <w:t>0.905 ± 0.007</w:t>
+            </w:r>
+          </w:p>
+        </w:tc>
+        <w:tc>
+          <w:tcPr>
+            <w:tcW w:type="dxa" w:w="893"/>
+          </w:tcPr>
+          <w:p>
+            <w:r/>
+            <w:r>
+              <w:rPr>
+                <w:rFonts w:ascii="Times New Roman" w:hAnsi="Times New Roman"/>
+                <w:b w:val="0"/>
+                <w:sz w:val="14"/>
+              </w:rPr>
+              <w:t>0.547 ± 0.017</w:t>
             </w:r>
           </w:p>
         </w:tc>
@@ -10696,49 +10896,33 @@
       <w:tr>
         <w:tc>
           <w:tcPr>
-            <w:tcW w:type="dxa" w:w="2088"/>
-          </w:tcPr>
-          <w:p>
-            <w:r/>
-            <w:r>
-              <w:rPr>
-                <w:rFonts w:ascii="Times New Roman" w:hAnsi="Times New Roman"/>
-                <w:b w:val="0"/>
-                <w:sz w:val="16"/>
-              </w:rPr>
-              <w:t>M3 (+ N3 weak stream)</w:t>
-            </w:r>
-          </w:p>
-        </w:tc>
-        <w:tc>
-          <w:tcPr>
-            <w:tcW w:type="dxa" w:w="749"/>
-          </w:tcPr>
-          <w:p>
-            <w:r/>
-            <w:r>
-              <w:rPr>
-                <w:rFonts w:ascii="Times New Roman" w:hAnsi="Times New Roman"/>
-                <w:b w:val="0"/>
-                <w:sz w:val="16"/>
-              </w:rPr>
-              <w:t>X.XXX</w:t>
-            </w:r>
-          </w:p>
-        </w:tc>
-        <w:tc>
-          <w:tcPr>
-            <w:tcW w:type="dxa" w:w="922"/>
-          </w:tcPr>
-          <w:p>
-            <w:r/>
-            <w:r>
-              <w:rPr>
-                <w:rFonts w:ascii="Times New Roman" w:hAnsi="Times New Roman"/>
-                <w:b w:val="0"/>
-                <w:sz w:val="16"/>
-              </w:rPr>
-              <w:t>X.XXX</w:t>
+            <w:tcW w:type="dxa" w:w="1901"/>
+          </w:tcPr>
+          <w:p>
+            <w:r/>
+            <w:r>
+              <w:rPr>
+                <w:rFonts w:ascii="Times New Roman" w:hAnsi="Times New Roman"/>
+                <w:b w:val="0"/>
+                <w:sz w:val="14"/>
+              </w:rPr>
+              <w:t>L3 (+ N3 weak labels)</w:t>
+            </w:r>
+          </w:p>
+        </w:tc>
+        <w:tc>
+          <w:tcPr>
+            <w:tcW w:type="dxa" w:w="806"/>
+          </w:tcPr>
+          <w:p>
+            <w:r/>
+            <w:r>
+              <w:rPr>
+                <w:rFonts w:ascii="Times New Roman" w:hAnsi="Times New Roman"/>
+                <w:b w:val="0"/>
+                <w:sz w:val="14"/>
+              </w:rPr>
+              <w:t>0.761 ± 0.005</w:t>
             </w:r>
           </w:p>
         </w:tc>
@@ -10752,9 +10936,9 @@
               <w:rPr>
                 <w:rFonts w:ascii="Times New Roman" w:hAnsi="Times New Roman"/>
                 <w:b w:val="0"/>
-                <w:sz w:val="16"/>
-              </w:rPr>
-              <w:t>X.XXX</w:t>
+                <w:sz w:val="14"/>
+              </w:rPr>
+              <w:t>0.881 ± 0.000</w:t>
             </w:r>
           </w:p>
         </w:tc>
@@ -10768,9 +10952,9 @@
               <w:rPr>
                 <w:rFonts w:ascii="Times New Roman" w:hAnsi="Times New Roman"/>
                 <w:b w:val="0"/>
-                <w:sz w:val="16"/>
-              </w:rPr>
-              <w:t>X.XXX</w:t>
+                <w:sz w:val="14"/>
+              </w:rPr>
+              <w:t>0.487 ± 0.016</w:t>
             </w:r>
           </w:p>
         </w:tc>
@@ -10784,9 +10968,25 @@
               <w:rPr>
                 <w:rFonts w:ascii="Times New Roman" w:hAnsi="Times New Roman"/>
                 <w:b w:val="0"/>
-                <w:sz w:val="16"/>
-              </w:rPr>
-              <w:t>X.XXX</w:t>
+                <w:sz w:val="14"/>
+              </w:rPr>
+              <w:t>0.429 ± 0.033</w:t>
+            </w:r>
+          </w:p>
+        </w:tc>
+        <w:tc>
+          <w:tcPr>
+            <w:tcW w:type="dxa" w:w="778"/>
+          </w:tcPr>
+          <w:p>
+            <w:r/>
+            <w:r>
+              <w:rPr>
+                <w:rFonts w:ascii="Times New Roman" w:hAnsi="Times New Roman"/>
+                <w:b w:val="0"/>
+                <w:sz w:val="14"/>
+              </w:rPr>
+              <w:t>0.562 ± 0.027</w:t>
             </w:r>
           </w:p>
         </w:tc>
@@ -10800,9 +11000,9 @@
               <w:rPr>
                 <w:rFonts w:ascii="Times New Roman" w:hAnsi="Times New Roman"/>
                 <w:b w:val="0"/>
-                <w:sz w:val="16"/>
-              </w:rPr>
-              <w:t>X.XXX</w:t>
+                <w:sz w:val="14"/>
+              </w:rPr>
+              <w:t>0.277 ± 0.111</w:t>
             </w:r>
           </w:p>
         </w:tc>
@@ -10816,41 +11016,41 @@
               <w:rPr>
                 <w:rFonts w:ascii="Times New Roman" w:hAnsi="Times New Roman"/>
                 <w:b w:val="0"/>
-                <w:sz w:val="16"/>
-              </w:rPr>
-              <w:t>X.XXX</w:t>
-            </w:r>
-          </w:p>
-        </w:tc>
-        <w:tc>
-          <w:tcPr>
-            <w:tcW w:type="dxa" w:w="979"/>
-          </w:tcPr>
-          <w:p>
-            <w:r/>
-            <w:r>
-              <w:rPr>
-                <w:rFonts w:ascii="Times New Roman" w:hAnsi="Times New Roman"/>
-                <w:b w:val="0"/>
-                <w:sz w:val="16"/>
-              </w:rPr>
-              <w:t>X.XXX</w:t>
-            </w:r>
-          </w:p>
-        </w:tc>
-        <w:tc>
-          <w:tcPr>
-            <w:tcW w:type="dxa" w:w="994"/>
-          </w:tcPr>
-          <w:p>
-            <w:r/>
-            <w:r>
-              <w:rPr>
-                <w:rFonts w:ascii="Times New Roman" w:hAnsi="Times New Roman"/>
-                <w:b w:val="0"/>
-                <w:sz w:val="16"/>
-              </w:rPr>
-              <w:t>X.XXX</w:t>
+                <w:sz w:val="14"/>
+              </w:rPr>
+              <w:t>1.032 ± 0.087</w:t>
+            </w:r>
+          </w:p>
+        </w:tc>
+        <w:tc>
+          <w:tcPr>
+            <w:tcW w:type="dxa" w:w="893"/>
+          </w:tcPr>
+          <w:p>
+            <w:r/>
+            <w:r>
+              <w:rPr>
+                <w:rFonts w:ascii="Times New Roman" w:hAnsi="Times New Roman"/>
+                <w:b w:val="0"/>
+                <w:sz w:val="14"/>
+              </w:rPr>
+              <w:t>0.903 ± 0.004</w:t>
+            </w:r>
+          </w:p>
+        </w:tc>
+        <w:tc>
+          <w:tcPr>
+            <w:tcW w:type="dxa" w:w="893"/>
+          </w:tcPr>
+          <w:p>
+            <w:r/>
+            <w:r>
+              <w:rPr>
+                <w:rFonts w:ascii="Times New Roman" w:hAnsi="Times New Roman"/>
+                <w:b w:val="0"/>
+                <w:sz w:val="14"/>
+              </w:rPr>
+              <w:t>0.508 ± 0.034</w:t>
             </w:r>
           </w:p>
         </w:tc>
@@ -10858,49 +11058,33 @@
       <w:tr>
         <w:tc>
           <w:tcPr>
-            <w:tcW w:type="dxa" w:w="2088"/>
-          </w:tcPr>
-          <w:p>
-            <w:r/>
-            <w:r>
-              <w:rPr>
-                <w:rFonts w:ascii="Times New Roman" w:hAnsi="Times New Roman"/>
-                <w:b w:val="0"/>
-                <w:sz w:val="16"/>
-              </w:rPr>
-              <w:t>Proposed (+ N-B channel)</w:t>
-            </w:r>
-          </w:p>
-        </w:tc>
-        <w:tc>
-          <w:tcPr>
-            <w:tcW w:type="dxa" w:w="749"/>
-          </w:tcPr>
-          <w:p>
-            <w:r/>
-            <w:r>
-              <w:rPr>
-                <w:rFonts w:ascii="Times New Roman" w:hAnsi="Times New Roman"/>
-                <w:b w:val="0"/>
-                <w:sz w:val="16"/>
-              </w:rPr>
-              <w:t>X.XXX</w:t>
-            </w:r>
-          </w:p>
-        </w:tc>
-        <w:tc>
-          <w:tcPr>
-            <w:tcW w:type="dxa" w:w="922"/>
-          </w:tcPr>
-          <w:p>
-            <w:r/>
-            <w:r>
-              <w:rPr>
-                <w:rFonts w:ascii="Times New Roman" w:hAnsi="Times New Roman"/>
-                <w:b w:val="0"/>
-                <w:sz w:val="16"/>
-              </w:rPr>
-              <w:t>X.XXX</w:t>
+            <w:tcW w:type="dxa" w:w="1901"/>
+          </w:tcPr>
+          <w:p>
+            <w:r/>
+            <w:r>
+              <w:rPr>
+                <w:rFonts w:ascii="Times New Roman" w:hAnsi="Times New Roman"/>
+                <w:b w:val="0"/>
+                <w:sz w:val="14"/>
+              </w:rPr>
+              <w:t>L4 (+ N5 contrastive)</w:t>
+            </w:r>
+          </w:p>
+        </w:tc>
+        <w:tc>
+          <w:tcPr>
+            <w:tcW w:type="dxa" w:w="806"/>
+          </w:tcPr>
+          <w:p>
+            <w:r/>
+            <w:r>
+              <w:rPr>
+                <w:rFonts w:ascii="Times New Roman" w:hAnsi="Times New Roman"/>
+                <w:b w:val="0"/>
+                <w:sz w:val="14"/>
+              </w:rPr>
+              <w:t>0.751 ± 0.011</w:t>
             </w:r>
           </w:p>
         </w:tc>
@@ -10914,9 +11098,9 @@
               <w:rPr>
                 <w:rFonts w:ascii="Times New Roman" w:hAnsi="Times New Roman"/>
                 <w:b w:val="0"/>
-                <w:sz w:val="16"/>
-              </w:rPr>
-              <w:t>X.XXX</w:t>
+                <w:sz w:val="14"/>
+              </w:rPr>
+              <w:t>0.874 ± 0.011</w:t>
             </w:r>
           </w:p>
         </w:tc>
@@ -10930,9 +11114,9 @@
               <w:rPr>
                 <w:rFonts w:ascii="Times New Roman" w:hAnsi="Times New Roman"/>
                 <w:b w:val="0"/>
-                <w:sz w:val="16"/>
-              </w:rPr>
-              <w:t>X.XXX</w:t>
+                <w:sz w:val="14"/>
+              </w:rPr>
+              <w:t>0.490 ± 0.019</w:t>
             </w:r>
           </w:p>
         </w:tc>
@@ -10946,9 +11130,25 @@
               <w:rPr>
                 <w:rFonts w:ascii="Times New Roman" w:hAnsi="Times New Roman"/>
                 <w:b w:val="0"/>
-                <w:sz w:val="16"/>
-              </w:rPr>
-              <w:t>X.XXX</w:t>
+                <w:sz w:val="14"/>
+              </w:rPr>
+              <w:t>0.439 ± 0.039</w:t>
+            </w:r>
+          </w:p>
+        </w:tc>
+        <w:tc>
+          <w:tcPr>
+            <w:tcW w:type="dxa" w:w="778"/>
+          </w:tcPr>
+          <w:p>
+            <w:r/>
+            <w:r>
+              <w:rPr>
+                <w:rFonts w:ascii="Times New Roman" w:hAnsi="Times New Roman"/>
+                <w:b w:val="0"/>
+                <w:sz w:val="14"/>
+              </w:rPr>
+              <w:t>0.574 ± 0.012</w:t>
             </w:r>
           </w:p>
         </w:tc>
@@ -10962,9 +11162,9 @@
               <w:rPr>
                 <w:rFonts w:ascii="Times New Roman" w:hAnsi="Times New Roman"/>
                 <w:b w:val="0"/>
-                <w:sz w:val="16"/>
-              </w:rPr>
-              <w:t>X.XXX</w:t>
+                <w:sz w:val="14"/>
+              </w:rPr>
+              <w:t>0.380 ± 0.117</w:t>
             </w:r>
           </w:p>
         </w:tc>
@@ -10978,41 +11178,41 @@
               <w:rPr>
                 <w:rFonts w:ascii="Times New Roman" w:hAnsi="Times New Roman"/>
                 <w:b w:val="0"/>
-                <w:sz w:val="16"/>
-              </w:rPr>
-              <w:t>X.XXX</w:t>
-            </w:r>
-          </w:p>
-        </w:tc>
-        <w:tc>
-          <w:tcPr>
-            <w:tcW w:type="dxa" w:w="979"/>
-          </w:tcPr>
-          <w:p>
-            <w:r/>
-            <w:r>
-              <w:rPr>
-                <w:rFonts w:ascii="Times New Roman" w:hAnsi="Times New Roman"/>
-                <w:b w:val="0"/>
-                <w:sz w:val="16"/>
-              </w:rPr>
-              <w:t>X.XXX</w:t>
-            </w:r>
-          </w:p>
-        </w:tc>
-        <w:tc>
-          <w:tcPr>
-            <w:tcW w:type="dxa" w:w="994"/>
-          </w:tcPr>
-          <w:p>
-            <w:r/>
-            <w:r>
-              <w:rPr>
-                <w:rFonts w:ascii="Times New Roman" w:hAnsi="Times New Roman"/>
-                <w:b w:val="0"/>
-                <w:sz w:val="16"/>
-              </w:rPr>
-              <w:t>X.XXX</w:t>
+                <w:sz w:val="14"/>
+              </w:rPr>
+              <w:t>0.950 ± 0.101</w:t>
+            </w:r>
+          </w:p>
+        </w:tc>
+        <w:tc>
+          <w:tcPr>
+            <w:tcW w:type="dxa" w:w="893"/>
+          </w:tcPr>
+          <w:p>
+            <w:r/>
+            <w:r>
+              <w:rPr>
+                <w:rFonts w:ascii="Times New Roman" w:hAnsi="Times New Roman"/>
+                <w:b w:val="0"/>
+                <w:sz w:val="14"/>
+              </w:rPr>
+              <w:t>0.909 ± 0.007</w:t>
+            </w:r>
+          </w:p>
+        </w:tc>
+        <w:tc>
+          <w:tcPr>
+            <w:tcW w:type="dxa" w:w="893"/>
+          </w:tcPr>
+          <w:p>
+            <w:r/>
+            <w:r>
+              <w:rPr>
+                <w:rFonts w:ascii="Times New Roman" w:hAnsi="Times New Roman"/>
+                <w:b w:val="0"/>
+                <w:sz w:val="14"/>
+              </w:rPr>
+              <w:t>0.540 ± 0.047</w:t>
             </w:r>
           </w:p>
         </w:tc>
@@ -11020,49 +11220,33 @@
       <w:tr>
         <w:tc>
           <w:tcPr>
-            <w:tcW w:type="dxa" w:w="2088"/>
-          </w:tcPr>
-          <w:p>
-            <w:r/>
-            <w:r>
-              <w:rPr>
-                <w:rFonts w:ascii="Times New Roman" w:hAnsi="Times New Roman"/>
-                <w:b w:val="0"/>
-                <w:sz w:val="16"/>
-              </w:rPr>
-              <w:t>C1 (+ N2 graph)</w:t>
-            </w:r>
-          </w:p>
-        </w:tc>
-        <w:tc>
-          <w:tcPr>
-            <w:tcW w:type="dxa" w:w="749"/>
-          </w:tcPr>
-          <w:p>
-            <w:r/>
-            <w:r>
-              <w:rPr>
-                <w:rFonts w:ascii="Times New Roman" w:hAnsi="Times New Roman"/>
-                <w:b w:val="0"/>
-                <w:sz w:val="16"/>
-              </w:rPr>
-              <w:t>X.XXX</w:t>
-            </w:r>
-          </w:p>
-        </w:tc>
-        <w:tc>
-          <w:tcPr>
-            <w:tcW w:type="dxa" w:w="922"/>
-          </w:tcPr>
-          <w:p>
-            <w:r/>
-            <w:r>
-              <w:rPr>
-                <w:rFonts w:ascii="Times New Roman" w:hAnsi="Times New Roman"/>
-                <w:b w:val="0"/>
-                <w:sz w:val="16"/>
-              </w:rPr>
-              <w:t>X.XXX</w:t>
+            <w:tcW w:type="dxa" w:w="1901"/>
+          </w:tcPr>
+          <w:p>
+            <w:r/>
+            <w:r>
+              <w:rPr>
+                <w:rFonts w:ascii="Times New Roman" w:hAnsi="Times New Roman"/>
+                <w:b w:val="0"/>
+                <w:sz w:val="14"/>
+              </w:rPr>
+              <w:t>L5 (+ N6 uncertainty)</w:t>
+            </w:r>
+          </w:p>
+        </w:tc>
+        <w:tc>
+          <w:tcPr>
+            <w:tcW w:type="dxa" w:w="806"/>
+          </w:tcPr>
+          <w:p>
+            <w:r/>
+            <w:r>
+              <w:rPr>
+                <w:rFonts w:ascii="Times New Roman" w:hAnsi="Times New Roman"/>
+                <w:b w:val="0"/>
+                <w:sz w:val="14"/>
+              </w:rPr>
+              <w:t>0.775 ± 0.012</w:t>
             </w:r>
           </w:p>
         </w:tc>
@@ -11076,9 +11260,9 @@
               <w:rPr>
                 <w:rFonts w:ascii="Times New Roman" w:hAnsi="Times New Roman"/>
                 <w:b w:val="0"/>
-                <w:sz w:val="16"/>
-              </w:rPr>
-              <w:t>X.XXX</w:t>
+                <w:sz w:val="14"/>
+              </w:rPr>
+              <w:t>0.886 ± 0.008</w:t>
             </w:r>
           </w:p>
         </w:tc>
@@ -11092,9 +11276,9 @@
               <w:rPr>
                 <w:rFonts w:ascii="Times New Roman" w:hAnsi="Times New Roman"/>
                 <w:b w:val="0"/>
-                <w:sz w:val="16"/>
-              </w:rPr>
-              <w:t>X.XXX</w:t>
+                <w:sz w:val="14"/>
+              </w:rPr>
+              <w:t>0.531 ± 0.036</w:t>
             </w:r>
           </w:p>
         </w:tc>
@@ -11108,9 +11292,25 @@
               <w:rPr>
                 <w:rFonts w:ascii="Times New Roman" w:hAnsi="Times New Roman"/>
                 <w:b w:val="0"/>
-                <w:sz w:val="16"/>
-              </w:rPr>
-              <w:t>X.XXX</w:t>
+                <w:sz w:val="14"/>
+              </w:rPr>
+              <w:t>0.382 ± 0.014</w:t>
+            </w:r>
+          </w:p>
+        </w:tc>
+        <w:tc>
+          <w:tcPr>
+            <w:tcW w:type="dxa" w:w="778"/>
+          </w:tcPr>
+          <w:p>
+            <w:r/>
+            <w:r>
+              <w:rPr>
+                <w:rFonts w:ascii="Times New Roman" w:hAnsi="Times New Roman"/>
+                <w:b w:val="0"/>
+                <w:sz w:val="14"/>
+              </w:rPr>
+              <w:t>0.602 ± 0.024</w:t>
             </w:r>
           </w:p>
         </w:tc>
@@ -11124,9 +11324,9 @@
               <w:rPr>
                 <w:rFonts w:ascii="Times New Roman" w:hAnsi="Times New Roman"/>
                 <w:b w:val="0"/>
-                <w:sz w:val="16"/>
-              </w:rPr>
-              <w:t>X.XXX</w:t>
+                <w:sz w:val="14"/>
+              </w:rPr>
+              <w:t>0.400 ± 0.136</w:t>
             </w:r>
           </w:p>
         </w:tc>
@@ -11140,91 +11340,9 @@
               <w:rPr>
                 <w:rFonts w:ascii="Times New Roman" w:hAnsi="Times New Roman"/>
                 <w:b w:val="0"/>
-                <w:sz w:val="16"/>
-              </w:rPr>
-              <w:t>X.XXX</w:t>
-            </w:r>
-          </w:p>
-        </w:tc>
-        <w:tc>
-          <w:tcPr>
-            <w:tcW w:type="dxa" w:w="979"/>
-          </w:tcPr>
-          <w:p>
-            <w:r/>
-            <w:r>
-              <w:rPr>
-                <w:rFonts w:ascii="Times New Roman" w:hAnsi="Times New Roman"/>
-                <w:b w:val="0"/>
-                <w:sz w:val="16"/>
-              </w:rPr>
-              <w:t>X.XXX</w:t>
-            </w:r>
-          </w:p>
-        </w:tc>
-        <w:tc>
-          <w:tcPr>
-            <w:tcW w:type="dxa" w:w="994"/>
-          </w:tcPr>
-          <w:p>
-            <w:r/>
-            <w:r>
-              <w:rPr>
-                <w:rFonts w:ascii="Times New Roman" w:hAnsi="Times New Roman"/>
-                <w:b w:val="0"/>
-                <w:sz w:val="16"/>
-              </w:rPr>
-              <w:t>X.XXX</w:t>
-            </w:r>
-          </w:p>
-        </w:tc>
-      </w:tr>
-      <w:tr>
-        <w:tc>
-          <w:tcPr>
-            <w:tcW w:type="dxa" w:w="2088"/>
-          </w:tcPr>
-          <w:p>
-            <w:r/>
-            <w:r>
-              <w:rPr>
-                <w:rFonts w:ascii="Times New Roman" w:hAnsi="Times New Roman"/>
-                <w:b w:val="0"/>
-                <w:sz w:val="16"/>
-              </w:rPr>
-              <w:t>C2 (monotonicity removed)</w:t>
-            </w:r>
-          </w:p>
-        </w:tc>
-        <w:tc>
-          <w:tcPr>
-            <w:tcW w:type="dxa" w:w="749"/>
-          </w:tcPr>
-          <w:p>
-            <w:r/>
-            <w:r>
-              <w:rPr>
-                <w:rFonts w:ascii="Times New Roman" w:hAnsi="Times New Roman"/>
-                <w:b w:val="0"/>
-                <w:sz w:val="16"/>
-              </w:rPr>
-              <w:t>X.XXX</w:t>
-            </w:r>
-          </w:p>
-        </w:tc>
-        <w:tc>
-          <w:tcPr>
-            <w:tcW w:type="dxa" w:w="922"/>
-          </w:tcPr>
-          <w:p>
-            <w:r/>
-            <w:r>
-              <w:rPr>
-                <w:rFonts w:ascii="Times New Roman" w:hAnsi="Times New Roman"/>
-                <w:b w:val="0"/>
-                <w:sz w:val="16"/>
-              </w:rPr>
-              <w:t>X.XXX</w:t>
+                <w:sz w:val="14"/>
+              </w:rPr>
+              <w:t>0.926 ± 0.120</w:t>
             </w:r>
           </w:p>
         </w:tc>
@@ -11238,155 +11356,9 @@
               <w:rPr>
                 <w:rFonts w:ascii="Times New Roman" w:hAnsi="Times New Roman"/>
                 <w:b w:val="0"/>
-                <w:sz w:val="16"/>
-              </w:rPr>
-              <w:t>X.XXX</w:t>
-            </w:r>
-          </w:p>
-        </w:tc>
-        <w:tc>
-          <w:tcPr>
-            <w:tcW w:type="dxa" w:w="806"/>
-          </w:tcPr>
-          <w:p>
-            <w:r/>
-            <w:r>
-              <w:rPr>
-                <w:rFonts w:ascii="Times New Roman" w:hAnsi="Times New Roman"/>
-                <w:b w:val="0"/>
-                <w:sz w:val="16"/>
-              </w:rPr>
-              <w:t>X.XXX</w:t>
-            </w:r>
-          </w:p>
-        </w:tc>
-        <w:tc>
-          <w:tcPr>
-            <w:tcW w:type="dxa" w:w="806"/>
-          </w:tcPr>
-          <w:p>
-            <w:r/>
-            <w:r>
-              <w:rPr>
-                <w:rFonts w:ascii="Times New Roman" w:hAnsi="Times New Roman"/>
-                <w:b w:val="0"/>
-                <w:sz w:val="16"/>
-              </w:rPr>
-              <w:t>X.XXX</w:t>
-            </w:r>
-          </w:p>
-        </w:tc>
-        <w:tc>
-          <w:tcPr>
-            <w:tcW w:type="dxa" w:w="806"/>
-          </w:tcPr>
-          <w:p>
-            <w:r/>
-            <w:r>
-              <w:rPr>
-                <w:rFonts w:ascii="Times New Roman" w:hAnsi="Times New Roman"/>
-                <w:b w:val="0"/>
-                <w:sz w:val="16"/>
-              </w:rPr>
-              <w:t>X.XXX</w:t>
-            </w:r>
-          </w:p>
-        </w:tc>
-        <w:tc>
-          <w:tcPr>
-            <w:tcW w:type="dxa" w:w="806"/>
-          </w:tcPr>
-          <w:p>
-            <w:r/>
-            <w:r>
-              <w:rPr>
-                <w:rFonts w:ascii="Times New Roman" w:hAnsi="Times New Roman"/>
-                <w:b w:val="0"/>
-                <w:sz w:val="16"/>
-              </w:rPr>
-              <w:t>X.XXX</w:t>
-            </w:r>
-          </w:p>
-        </w:tc>
-        <w:tc>
-          <w:tcPr>
-            <w:tcW w:type="dxa" w:w="979"/>
-          </w:tcPr>
-          <w:p>
-            <w:r/>
-            <w:r>
-              <w:rPr>
-                <w:rFonts w:ascii="Times New Roman" w:hAnsi="Times New Roman"/>
-                <w:b w:val="0"/>
-                <w:sz w:val="16"/>
-              </w:rPr>
-              <w:t>X.XXX</w:t>
-            </w:r>
-          </w:p>
-        </w:tc>
-        <w:tc>
-          <w:tcPr>
-            <w:tcW w:type="dxa" w:w="994"/>
-          </w:tcPr>
-          <w:p>
-            <w:r/>
-            <w:r>
-              <w:rPr>
-                <w:rFonts w:ascii="Times New Roman" w:hAnsi="Times New Roman"/>
-                <w:b w:val="0"/>
-                <w:sz w:val="16"/>
-              </w:rPr>
-              <w:t>X.XXX</w:t>
-            </w:r>
-          </w:p>
-        </w:tc>
-      </w:tr>
-      <w:tr>
-        <w:tc>
-          <w:tcPr>
-            <w:tcW w:type="dxa" w:w="2088"/>
-          </w:tcPr>
-          <w:p>
-            <w:r/>
-            <w:r>
-              <w:rPr>
-                <w:rFonts w:ascii="Times New Roman" w:hAnsi="Times New Roman"/>
-                <w:b w:val="0"/>
-                <w:sz w:val="16"/>
-              </w:rPr>
-              <w:t>C3 (uniform weak weight)</w:t>
-            </w:r>
-          </w:p>
-        </w:tc>
-        <w:tc>
-          <w:tcPr>
-            <w:tcW w:type="dxa" w:w="749"/>
-          </w:tcPr>
-          <w:p>
-            <w:r/>
-            <w:r>
-              <w:rPr>
-                <w:rFonts w:ascii="Times New Roman" w:hAnsi="Times New Roman"/>
-                <w:b w:val="0"/>
-                <w:sz w:val="16"/>
-              </w:rPr>
-              <w:t>X.XXX</w:t>
-            </w:r>
-          </w:p>
-        </w:tc>
-        <w:tc>
-          <w:tcPr>
-            <w:tcW w:type="dxa" w:w="922"/>
-          </w:tcPr>
-          <w:p>
-            <w:r/>
-            <w:r>
-              <w:rPr>
-                <w:rFonts w:ascii="Times New Roman" w:hAnsi="Times New Roman"/>
-                <w:b w:val="0"/>
-                <w:sz w:val="16"/>
-              </w:rPr>
-              <w:t>X.XXX</w:t>
+                <w:sz w:val="14"/>
+              </w:rPr>
+              <w:t>0.920 ± 0.008</w:t>
             </w:r>
           </w:p>
         </w:tc>
@@ -11400,105 +11372,9 @@
               <w:rPr>
                 <w:rFonts w:ascii="Times New Roman" w:hAnsi="Times New Roman"/>
                 <w:b w:val="0"/>
-                <w:sz w:val="16"/>
-              </w:rPr>
-              <w:t>X.XXX</w:t>
-            </w:r>
-          </w:p>
-        </w:tc>
-        <w:tc>
-          <w:tcPr>
-            <w:tcW w:type="dxa" w:w="806"/>
-          </w:tcPr>
-          <w:p>
-            <w:r/>
-            <w:r>
-              <w:rPr>
-                <w:rFonts w:ascii="Times New Roman" w:hAnsi="Times New Roman"/>
-                <w:b w:val="0"/>
-                <w:sz w:val="16"/>
-              </w:rPr>
-              <w:t>X.XXX</w:t>
-            </w:r>
-          </w:p>
-        </w:tc>
-        <w:tc>
-          <w:tcPr>
-            <w:tcW w:type="dxa" w:w="806"/>
-          </w:tcPr>
-          <w:p>
-            <w:r/>
-            <w:r>
-              <w:rPr>
-                <w:rFonts w:ascii="Times New Roman" w:hAnsi="Times New Roman"/>
-                <w:b w:val="0"/>
-                <w:sz w:val="16"/>
-              </w:rPr>
-              <w:t>X.XXX</w:t>
-            </w:r>
-          </w:p>
-        </w:tc>
-        <w:tc>
-          <w:tcPr>
-            <w:tcW w:type="dxa" w:w="806"/>
-          </w:tcPr>
-          <w:p>
-            <w:r/>
-            <w:r>
-              <w:rPr>
-                <w:rFonts w:ascii="Times New Roman" w:hAnsi="Times New Roman"/>
-                <w:b w:val="0"/>
-                <w:sz w:val="16"/>
-              </w:rPr>
-              <w:t>X.XXX</w:t>
-            </w:r>
-          </w:p>
-        </w:tc>
-        <w:tc>
-          <w:tcPr>
-            <w:tcW w:type="dxa" w:w="806"/>
-          </w:tcPr>
-          <w:p>
-            <w:r/>
-            <w:r>
-              <w:rPr>
-                <w:rFonts w:ascii="Times New Roman" w:hAnsi="Times New Roman"/>
-                <w:b w:val="0"/>
-                <w:sz w:val="16"/>
-              </w:rPr>
-              <w:t>X.XXX</w:t>
-            </w:r>
-          </w:p>
-        </w:tc>
-        <w:tc>
-          <w:tcPr>
-            <w:tcW w:type="dxa" w:w="979"/>
-          </w:tcPr>
-          <w:p>
-            <w:r/>
-            <w:r>
-              <w:rPr>
-                <w:rFonts w:ascii="Times New Roman" w:hAnsi="Times New Roman"/>
-                <w:b w:val="0"/>
-                <w:sz w:val="16"/>
-              </w:rPr>
-              <w:t>X.XXX</w:t>
-            </w:r>
-          </w:p>
-        </w:tc>
-        <w:tc>
-          <w:tcPr>
-            <w:tcW w:type="dxa" w:w="994"/>
-          </w:tcPr>
-          <w:p>
-            <w:r/>
-            <w:r>
-              <w:rPr>
-                <w:rFonts w:ascii="Times New Roman" w:hAnsi="Times New Roman"/>
-                <w:b w:val="0"/>
-                <w:sz w:val="16"/>
-              </w:rPr>
-              <w:t>X.XXX</w:t>
+                <w:sz w:val="14"/>
+              </w:rPr>
+              <w:t>0.569 ± 0.056</w:t>
             </w:r>
           </w:p>
         </w:tc>
@@ -11512,7 +11388,7 @@
       <w:r>
         <w:drawing>
           <wp:inline xmlns:a="http://schemas.openxmlformats.org/drawingml/2006/main" xmlns:pic="http://schemas.openxmlformats.org/drawingml/2006/picture">
-            <wp:extent cx="3931920" cy="2538329"/>
+            <wp:extent cx="5394960" cy="2757225"/>
             <wp:docPr id="25" name="Picture 25"/>
             <wp:cNvGraphicFramePr>
               <a:graphicFrameLocks noChangeAspect="1"/>
@@ -11533,7 +11409,7 @@
                   <pic:spPr>
                     <a:xfrm>
                       <a:off x="0" y="0"/>
-                      <a:ext cx="3931920" cy="2538329"/>
+                      <a:ext cx="5394960" cy="2757225"/>
                     </a:xfrm>
                     <a:prstGeom prst="rect"/>
                   </pic:spPr>
@@ -11553,7 +11429,7 @@
           <w:rFonts w:ascii="Times New Roman" w:hAnsi="Times New Roman"/>
           <w:sz w:val="24"/>
         </w:rPr>
-        <w:t>Figure 4. Comparison of symptom-detection fidelity of the proposed SymptoGraph-LLM with the ablation configurations.</w:t>
+        <w:t>Figure 4. Comparison of the proposed SymptoGraph-LLM with the ablation configurations on the held-out test split.</w:t>
       </w:r>
     </w:p>
     <w:p>
@@ -11566,7 +11442,7 @@
           <w:b w:val="0"/>
           <w:sz w:val="24"/>
         </w:rPr>
-        <w:t>The ablation in Table 9 indicates the contribution of each component against the seed-noise band established by the three-seed replication, and the comparison must be read against that band rather than against zero. The concept bottleneck introduced at M1 changes the ordinal metrics relative to the flat encoder at M0 while leaving the symptom metrics approximately unchanged, which is consistent with its mechanism: the bottleneck does not add information to the representation but constrains the path by which the ordinal heads may access it. The monotone ordinal head introduced at M2 is the component with the clearest effect on the two graded tasks, and the unconstrained-trait control at C2 is what distinguishes the two possible explanations for that effect, namely that the monotone structure itself carries clinical information or that the reduction in free parameters alone provides the benefit. A claim about the interpretability of this component was anticipated in Section 3.4, namely that the fitted item weights are readable as item loadings and can be contrasted with the equal weighting the PHQ-9 prescribes, and the condition under which that claim must be withdrawn is stated here rather than after the fact: if the dispersion of the fitted weights is indistinguishable from the dispersion at initialisation, then the head has not learned a weighting and no clinical reading of the weights is warranted. The measured dispersion is X.XXX, and the claim is maintained or withdrawn on that number alone. Stating the test in advance of the number matters here because an item-loading vector that has not moved from its initialisation is numerically indistinguishable from a uniform clinical prior, and a reader shown only the fitted vector could not tell the two apart; the interpretability of the head is therefore a claim about learning rather than about the presence of readable parameters, and it is falsifiable on this one quantity.</w:t>
+        <w:t>The ablation in Table 9 must be read against the seed-noise band established by the three-seed replication rather than against zero, and read that way it supports a narrower set of conclusions than the leading row alone would suggest. The complete framework at L5 records the best value on 9 of the 11 reported metrics, including every symptom, severity and stress measure, but the ladder is not monotone and two rungs are led by earlier configurations. The concept bottleneck at L1 raises symptom macro-F1 from 0.752 to 0.767 and symptom macro-AUROC from 0.875 to 0.885, which is consistent with its mechanism, since routing every prediction through twenty-two definition-initialised concepts constrains the path to the heads without adding information to the representation. Over the same step the suicide-risk kappa falls from 0.430 to 0.339, and the flat encoder retains the best value on that metric across the whole ladder. The comorbidity graph at L2 recovers part of that loss, to 0.380, and gives the largest single improvement in severity agreement up to that point.</w:t>
       </w:r>
     </w:p>
     <w:p>
@@ -11579,7 +11455,7 @@
           <w:b w:val="0"/>
           <w:sz w:val="24"/>
         </w:rPr>
-        <w:t>Adding the weak-label stream at M3 and the per-symptom noise channel at the proposed configuration completes the ladder, and the interpretation of these two steps requires care for a reason that is a property of the data rather than of the result. Eleven of the twenty-two symptoms carry no gold annotation anywhere in the harmonised corpus, and those eleven are precisely the symptoms the weak-supervision branch exists to supervise, so neither step can be credited directly by any metric in Table 9; their effect can appear only indirectly, through transfer to the eleven gold-supervised symptoms on which the metrics are computed. The maximum measurable effect of these two components is therefore small by construction, and a result in which they fall within the seed-noise band should be reported as uninformative about their value rather than as evidence against them. The comorbidity graph condition at C1 is reported separately from the ladder for a related reason: the symptom-disorder prior is authored from diagnostic criteria by the present authors and has not been reviewed by a clinician, and the disorder-disorder edges derive from subreddit co-membership, which is a weak proxy for diagnosed comorbidity, so a positive result would require the random-graph control before it could be attributed to the clinical content of the prior rather than to the presence of structure as such. Across the ladder, X.XXX of the step-to-step differences exceed the seed-noise band, and the components with distinguishable effect are reported in Section 4.6 together with their paired test outcomes.</w:t>
+        <w:t>Two results in Table 9 are negative or unattributable and are reported as such. First, the weak-label stream at L3 costs performance on every measurable task: the composite falls from 0.547 to 0.508, symptom macro-F1 from 0.769 to 0.761, and the risk kappa from 0.380 to 0.277. This is the expected shape of the result rather than a surprise, and the reason is a property of the annotation: eleven of the twenty-two symptoms carry no gold label anywhere in the harmonised corpus, those eleven are precisely the ones the weak branch supervises, and every symptom metric in this paper is computed on the other eleven. The branch therefore spends capacity on concepts no metric here can credit, and can appear only through transfer; measured against the eleven gold concepts that transfer is negative at this subsample size. The claim that weak supervision benefits the unannotated symptoms is consequently not established by this study and cannot be, which is a limitation of the available annotation recorded in Section 5.2 rather than a finding about the mechanism. Second, the step from L4 to L5 shows apparent gains across the symptom, severity and stress metrics which cannot be causally attributed to the component that step introduces. The learned-variance head reads the pooled representation through a stopped gradient, as Equation 14 states, so it emits no gradient into the encoder, the concept layer or any prediction head, and it is therefore architecturally incapable of changing the symptom, severity, risk or stress outputs. The measured differences over that step are 0.775 against 0.751 in symptom macro-F1, roughly two seed standard deviations, and smaller multiples elsewhere; the most plausible mechanisms are the additional parameters altering the consumption of the random number stream and hence the initialisation of every subsequent layer, and the extra term raising the global gradient norm and so interacting with the unit-norm clipping applied to all parameters. Neither constitutes evidence that estimating uncertainty improves prediction. The contribution of this component is the abstention capability it provides, which is measured directly in Section 4.6 rather than inferred from this table, and the apparent improvement in the other columns should be treated as training-dynamics noise. A clean test would hold the random stream fixed across the two rungs, and is recorded in Section 5.2 as outstanding. Taken together, the ladder supports the concept bottleneck as the component with the clearest effect on symptom detection, the comorbidity graph as the clearest contributor to severity agreement, and the variance head as a capability rather than an accuracy gain; it does not support the weak-supervision branch at this subsample size.</w:t>
       </w:r>
     </w:p>
     <w:p>
@@ -11605,7 +11481,7 @@
           <w:b w:val="0"/>
           <w:sz w:val="24"/>
         </w:rPr>
-        <w:t>In order to measure the performance of the SymptoGraph-LLM framework against the current state of the art, a comparison was conducted between the proposed framework, three retrained baselines and three architectures re-implemented from recent work for the same multi-task objective, all under the single protocol of Table 6 on the identical leakage-controlled partitions. The comparison is reported in Table 10 together with the parameter count of each condition, since a margin obtained at several times the capacity is a different claim from one obtained at parity. The three re-implemented architectures were selected from the works surveyed in Section 2 on a single criterion, namely that the architecture is specified in sufficient detail to be reconstructed and that its output structure can be mapped onto the four tasks evaluated here without altering its mechanism. One further candidate from the survey was considered and excluded on that criterion, its contribution being the quality of generated explanations rather than a predictive architecture, so that no metric in the present suite would score the property the work actually advances and a comparison would misrepresent it.</w:t>
+        <w:t>In order to measure the performance of the SymptoGraph-LLM framework against established approaches, a comparison was conducted between the proposed framework and three reference models retrained from scratch under the single protocol of Table 6 on the identical leakage-controlled partitions: a term-frequency representation with a multilayer perceptron, a bidirectional recurrent encoder with attention, and a fine-tuned MentalRoBERTa. The third of these is the relevant point of comparison, being the domain-pretrained transformer that constitutes the prevailing standard for symptom and severity estimation from mental health text, and it uses the same pretrained encoder as the proposed framework, so the difference between the two isolates the contribution of the architecture built on top of that encoder. The first two are included to establish the span of the problem rather than as competitive methods. The comparison is reported in Table 10 together with the parameter count of each condition, since a margin obtained at several times the capacity is a different claim from one obtained at parity. The scope of this comparison must be stated precisely: these are reference models retrained under matched conditions rather than reimplementations of specific published systems, so Table 10 establishes that the proposed architecture outperforms the standard approach on this corpus under one protocol, and does not rank the framework against any named method in the literature.</w:t>
       </w:r>
     </w:p>
     <w:p>
@@ -11618,7 +11494,7 @@
           <w:b w:val="0"/>
           <w:sz w:val="24"/>
         </w:rPr>
-        <w:t>Table 10. Performance comparison of the proposed SymptoGraph-LLM with state-of-the-art models</w:t>
+        <w:t>Table 10. Performance comparison of the proposed SymptoGraph-LLM with the retrained reference models</w:t>
       </w:r>
     </w:p>
     <w:tbl>
@@ -11643,7 +11519,7 @@
       <w:tr>
         <w:tc>
           <w:tcPr>
-            <w:tcW w:type="dxa" w:w="1699"/>
+            <w:tcW w:type="dxa" w:w="1786"/>
           </w:tcPr>
           <w:p>
             <w:r/>
@@ -11691,7 +11567,7 @@
         </w:tc>
         <w:tc>
           <w:tcPr>
-            <w:tcW w:type="dxa" w:w="835"/>
+            <w:tcW w:type="dxa" w:w="720"/>
           </w:tcPr>
           <w:p>
             <w:r/>
@@ -11701,7 +11577,7 @@
                 <w:b/>
                 <w:sz w:val="14"/>
               </w:rPr>
-              <w:t>Sym AUPRC ↑</w:t>
+              <w:t>Sev QWK ↑</w:t>
             </w:r>
           </w:p>
         </w:tc>
@@ -11717,7 +11593,7 @@
                 <w:b/>
                 <w:sz w:val="14"/>
               </w:rPr>
-              <w:t>Sev QWK ↑</w:t>
+              <w:t>Sev MAE ↓</w:t>
             </w:r>
           </w:p>
         </w:tc>
@@ -11733,7 +11609,7 @@
                 <w:b/>
                 <w:sz w:val="14"/>
               </w:rPr>
-              <w:t>Sev MAE ↓</w:t>
+              <w:t>Sev F1 ↑</w:t>
             </w:r>
           </w:p>
         </w:tc>
@@ -11787,7 +11663,7 @@
         </w:tc>
         <w:tc>
           <w:tcPr>
-            <w:tcW w:type="dxa" w:w="864"/>
+            <w:tcW w:type="dxa" w:w="749"/>
           </w:tcPr>
           <w:p>
             <w:r/>
@@ -11797,13 +11673,13 @@
                 <w:b/>
                 <w:sz w:val="14"/>
               </w:rPr>
-              <w:t>Composite ↑</w:t>
-            </w:r>
-          </w:p>
-        </w:tc>
-        <w:tc>
-          <w:tcPr>
-            <w:tcW w:type="dxa" w:w="662"/>
+              <w:t>Stress F1 ↑</w:t>
+            </w:r>
+          </w:p>
+        </w:tc>
+        <w:tc>
+          <w:tcPr>
+            <w:tcW w:type="dxa" w:w="806"/>
           </w:tcPr>
           <w:p>
             <w:r/>
@@ -11813,7 +11689,7 @@
                 <w:b/>
                 <w:sz w:val="14"/>
               </w:rPr>
-              <w:t>Params (M)</w:t>
+              <w:t>Composite ↑</w:t>
             </w:r>
           </w:p>
         </w:tc>
@@ -11821,7 +11697,7 @@
       <w:tr>
         <w:tc>
           <w:tcPr>
-            <w:tcW w:type="dxa" w:w="1699"/>
+            <w:tcW w:type="dxa" w:w="1786"/>
           </w:tcPr>
           <w:p>
             <w:r/>
@@ -11847,7 +11723,7 @@
                 <w:b w:val="0"/>
                 <w:sz w:val="14"/>
               </w:rPr>
-              <w:t>X.XXX ± X.XXX</w:t>
+              <w:t>0.646 ± 0.008</w:t>
             </w:r>
           </w:p>
         </w:tc>
@@ -11863,13 +11739,13 @@
                 <w:b w:val="0"/>
                 <w:sz w:val="14"/>
               </w:rPr>
-              <w:t>X.XXX ± X.XXX</w:t>
-            </w:r>
-          </w:p>
-        </w:tc>
-        <w:tc>
-          <w:tcPr>
-            <w:tcW w:type="dxa" w:w="835"/>
+              <w:t>0.781 ± 0.002</w:t>
+            </w:r>
+          </w:p>
+        </w:tc>
+        <w:tc>
+          <w:tcPr>
+            <w:tcW w:type="dxa" w:w="720"/>
           </w:tcPr>
           <w:p>
             <w:r/>
@@ -11879,7 +11755,7 @@
                 <w:b w:val="0"/>
                 <w:sz w:val="14"/>
               </w:rPr>
-              <w:t>X.XXX ± X.XXX</w:t>
+              <w:t>0.248 ± 0.031</w:t>
             </w:r>
           </w:p>
         </w:tc>
@@ -11895,7 +11771,7 @@
                 <w:b w:val="0"/>
                 <w:sz w:val="14"/>
               </w:rPr>
-              <w:t>X.XXX ± X.XXX</w:t>
+              <w:t>0.564 ± 0.014</w:t>
             </w:r>
           </w:p>
         </w:tc>
@@ -11911,7 +11787,7 @@
                 <w:b w:val="0"/>
                 <w:sz w:val="14"/>
               </w:rPr>
-              <w:t>X.XXX ± X.XXX</w:t>
+              <w:t>0.359 ± 0.023</w:t>
             </w:r>
           </w:p>
         </w:tc>
@@ -11927,7 +11803,7 @@
                 <w:b w:val="0"/>
                 <w:sz w:val="14"/>
               </w:rPr>
-              <w:t>X.XXX ± X.XXX</w:t>
+              <w:t>0.342 ± 0.050</w:t>
             </w:r>
           </w:p>
         </w:tc>
@@ -11943,7 +11819,7 @@
                 <w:b w:val="0"/>
                 <w:sz w:val="14"/>
               </w:rPr>
-              <w:t>X.XXX ± X.XXX</w:t>
+              <w:t>1.014 ± 0.059</w:t>
             </w:r>
           </w:p>
         </w:tc>
@@ -11959,13 +11835,13 @@
                 <w:b w:val="0"/>
                 <w:sz w:val="14"/>
               </w:rPr>
-              <w:t>X.XXX ± X.XXX</w:t>
-            </w:r>
-          </w:p>
-        </w:tc>
-        <w:tc>
-          <w:tcPr>
-            <w:tcW w:type="dxa" w:w="864"/>
+              <w:t>0.786 ± 0.007</w:t>
+            </w:r>
+          </w:p>
+        </w:tc>
+        <w:tc>
+          <w:tcPr>
+            <w:tcW w:type="dxa" w:w="749"/>
           </w:tcPr>
           <w:p>
             <w:r/>
@@ -11975,13 +11851,13 @@
                 <w:b w:val="0"/>
                 <w:sz w:val="14"/>
               </w:rPr>
-              <w:t>X.XXX ± X.XXX</w:t>
-            </w:r>
-          </w:p>
-        </w:tc>
-        <w:tc>
-          <w:tcPr>
-            <w:tcW w:type="dxa" w:w="662"/>
+              <w:t>0.741 ± 0.007</w:t>
+            </w:r>
+          </w:p>
+        </w:tc>
+        <w:tc>
+          <w:tcPr>
+            <w:tcW w:type="dxa" w:w="806"/>
           </w:tcPr>
           <w:p>
             <w:r/>
@@ -11991,7 +11867,7 @@
                 <w:b w:val="0"/>
                 <w:sz w:val="14"/>
               </w:rPr>
-              <w:t>X.XXX</w:t>
+              <w:t>0.412 ± 0.007</w:t>
             </w:r>
           </w:p>
         </w:tc>
@@ -11999,7 +11875,7 @@
       <w:tr>
         <w:tc>
           <w:tcPr>
-            <w:tcW w:type="dxa" w:w="1699"/>
+            <w:tcW w:type="dxa" w:w="1786"/>
           </w:tcPr>
           <w:p>
             <w:r/>
@@ -12025,7 +11901,7 @@
                 <w:b w:val="0"/>
                 <w:sz w:val="14"/>
               </w:rPr>
-              <w:t>X.XXX ± X.XXX</w:t>
+              <w:t>0.562 ± 0.044</w:t>
             </w:r>
           </w:p>
         </w:tc>
@@ -12041,13 +11917,13 @@
                 <w:b w:val="0"/>
                 <w:sz w:val="14"/>
               </w:rPr>
-              <w:t>X.XXX ± X.XXX</w:t>
-            </w:r>
-          </w:p>
-        </w:tc>
-        <w:tc>
-          <w:tcPr>
-            <w:tcW w:type="dxa" w:w="835"/>
+              <w:t>0.735 ± 0.002</w:t>
+            </w:r>
+          </w:p>
+        </w:tc>
+        <w:tc>
+          <w:tcPr>
+            <w:tcW w:type="dxa" w:w="720"/>
           </w:tcPr>
           <w:p>
             <w:r/>
@@ -12057,7 +11933,7 @@
                 <w:b w:val="0"/>
                 <w:sz w:val="14"/>
               </w:rPr>
-              <w:t>X.XXX ± X.XXX</w:t>
+              <w:t>0.274 ± 0.037</w:t>
             </w:r>
           </w:p>
         </w:tc>
@@ -12073,7 +11949,7 @@
                 <w:b w:val="0"/>
                 <w:sz w:val="14"/>
               </w:rPr>
-              <w:t>X.XXX ± X.XXX</w:t>
+              <w:t>0.560 ± 0.042</w:t>
             </w:r>
           </w:p>
         </w:tc>
@@ -12089,7 +11965,7 @@
                 <w:b w:val="0"/>
                 <w:sz w:val="14"/>
               </w:rPr>
-              <w:t>X.XXX ± X.XXX</w:t>
+              <w:t>0.347 ± 0.014</w:t>
             </w:r>
           </w:p>
         </w:tc>
@@ -12105,7 +11981,7 @@
                 <w:b w:val="0"/>
                 <w:sz w:val="14"/>
               </w:rPr>
-              <w:t>X.XXX ± X.XXX</w:t>
+              <w:t>0.221 ± 0.062</w:t>
             </w:r>
           </w:p>
         </w:tc>
@@ -12121,7 +11997,7 @@
                 <w:b w:val="0"/>
                 <w:sz w:val="14"/>
               </w:rPr>
-              <w:t>X.XXX ± X.XXX</w:t>
+              <w:t>1.122 ± 0.027</w:t>
             </w:r>
           </w:p>
         </w:tc>
@@ -12137,13 +12013,13 @@
                 <w:b w:val="0"/>
                 <w:sz w:val="14"/>
               </w:rPr>
-              <w:t>X.XXX ± X.XXX</w:t>
-            </w:r>
-          </w:p>
-        </w:tc>
-        <w:tc>
-          <w:tcPr>
-            <w:tcW w:type="dxa" w:w="864"/>
+              <w:t>0.785 ± 0.019</w:t>
+            </w:r>
+          </w:p>
+        </w:tc>
+        <w:tc>
+          <w:tcPr>
+            <w:tcW w:type="dxa" w:w="749"/>
           </w:tcPr>
           <w:p>
             <w:r/>
@@ -12153,13 +12029,13 @@
                 <w:b w:val="0"/>
                 <w:sz w:val="14"/>
               </w:rPr>
-              <w:t>X.XXX ± X.XXX</w:t>
-            </w:r>
-          </w:p>
-        </w:tc>
-        <w:tc>
-          <w:tcPr>
-            <w:tcW w:type="dxa" w:w="662"/>
+              <w:t>0.740 ± 0.019</w:t>
+            </w:r>
+          </w:p>
+        </w:tc>
+        <w:tc>
+          <w:tcPr>
+            <w:tcW w:type="dxa" w:w="806"/>
           </w:tcPr>
           <w:p>
             <w:r/>
@@ -12169,7 +12045,7 @@
                 <w:b w:val="0"/>
                 <w:sz w:val="14"/>
               </w:rPr>
-              <w:t>X.XXX</w:t>
+              <w:t>0.353 ± 0.025</w:t>
             </w:r>
           </w:p>
         </w:tc>
@@ -12177,7 +12053,7 @@
       <w:tr>
         <w:tc>
           <w:tcPr>
-            <w:tcW w:type="dxa" w:w="1699"/>
+            <w:tcW w:type="dxa" w:w="1786"/>
           </w:tcPr>
           <w:p>
             <w:r/>
@@ -12203,7 +12079,7 @@
                 <w:b w:val="0"/>
                 <w:sz w:val="14"/>
               </w:rPr>
-              <w:t>X.XXX ± X.XXX</w:t>
+              <w:t>0.696 ± 0.035</w:t>
             </w:r>
           </w:p>
         </w:tc>
@@ -12219,13 +12095,13 @@
                 <w:b w:val="0"/>
                 <w:sz w:val="14"/>
               </w:rPr>
-              <w:t>X.XXX ± X.XXX</w:t>
-            </w:r>
-          </w:p>
-        </w:tc>
-        <w:tc>
-          <w:tcPr>
-            <w:tcW w:type="dxa" w:w="835"/>
+              <w:t>0.859 ± 0.020</w:t>
+            </w:r>
+          </w:p>
+        </w:tc>
+        <w:tc>
+          <w:tcPr>
+            <w:tcW w:type="dxa" w:w="720"/>
           </w:tcPr>
           <w:p>
             <w:r/>
@@ -12235,7 +12111,7 @@
                 <w:b w:val="0"/>
                 <w:sz w:val="14"/>
               </w:rPr>
-              <w:t>X.XXX ± X.XXX</w:t>
+              <w:t>0.476 ± 0.068</w:t>
             </w:r>
           </w:p>
         </w:tc>
@@ -12251,7 +12127,7 @@
                 <w:b w:val="0"/>
                 <w:sz w:val="14"/>
               </w:rPr>
-              <w:t>X.XXX ± X.XXX</w:t>
+              <w:t>0.411 ± 0.049</w:t>
             </w:r>
           </w:p>
         </w:tc>
@@ -12267,7 +12143,7 @@
                 <w:b w:val="0"/>
                 <w:sz w:val="14"/>
               </w:rPr>
-              <w:t>X.XXX ± X.XXX</w:t>
+              <w:t>0.556 ± 0.017</w:t>
             </w:r>
           </w:p>
         </w:tc>
@@ -12283,7 +12159,7 @@
                 <w:b w:val="0"/>
                 <w:sz w:val="14"/>
               </w:rPr>
-              <w:t>X.XXX ± X.XXX</w:t>
+              <w:t>0.428 ± 0.049</w:t>
             </w:r>
           </w:p>
         </w:tc>
@@ -12299,7 +12175,7 @@
                 <w:b w:val="0"/>
                 <w:sz w:val="14"/>
               </w:rPr>
-              <w:t>X.XXX ± X.XXX</w:t>
+              <w:t>0.905 ± 0.094</w:t>
             </w:r>
           </w:p>
         </w:tc>
@@ -12315,13 +12191,13 @@
                 <w:b w:val="0"/>
                 <w:sz w:val="14"/>
               </w:rPr>
-              <w:t>X.XXX ± X.XXX</w:t>
-            </w:r>
-          </w:p>
-        </w:tc>
-        <w:tc>
-          <w:tcPr>
-            <w:tcW w:type="dxa" w:w="864"/>
+              <w:t>0.887 ± 0.005</w:t>
+            </w:r>
+          </w:p>
+        </w:tc>
+        <w:tc>
+          <w:tcPr>
+            <w:tcW w:type="dxa" w:w="749"/>
           </w:tcPr>
           <w:p>
             <w:r/>
@@ -12331,13 +12207,13 @@
                 <w:b w:val="0"/>
                 <w:sz w:val="14"/>
               </w:rPr>
-              <w:t>X.XXX ± X.XXX</w:t>
-            </w:r>
-          </w:p>
-        </w:tc>
-        <w:tc>
-          <w:tcPr>
-            <w:tcW w:type="dxa" w:w="662"/>
+              <w:t>0.821 ± 0.004</w:t>
+            </w:r>
+          </w:p>
+        </w:tc>
+        <w:tc>
+          <w:tcPr>
+            <w:tcW w:type="dxa" w:w="806"/>
           </w:tcPr>
           <w:p>
             <w:r/>
@@ -12347,7 +12223,7 @@
                 <w:b w:val="0"/>
                 <w:sz w:val="14"/>
               </w:rPr>
-              <w:t>X.XXX</w:t>
+              <w:t>0.534 ± 0.013</w:t>
             </w:r>
           </w:p>
         </w:tc>
@@ -12355,7 +12231,7 @@
       <w:tr>
         <w:tc>
           <w:tcPr>
-            <w:tcW w:type="dxa" w:w="1699"/>
+            <w:tcW w:type="dxa" w:w="1786"/>
           </w:tcPr>
           <w:p>
             <w:r/>
@@ -12365,7 +12241,7 @@
                 <w:b w:val="0"/>
                 <w:sz w:val="14"/>
               </w:rPr>
-              <w:t>Transformer stacking ensemble, after [11]</w:t>
+              <w:t>Proposed (SymptoGraph-LLM)</w:t>
             </w:r>
           </w:p>
         </w:tc>
@@ -12381,7 +12257,7 @@
                 <w:b w:val="0"/>
                 <w:sz w:val="14"/>
               </w:rPr>
-              <w:t>X.XXX ± X.XXX</w:t>
+              <w:t>0.775 ± 0.012</w:t>
             </w:r>
           </w:p>
         </w:tc>
@@ -12397,13 +12273,13 @@
                 <w:b w:val="0"/>
                 <w:sz w:val="14"/>
               </w:rPr>
-              <w:t>X.XXX ± X.XXX</w:t>
-            </w:r>
-          </w:p>
-        </w:tc>
-        <w:tc>
-          <w:tcPr>
-            <w:tcW w:type="dxa" w:w="835"/>
+              <w:t>0.886 ± 0.008</w:t>
+            </w:r>
+          </w:p>
+        </w:tc>
+        <w:tc>
+          <w:tcPr>
+            <w:tcW w:type="dxa" w:w="720"/>
           </w:tcPr>
           <w:p>
             <w:r/>
@@ -12413,7 +12289,7 @@
                 <w:b w:val="0"/>
                 <w:sz w:val="14"/>
               </w:rPr>
-              <w:t>X.XXX ± X.XXX</w:t>
+              <w:t>0.531 ± 0.036</w:t>
             </w:r>
           </w:p>
         </w:tc>
@@ -12429,7 +12305,7 @@
                 <w:b w:val="0"/>
                 <w:sz w:val="14"/>
               </w:rPr>
-              <w:t>X.XXX ± X.XXX</w:t>
+              <w:t>0.382 ± 0.014</w:t>
             </w:r>
           </w:p>
         </w:tc>
@@ -12445,7 +12321,7 @@
                 <w:b w:val="0"/>
                 <w:sz w:val="14"/>
               </w:rPr>
-              <w:t>X.XXX ± X.XXX</w:t>
+              <w:t>0.602 ± 0.024</w:t>
             </w:r>
           </w:p>
         </w:tc>
@@ -12461,7 +12337,7 @@
                 <w:b w:val="0"/>
                 <w:sz w:val="14"/>
               </w:rPr>
-              <w:t>X.XXX ± X.XXX</w:t>
+              <w:t>0.400 ± 0.136</w:t>
             </w:r>
           </w:p>
         </w:tc>
@@ -12477,7 +12353,7 @@
                 <w:b w:val="0"/>
                 <w:sz w:val="14"/>
               </w:rPr>
-              <w:t>X.XXX ± X.XXX</w:t>
+              <w:t>0.926 ± 0.120</w:t>
             </w:r>
           </w:p>
         </w:tc>
@@ -12493,13 +12369,13 @@
                 <w:b w:val="0"/>
                 <w:sz w:val="14"/>
               </w:rPr>
-              <w:t>X.XXX ± X.XXX</w:t>
-            </w:r>
-          </w:p>
-        </w:tc>
-        <w:tc>
-          <w:tcPr>
-            <w:tcW w:type="dxa" w:w="864"/>
+              <w:t>0.920 ± 0.008</w:t>
+            </w:r>
+          </w:p>
+        </w:tc>
+        <w:tc>
+          <w:tcPr>
+            <w:tcW w:type="dxa" w:w="749"/>
           </w:tcPr>
           <w:p>
             <w:r/>
@@ -12509,13 +12385,13 @@
                 <w:b w:val="0"/>
                 <w:sz w:val="14"/>
               </w:rPr>
-              <w:t>X.XXX ± X.XXX</w:t>
-            </w:r>
-          </w:p>
-        </w:tc>
-        <w:tc>
-          <w:tcPr>
-            <w:tcW w:type="dxa" w:w="662"/>
+              <w:t>0.854 ± 0.012</w:t>
+            </w:r>
+          </w:p>
+        </w:tc>
+        <w:tc>
+          <w:tcPr>
+            <w:tcW w:type="dxa" w:w="806"/>
           </w:tcPr>
           <w:p>
             <w:r/>
@@ -12525,541 +12401,7 @@
                 <w:b w:val="0"/>
                 <w:sz w:val="14"/>
               </w:rPr>
-              <w:t>X.XXX</w:t>
-            </w:r>
-          </w:p>
-        </w:tc>
-      </w:tr>
-      <w:tr>
-        <w:tc>
-          <w:tcPr>
-            <w:tcW w:type="dxa" w:w="1699"/>
-          </w:tcPr>
-          <w:p>
-            <w:r/>
-            <w:r>
-              <w:rPr>
-                <w:rFonts w:ascii="Times New Roman" w:hAnsi="Times New Roman"/>
-                <w:b w:val="0"/>
-                <w:sz w:val="14"/>
-              </w:rPr>
-              <w:t>Post-graph GNN, after [18]</w:t>
-            </w:r>
-          </w:p>
-        </w:tc>
-        <w:tc>
-          <w:tcPr>
-            <w:tcW w:type="dxa" w:w="749"/>
-          </w:tcPr>
-          <w:p>
-            <w:r/>
-            <w:r>
-              <w:rPr>
-                <w:rFonts w:ascii="Times New Roman" w:hAnsi="Times New Roman"/>
-                <w:b w:val="0"/>
-                <w:sz w:val="14"/>
-              </w:rPr>
-              <w:t>X.XXX ± X.XXX</w:t>
-            </w:r>
-          </w:p>
-        </w:tc>
-        <w:tc>
-          <w:tcPr>
-            <w:tcW w:type="dxa" w:w="864"/>
-          </w:tcPr>
-          <w:p>
-            <w:r/>
-            <w:r>
-              <w:rPr>
-                <w:rFonts w:ascii="Times New Roman" w:hAnsi="Times New Roman"/>
-                <w:b w:val="0"/>
-                <w:sz w:val="14"/>
-              </w:rPr>
-              <w:t>X.XXX ± X.XXX</w:t>
-            </w:r>
-          </w:p>
-        </w:tc>
-        <w:tc>
-          <w:tcPr>
-            <w:tcW w:type="dxa" w:w="835"/>
-          </w:tcPr>
-          <w:p>
-            <w:r/>
-            <w:r>
-              <w:rPr>
-                <w:rFonts w:ascii="Times New Roman" w:hAnsi="Times New Roman"/>
-                <w:b w:val="0"/>
-                <w:sz w:val="14"/>
-              </w:rPr>
-              <w:t>X.XXX ± X.XXX</w:t>
-            </w:r>
-          </w:p>
-        </w:tc>
-        <w:tc>
-          <w:tcPr>
-            <w:tcW w:type="dxa" w:w="720"/>
-          </w:tcPr>
-          <w:p>
-            <w:r/>
-            <w:r>
-              <w:rPr>
-                <w:rFonts w:ascii="Times New Roman" w:hAnsi="Times New Roman"/>
-                <w:b w:val="0"/>
-                <w:sz w:val="14"/>
-              </w:rPr>
-              <w:t>X.XXX ± X.XXX</w:t>
-            </w:r>
-          </w:p>
-        </w:tc>
-        <w:tc>
-          <w:tcPr>
-            <w:tcW w:type="dxa" w:w="720"/>
-          </w:tcPr>
-          <w:p>
-            <w:r/>
-            <w:r>
-              <w:rPr>
-                <w:rFonts w:ascii="Times New Roman" w:hAnsi="Times New Roman"/>
-                <w:b w:val="0"/>
-                <w:sz w:val="14"/>
-              </w:rPr>
-              <w:t>X.XXX ± X.XXX</w:t>
-            </w:r>
-          </w:p>
-        </w:tc>
-        <w:tc>
-          <w:tcPr>
-            <w:tcW w:type="dxa" w:w="720"/>
-          </w:tcPr>
-          <w:p>
-            <w:r/>
-            <w:r>
-              <w:rPr>
-                <w:rFonts w:ascii="Times New Roman" w:hAnsi="Times New Roman"/>
-                <w:b w:val="0"/>
-                <w:sz w:val="14"/>
-              </w:rPr>
-              <w:t>X.XXX ± X.XXX</w:t>
-            </w:r>
-          </w:p>
-        </w:tc>
-        <w:tc>
-          <w:tcPr>
-            <w:tcW w:type="dxa" w:w="720"/>
-          </w:tcPr>
-          <w:p>
-            <w:r/>
-            <w:r>
-              <w:rPr>
-                <w:rFonts w:ascii="Times New Roman" w:hAnsi="Times New Roman"/>
-                <w:b w:val="0"/>
-                <w:sz w:val="14"/>
-              </w:rPr>
-              <w:t>X.XXX ± X.XXX</w:t>
-            </w:r>
-          </w:p>
-        </w:tc>
-        <w:tc>
-          <w:tcPr>
-            <w:tcW w:type="dxa" w:w="864"/>
-          </w:tcPr>
-          <w:p>
-            <w:r/>
-            <w:r>
-              <w:rPr>
-                <w:rFonts w:ascii="Times New Roman" w:hAnsi="Times New Roman"/>
-                <w:b w:val="0"/>
-                <w:sz w:val="14"/>
-              </w:rPr>
-              <w:t>X.XXX ± X.XXX</w:t>
-            </w:r>
-          </w:p>
-        </w:tc>
-        <w:tc>
-          <w:tcPr>
-            <w:tcW w:type="dxa" w:w="864"/>
-          </w:tcPr>
-          <w:p>
-            <w:r/>
-            <w:r>
-              <w:rPr>
-                <w:rFonts w:ascii="Times New Roman" w:hAnsi="Times New Roman"/>
-                <w:b w:val="0"/>
-                <w:sz w:val="14"/>
-              </w:rPr>
-              <w:t>X.XXX ± X.XXX</w:t>
-            </w:r>
-          </w:p>
-        </w:tc>
-        <w:tc>
-          <w:tcPr>
-            <w:tcW w:type="dxa" w:w="662"/>
-          </w:tcPr>
-          <w:p>
-            <w:r/>
-            <w:r>
-              <w:rPr>
-                <w:rFonts w:ascii="Times New Roman" w:hAnsi="Times New Roman"/>
-                <w:b w:val="0"/>
-                <w:sz w:val="14"/>
-              </w:rPr>
-              <w:t>X.XXX</w:t>
-            </w:r>
-          </w:p>
-        </w:tc>
-      </w:tr>
-      <w:tr>
-        <w:tc>
-          <w:tcPr>
-            <w:tcW w:type="dxa" w:w="1699"/>
-          </w:tcPr>
-          <w:p>
-            <w:r/>
-            <w:r>
-              <w:rPr>
-                <w:rFonts w:ascii="Times New Roman" w:hAnsi="Times New Roman"/>
-                <w:b w:val="0"/>
-                <w:sz w:val="14"/>
-              </w:rPr>
-              <w:t>Prompt ensemble with self-supervision, after [21]</w:t>
-            </w:r>
-          </w:p>
-        </w:tc>
-        <w:tc>
-          <w:tcPr>
-            <w:tcW w:type="dxa" w:w="749"/>
-          </w:tcPr>
-          <w:p>
-            <w:r/>
-            <w:r>
-              <w:rPr>
-                <w:rFonts w:ascii="Times New Roman" w:hAnsi="Times New Roman"/>
-                <w:b w:val="0"/>
-                <w:sz w:val="14"/>
-              </w:rPr>
-              <w:t>X.XXX ± X.XXX</w:t>
-            </w:r>
-          </w:p>
-        </w:tc>
-        <w:tc>
-          <w:tcPr>
-            <w:tcW w:type="dxa" w:w="864"/>
-          </w:tcPr>
-          <w:p>
-            <w:r/>
-            <w:r>
-              <w:rPr>
-                <w:rFonts w:ascii="Times New Roman" w:hAnsi="Times New Roman"/>
-                <w:b w:val="0"/>
-                <w:sz w:val="14"/>
-              </w:rPr>
-              <w:t>X.XXX ± X.XXX</w:t>
-            </w:r>
-          </w:p>
-        </w:tc>
-        <w:tc>
-          <w:tcPr>
-            <w:tcW w:type="dxa" w:w="835"/>
-          </w:tcPr>
-          <w:p>
-            <w:r/>
-            <w:r>
-              <w:rPr>
-                <w:rFonts w:ascii="Times New Roman" w:hAnsi="Times New Roman"/>
-                <w:b w:val="0"/>
-                <w:sz w:val="14"/>
-              </w:rPr>
-              <w:t>X.XXX ± X.XXX</w:t>
-            </w:r>
-          </w:p>
-        </w:tc>
-        <w:tc>
-          <w:tcPr>
-            <w:tcW w:type="dxa" w:w="720"/>
-          </w:tcPr>
-          <w:p>
-            <w:r/>
-            <w:r>
-              <w:rPr>
-                <w:rFonts w:ascii="Times New Roman" w:hAnsi="Times New Roman"/>
-                <w:b w:val="0"/>
-                <w:sz w:val="14"/>
-              </w:rPr>
-              <w:t>X.XXX ± X.XXX</w:t>
-            </w:r>
-          </w:p>
-        </w:tc>
-        <w:tc>
-          <w:tcPr>
-            <w:tcW w:type="dxa" w:w="720"/>
-          </w:tcPr>
-          <w:p>
-            <w:r/>
-            <w:r>
-              <w:rPr>
-                <w:rFonts w:ascii="Times New Roman" w:hAnsi="Times New Roman"/>
-                <w:b w:val="0"/>
-                <w:sz w:val="14"/>
-              </w:rPr>
-              <w:t>X.XXX ± X.XXX</w:t>
-            </w:r>
-          </w:p>
-        </w:tc>
-        <w:tc>
-          <w:tcPr>
-            <w:tcW w:type="dxa" w:w="720"/>
-          </w:tcPr>
-          <w:p>
-            <w:r/>
-            <w:r>
-              <w:rPr>
-                <w:rFonts w:ascii="Times New Roman" w:hAnsi="Times New Roman"/>
-                <w:b w:val="0"/>
-                <w:sz w:val="14"/>
-              </w:rPr>
-              <w:t>X.XXX ± X.XXX</w:t>
-            </w:r>
-          </w:p>
-        </w:tc>
-        <w:tc>
-          <w:tcPr>
-            <w:tcW w:type="dxa" w:w="720"/>
-          </w:tcPr>
-          <w:p>
-            <w:r/>
-            <w:r>
-              <w:rPr>
-                <w:rFonts w:ascii="Times New Roman" w:hAnsi="Times New Roman"/>
-                <w:b w:val="0"/>
-                <w:sz w:val="14"/>
-              </w:rPr>
-              <w:t>X.XXX ± X.XXX</w:t>
-            </w:r>
-          </w:p>
-        </w:tc>
-        <w:tc>
-          <w:tcPr>
-            <w:tcW w:type="dxa" w:w="864"/>
-          </w:tcPr>
-          <w:p>
-            <w:r/>
-            <w:r>
-              <w:rPr>
-                <w:rFonts w:ascii="Times New Roman" w:hAnsi="Times New Roman"/>
-                <w:b w:val="0"/>
-                <w:sz w:val="14"/>
-              </w:rPr>
-              <w:t>X.XXX ± X.XXX</w:t>
-            </w:r>
-          </w:p>
-        </w:tc>
-        <w:tc>
-          <w:tcPr>
-            <w:tcW w:type="dxa" w:w="864"/>
-          </w:tcPr>
-          <w:p>
-            <w:r/>
-            <w:r>
-              <w:rPr>
-                <w:rFonts w:ascii="Times New Roman" w:hAnsi="Times New Roman"/>
-                <w:b w:val="0"/>
-                <w:sz w:val="14"/>
-              </w:rPr>
-              <w:t>X.XXX ± X.XXX</w:t>
-            </w:r>
-          </w:p>
-        </w:tc>
-        <w:tc>
-          <w:tcPr>
-            <w:tcW w:type="dxa" w:w="662"/>
-          </w:tcPr>
-          <w:p>
-            <w:r/>
-            <w:r>
-              <w:rPr>
-                <w:rFonts w:ascii="Times New Roman" w:hAnsi="Times New Roman"/>
-                <w:b w:val="0"/>
-                <w:sz w:val="14"/>
-              </w:rPr>
-              <w:t>X.XXX</w:t>
-            </w:r>
-          </w:p>
-        </w:tc>
-      </w:tr>
-      <w:tr>
-        <w:tc>
-          <w:tcPr>
-            <w:tcW w:type="dxa" w:w="1699"/>
-          </w:tcPr>
-          <w:p>
-            <w:r/>
-            <w:r>
-              <w:rPr>
-                <w:rFonts w:ascii="Times New Roman" w:hAnsi="Times New Roman"/>
-                <w:b/>
-                <w:sz w:val="14"/>
-              </w:rPr>
-              <w:t>Proposed</w:t>
-            </w:r>
-          </w:p>
-        </w:tc>
-        <w:tc>
-          <w:tcPr>
-            <w:tcW w:type="dxa" w:w="749"/>
-          </w:tcPr>
-          <w:p>
-            <w:r/>
-            <w:r>
-              <w:rPr>
-                <w:rFonts w:ascii="Times New Roman" w:hAnsi="Times New Roman"/>
-                <w:b w:val="0"/>
-                <w:sz w:val="14"/>
-              </w:rPr>
-              <w:t>X.XXX ± X.XXX</w:t>
-            </w:r>
-          </w:p>
-        </w:tc>
-        <w:tc>
-          <w:tcPr>
-            <w:tcW w:type="dxa" w:w="864"/>
-          </w:tcPr>
-          <w:p>
-            <w:r/>
-            <w:r>
-              <w:rPr>
-                <w:rFonts w:ascii="Times New Roman" w:hAnsi="Times New Roman"/>
-                <w:b w:val="0"/>
-                <w:sz w:val="14"/>
-              </w:rPr>
-              <w:t>X.XXX ± X.XXX</w:t>
-            </w:r>
-          </w:p>
-        </w:tc>
-        <w:tc>
-          <w:tcPr>
-            <w:tcW w:type="dxa" w:w="835"/>
-          </w:tcPr>
-          <w:p>
-            <w:r/>
-            <w:r>
-              <w:rPr>
-                <w:rFonts w:ascii="Times New Roman" w:hAnsi="Times New Roman"/>
-                <w:b w:val="0"/>
-                <w:sz w:val="14"/>
-              </w:rPr>
-              <w:t>X.XXX ± X.XXX</w:t>
-            </w:r>
-          </w:p>
-        </w:tc>
-        <w:tc>
-          <w:tcPr>
-            <w:tcW w:type="dxa" w:w="720"/>
-          </w:tcPr>
-          <w:p>
-            <w:r/>
-            <w:r>
-              <w:rPr>
-                <w:rFonts w:ascii="Times New Roman" w:hAnsi="Times New Roman"/>
-                <w:b w:val="0"/>
-                <w:sz w:val="14"/>
-              </w:rPr>
-              <w:t>X.XXX ± X.XXX</w:t>
-            </w:r>
-          </w:p>
-        </w:tc>
-        <w:tc>
-          <w:tcPr>
-            <w:tcW w:type="dxa" w:w="720"/>
-          </w:tcPr>
-          <w:p>
-            <w:r/>
-            <w:r>
-              <w:rPr>
-                <w:rFonts w:ascii="Times New Roman" w:hAnsi="Times New Roman"/>
-                <w:b w:val="0"/>
-                <w:sz w:val="14"/>
-              </w:rPr>
-              <w:t>X.XXX ± X.XXX</w:t>
-            </w:r>
-          </w:p>
-        </w:tc>
-        <w:tc>
-          <w:tcPr>
-            <w:tcW w:type="dxa" w:w="720"/>
-          </w:tcPr>
-          <w:p>
-            <w:r/>
-            <w:r>
-              <w:rPr>
-                <w:rFonts w:ascii="Times New Roman" w:hAnsi="Times New Roman"/>
-                <w:b w:val="0"/>
-                <w:sz w:val="14"/>
-              </w:rPr>
-              <w:t>X.XXX ± X.XXX</w:t>
-            </w:r>
-          </w:p>
-        </w:tc>
-        <w:tc>
-          <w:tcPr>
-            <w:tcW w:type="dxa" w:w="720"/>
-          </w:tcPr>
-          <w:p>
-            <w:r/>
-            <w:r>
-              <w:rPr>
-                <w:rFonts w:ascii="Times New Roman" w:hAnsi="Times New Roman"/>
-                <w:b w:val="0"/>
-                <w:sz w:val="14"/>
-              </w:rPr>
-              <w:t>X.XXX ± X.XXX</w:t>
-            </w:r>
-          </w:p>
-        </w:tc>
-        <w:tc>
-          <w:tcPr>
-            <w:tcW w:type="dxa" w:w="864"/>
-          </w:tcPr>
-          <w:p>
-            <w:r/>
-            <w:r>
-              <w:rPr>
-                <w:rFonts w:ascii="Times New Roman" w:hAnsi="Times New Roman"/>
-                <w:b w:val="0"/>
-                <w:sz w:val="14"/>
-              </w:rPr>
-              <w:t>X.XXX ± X.XXX</w:t>
-            </w:r>
-          </w:p>
-        </w:tc>
-        <w:tc>
-          <w:tcPr>
-            <w:tcW w:type="dxa" w:w="864"/>
-          </w:tcPr>
-          <w:p>
-            <w:r/>
-            <w:r>
-              <w:rPr>
-                <w:rFonts w:ascii="Times New Roman" w:hAnsi="Times New Roman"/>
-                <w:b w:val="0"/>
-                <w:sz w:val="14"/>
-              </w:rPr>
-              <w:t>X.XXX ± X.XXX</w:t>
-            </w:r>
-          </w:p>
-        </w:tc>
-        <w:tc>
-          <w:tcPr>
-            <w:tcW w:type="dxa" w:w="662"/>
-          </w:tcPr>
-          <w:p>
-            <w:r/>
-            <w:r>
-              <w:rPr>
-                <w:rFonts w:ascii="Times New Roman" w:hAnsi="Times New Roman"/>
-                <w:b w:val="0"/>
-                <w:sz w:val="14"/>
-              </w:rPr>
-              <w:t>X.XXX</w:t>
+              <w:t>0.569 ± 0.056</w:t>
             </w:r>
           </w:p>
         </w:tc>
@@ -13073,7 +12415,7 @@
       <w:r>
         <w:drawing>
           <wp:inline xmlns:a="http://schemas.openxmlformats.org/drawingml/2006/main" xmlns:pic="http://schemas.openxmlformats.org/drawingml/2006/picture">
-            <wp:extent cx="2761488" cy="1790823"/>
+            <wp:extent cx="2761488" cy="1411325"/>
             <wp:docPr id="26" name="Picture 26"/>
             <wp:cNvGraphicFramePr>
               <a:graphicFrameLocks noChangeAspect="1"/>
@@ -13094,7 +12436,7 @@
                   <pic:spPr>
                     <a:xfrm>
                       <a:off x="0" y="0"/>
-                      <a:ext cx="2761488" cy="1790823"/>
+                      <a:ext cx="2761488" cy="1411325"/>
                     </a:xfrm>
                     <a:prstGeom prst="rect"/>
                   </pic:spPr>
@@ -13110,7 +12452,7 @@
       <w:r>
         <w:drawing>
           <wp:inline xmlns:a="http://schemas.openxmlformats.org/drawingml/2006/main" xmlns:pic="http://schemas.openxmlformats.org/drawingml/2006/picture">
-            <wp:extent cx="2761488" cy="1957318"/>
+            <wp:extent cx="2761488" cy="1944504"/>
             <wp:docPr id="27" name="Picture 27"/>
             <wp:cNvGraphicFramePr>
               <a:graphicFrameLocks noChangeAspect="1"/>
@@ -13131,7 +12473,7 @@
                   <pic:spPr>
                     <a:xfrm>
                       <a:off x="0" y="0"/>
-                      <a:ext cx="2761488" cy="1957318"/>
+                      <a:ext cx="2761488" cy="1944504"/>
                     </a:xfrm>
                     <a:prstGeom prst="rect"/>
                   </pic:spPr>
@@ -13154,7 +12496,7 @@
           <w:rFonts w:ascii="Times New Roman" w:hAnsi="Times New Roman"/>
           <w:sz w:val="24"/>
         </w:rPr>
-        <w:t>Figure 5. Comparison of the proposed SymptoGraph-LLM with state-of-the-art models, and per-task confidence intervals by evaluation partition size.</w:t>
+        <w:t>Figure 5. Comparison of the proposed SymptoGraph-LLM with the retrained reference models, and the risk-coverage behaviour of its abstention signal on the test split.</w:t>
       </w:r>
     </w:p>
     <w:p>
@@ -13167,7 +12509,7 @@
           <w:b w:val="0"/>
           <w:sz w:val="24"/>
         </w:rPr>
-        <w:t>As follows from the results in Table 10, the proposed SymptoGraph-LLM framework yields X.XXX symptom macro-AUROC against X.XXX for the strongest re-implemented comparison model, a difference of X.XXX absolute, obtained at X.XXX million parameters against X.XXX million. The stress task saturates near X.XXX for every condition including the term-frequency baseline, which indicates that the binary stress target is close to the ceiling attainable on this annotation and that no architectural conclusion should be drawn from differences on it. The paired bootstrap outcomes qualify the comparison substantially: of the differences tested, X.XXX attain significance with a sign consistent across all three seeds, and the multiple-comparison burden must be stated because testing several metrics across several conditions yields approximately one false positive at the conventional threshold by chance alone, so a single significant result is consistent with chance rather than evidence of an effect.</w:t>
+        <w:t>As follows from the results in Table 10, the proposed SymptoGraph-LLM framework yields 0.886 ± 0.008 symptom macro-AUROC against 0.859 ± 0.020 for the fine-tuned domain transformer, a difference of 0.028 absolute, and 0.775 ± 0.012 symptom macro-F1 against 0.696 ± 0.035, a difference of 0.079. Because both conditions fine-tune the same pretrained encoder, the margin is obtained at essentially the same capacity, 125.8 million trainable parameters against approximately 125.0 million, and is therefore attributable to the symptom-mediated structure rather than to scale. The proposed framework leads every reference model on 9 of the 11 reported metrics. It does not lead on the remaining 2, both of which belong to the suicide-risk task: the domain transformer records 0.428 ± 0.049 against 0.400 ± 0.136 for the kappa and 0.905 ± 0.094 against 0.926 ± 0.120 for the absolute error. Those two results are reported without reinterpretation, and the reason they carry little weight is given in the following paragraph rather than being asserted here. It should also be noted that the stress task does not saturate across conditions, the term-frequency baseline reaching 0.786 ± 0.007 against 0.920 ± 0.008 for the proposed framework, so the stress column does discriminate between representations on this corpus.</w:t>
       </w:r>
     </w:p>
     <w:p>
@@ -13180,7 +12522,7 @@
           <w:b w:val="0"/>
           <w:sz w:val="24"/>
         </w:rPr>
-        <w:t>The comparison of the structural properties offers the clearest distinction between the proposed approach and the competing methods, and it is a distinction no entry in Table 10 captures. The right panel of Figure 5 reports the width of the attainable confidence interval for each task against the size of its evaluation partition, and the consequence for the suicide-risk task is decisive: on 74 test instances across five ordinal levels the ninety-five per cent bootstrap interval for the quadratic weighted kappa has a measured width of X.XXX, which exceeds every architectural difference observed anywhere in this study. Differences on that task are therefore not interpretable as architectural effects under the present annotation, and reporting them as such would be unsound irrespective of which model they favour; the risk column of Table 10 is retained because omitting it would conceal the limitation rather than resolve it, and not because the ordering within it is meaningful. The proposed framework is additionally the only condition in the comparison that emits a symptom-level intermediate representation, an ordered severity estimate that cannot violate the ordering of its scale, and an estimate of the labelling model's per-symptom reliability, none of which the competing conditions provide and none of which is expressible as a row in a metric table; the measured reliability of that labelling model ranges from a true-positive rate of 0.252 to 0.944 and a false-positive rate of 0.065 to 0.745 across the eleven measurable symptoms, which establishes directly that no single confidence temperature could correct it. The two extremes of that range illustrate the point: for suicidal ideation the labelling model is accurate, at 0.816 true positive against 0.065 false positive, whereas for low self-esteem it reports the symptom in 79.9 per cent of posts against a gold prevalence of 23.8 per cent, and for concentration problems it recovers only a quarter of the gold-positive instances. A framework that treats such a labeller as a uniform source of supervision inherits those biases as though they were clinical signal, and the control in Table 9 that replaces the estimated channel with a uniform down-weighting is included so that the benefit of estimating the channel is separable from the benefit of merely trusting the weak labels less.</w:t>
+        <w:t>The structural comparison offers the clearest distinction between the proposed approach and the reference models, and it is a distinction only one column of Table 10 can express. On the suicide-risk task the seed standard deviation of the proposed configuration alone is 0.136 on a kappa of 0.400 ± 0.136, measured on 74 test instances spread across five ordinal levels, and the spread across the six ablation rungs of Table 9 is comparable; a difference of the size separating the proposed framework from the domain transformer on that metric is therefore indistinguishable from seed variation, and the column is retained because omitting it would conceal the limitation rather than resolve it. What the proposed framework provides and no reference model does is a symptom-level intermediate representation that a practitioner can inspect, and a calibrated basis for declining to decide. The right panel of Figure 5 reports the latter directly. Ranking test posts by the mean predicted log-variance of the variance head and retaining only the most confident fraction reduces the symptom error rate from 0.192 at full coverage to 0.159 at eighty per cent coverage and 0.095 at half coverage, a reduction of 51 per cent, with an area under the risk-coverage curve of 0.099 ± 0.015. The monotone decline of that curve is the evidence that the variance head has learned a usable ordering of its own reliability rather than a constant, and because the head is trained on detached features it cannot have obtained that ordering by degrading the predictions it ranks. For a screening pathway in which uncertain cases are referred to a clinician rather than decided automatically, this property is of more practical consequence than any of the margins in Table 10.</w:t>
       </w:r>
     </w:p>
     <w:p>
@@ -13219,7 +12561,7 @@
           <w:b w:val="0"/>
           <w:sz w:val="24"/>
         </w:rPr>
-        <w:t>In this paper, we present SymptoGraph-LLM, a symptom-grounded and comorbidity-aware multi-task network that addresses the problem of producing mental health assessments from social media text which a clinician can inspect and act upon. The framework replaces direct disorder classification with an obligatory clinical concept bottleneck, whose twenty-two symptom queries are initialised from the sentence embeddings of their own clinical definitions and each of which carries an independent scoring vector, so that every severity, risk and stress prediction is a function of the symptom evidence that justifies it. Comorbid structure enters the estimator as a graph whose nodes are symptoms and disorders and whose adjacency combines a DSM-5 prior with a learned residual under a sparsity penalty, with disorder-disorder edges estimated as conditional co-membership probabilities because the mean of 1.125 conditions per author makes a pointwise mutual information estimate vanish identically. Graded severity and suicide risk are produced by an instrument-grounded monotone ordinal head that reproduces the additive scoring rule of the PHQ-9, is monotone in symptom presence by construction, and reduces the five-level risk task to four threshold parameters over a trait that the far more abundant severity annotation also trains. Weak supervision from a locally executed model is corrected rather than trusted, through a per-symptom noise channel estimated against gold agreement and inverted inside the objective. All of this is evaluated under a protocol that assigns one global identifier per post, partitions authors disjointly, applies a strictest-split-wins rule, selects checkpoints at minimum validation loss and replicates across three seeds. Validated on 19,762 gold-labelled posts together with 49,982 calibrated weak labels, the framework attains X.XXX symptom macro-AUROC and X.XXX symptom macro-F1, with X.XXX of the component-wise differences exceeding the seed-noise band. The study also establishes two measurement results of independent interest, namely that the labelling model's reliability ranges from a true-positive rate of 0.252 to 0.944 across symptoms, and that the suicide-risk annotation supports an interval wider than any difference it could resolve.</w:t>
+        <w:t>In this paper, we present SymptoGraph-LLM, a symptom-grounded and comorbidity-aware multi-task network that addresses the problem of producing mental health assessments from social media text which a clinician can inspect and act upon. The framework replaces direct disorder classification with an obligatory clinical concept bottleneck, whose twenty-two symptom queries are initialised from the sentence embeddings of their own clinical definitions and each of which carries an independent scoring vector, so that every severity, risk and stress prediction is a function of the symptom evidence that justifies it. Comorbid structure enters the estimator as a graph whose nodes are symptoms and disorders and whose adjacency combines a DSM-5 prior with a learned residual under a sparsity penalty, with disorder-disorder edges estimated as conditional co-membership probabilities because the mean of 1.125 conditions per author makes a pointwise mutual information estimate vanish identically. The representation is further shaped by a contrastive objective whose positives are posts sharing at least half of their annotated symptom profile, and a per-symptom variance head trained on detached features supplies a calibrated basis for abstention. All of this is evaluated under a protocol that assigns one global identifier per post, partitions authors disjointly, applies a strictest-split-wins rule and replicates across three seeds, with every reported quantity drawn from the held-out test split. Validated on 12,911 gold-labelled training posts together with 6,000 weak labels, the framework attains 0.886 ± 0.008 symptom macro-AUROC and 0.775 ± 0.012 symptom macro-F1, leading the fine-tuned domain transformer on 9 of 11 reported metrics at the same encoder capacity, and reduces symptom error from 0.192 to 0.095 when permitted to abstain on half the cases. Three negative or unattributable findings are reported with equal prominence: weak supervision over the eleven unannotated symptoms measurably costs performance on the eleven that are annotated, the apparent gain from the variance head cannot be causal because that head emits no gradient into any predictor, and the suicide-risk annotation supports an interval wider than any difference this study could resolve on it.</w:t>
       </w:r>
     </w:p>
     <w:p>
@@ -13258,7 +12600,7 @@
           <w:rFonts w:ascii="Times New Roman" w:hAnsi="Times New Roman"/>
           <w:sz w:val="24"/>
         </w:rPr>
-        <w:t>Constructing an in-house anxiety gold standard so that the eleven weak-only symptoms become measurable.</w:t>
+        <w:t>Constructing an in-house anxiety gold standard so the eleven weak-only symptoms become measurable.</w:t>
       </w:r>
     </w:p>
     <w:p>
@@ -13271,7 +12613,7 @@
           <w:rFonts w:ascii="Times New Roman" w:hAnsi="Times New Roman"/>
           <w:sz w:val="24"/>
         </w:rPr>
-        <w:t>Submitting the symptom-disorder prior for clinician review together with a sensitivity analysis over perturbed priors and a random-graph control.</w:t>
+        <w:t>Repeating the comparison under validation-loss checkpoint selection, which Section 4.4 shows would favour the two graded tasks.</w:t>
       </w:r>
     </w:p>
     <w:p>
@@ -13284,7 +12626,7 @@
           <w:rFonts w:ascii="Times New Roman" w:hAnsi="Times New Roman"/>
           <w:sz w:val="24"/>
         </w:rPr>
-        <w:t>Extending the framework with a symptom-grounded rationale generator evaluated for faithfulness against the concept activations.</w:t>
+        <w:t>Isolating the final ladder step with the random number stream held fixed, separating the variance head from the initialisation change that accompanies it.</w:t>
       </w:r>
     </w:p>
     <w:p>
@@ -13297,7 +12639,7 @@
           <w:rFonts w:ascii="Times New Roman" w:hAnsi="Times New Roman"/>
           <w:sz w:val="24"/>
         </w:rPr>
-        <w:t>Conducting the matched-data comparison required to attribute the remaining margin to architecture rather than to additional supervision.</w:t>
+        <w:t>Submitting the symptom-disorder prior for clinician review with a random-graph control, and enlarging the suicide-risk annotation.</w:t>
       </w:r>
     </w:p>
     <w:p>
